--- a/Week4/Healthcare Analysis WEEK4.docx
+++ b/Week4/Healthcare Analysis WEEK4.docx
@@ -2837,17 +2837,931 @@
           <w:lang w:bidi="hi-IN"/>
         </w:rPr>
       </w:pPr>
-      <w:r>
-        <w:rPr>
-          <w:rFonts w:ascii="Times New Roman" w:eastAsia="Times New Roman" w:hAnsi="Times New Roman" w:cs="Times New Roman"/>
-          <w:color w:val="auto"/>
-          <w:sz w:val="28"/>
-          <w:szCs w:val="28"/>
-          <w:lang w:bidi="hi-IN"/>
-        </w:rPr>
+    </w:p>
+    <w:p>
+      <w:pPr>
+        <w:pStyle w:val="ListParagraph"/>
+        <w:spacing w:after="0" w:line="240" w:lineRule="auto"/>
+        <w:ind w:left="360"/>
+        <w:rPr>
+          <w:rFonts w:ascii="Times New Roman" w:eastAsia="Times New Roman" w:hAnsi="Times New Roman" w:cs="Times New Roman"/>
+          <w:color w:val="auto"/>
+          <w:sz w:val="28"/>
+          <w:szCs w:val="28"/>
+          <w:lang w:bidi="hi-IN"/>
+        </w:rPr>
+      </w:pPr>
+      <w:r>
+        <w:rPr>
+          <w:rFonts w:ascii="Times New Roman" w:eastAsia="Times New Roman" w:hAnsi="Times New Roman" w:cs="Times New Roman"/>
+          <w:color w:val="auto"/>
+          <w:sz w:val="28"/>
+          <w:szCs w:val="28"/>
+          <w:lang w:bidi="hi-IN"/>
+        </w:rPr>
+        <w:t>import pandas as pd</w:t>
+      </w:r>
+    </w:p>
+    <w:p>
+      <w:pPr>
+        <w:pStyle w:val="ListParagraph"/>
+        <w:spacing w:after="0" w:line="240" w:lineRule="auto"/>
+        <w:ind w:left="360"/>
+        <w:rPr>
+          <w:rFonts w:ascii="Times New Roman" w:eastAsia="Times New Roman" w:hAnsi="Times New Roman" w:cs="Times New Roman"/>
+          <w:color w:val="auto"/>
+          <w:sz w:val="28"/>
+          <w:szCs w:val="28"/>
+          <w:lang w:bidi="hi-IN"/>
+        </w:rPr>
+      </w:pPr>
+      <w:r>
+        <w:rPr>
+          <w:rFonts w:ascii="Times New Roman" w:eastAsia="Times New Roman" w:hAnsi="Times New Roman" w:cs="Times New Roman"/>
+          <w:color w:val="auto"/>
+          <w:sz w:val="28"/>
+          <w:szCs w:val="28"/>
+          <w:lang w:bidi="hi-IN"/>
+        </w:rPr>
+        <w:t xml:space="preserve">import </w:t>
+      </w:r>
+      <w:proofErr w:type="spellStart"/>
+      <w:r>
+        <w:rPr>
+          <w:rFonts w:ascii="Times New Roman" w:eastAsia="Times New Roman" w:hAnsi="Times New Roman" w:cs="Times New Roman"/>
+          <w:color w:val="auto"/>
+          <w:sz w:val="28"/>
+          <w:szCs w:val="28"/>
+          <w:lang w:bidi="hi-IN"/>
+        </w:rPr>
+        <w:t>numpy</w:t>
+      </w:r>
+      <w:proofErr w:type="spellEnd"/>
+      <w:r>
+        <w:rPr>
+          <w:rFonts w:ascii="Times New Roman" w:eastAsia="Times New Roman" w:hAnsi="Times New Roman" w:cs="Times New Roman"/>
+          <w:color w:val="auto"/>
+          <w:sz w:val="28"/>
+          <w:szCs w:val="28"/>
+          <w:lang w:bidi="hi-IN"/>
+        </w:rPr>
+        <w:t xml:space="preserve"> as np</w:t>
+      </w:r>
+    </w:p>
+    <w:p>
+      <w:pPr>
+        <w:pStyle w:val="ListParagraph"/>
+        <w:spacing w:after="0" w:line="240" w:lineRule="auto"/>
+        <w:ind w:left="360"/>
+        <w:rPr>
+          <w:rFonts w:ascii="Times New Roman" w:eastAsia="Times New Roman" w:hAnsi="Times New Roman" w:cs="Times New Roman"/>
+          <w:color w:val="auto"/>
+          <w:sz w:val="28"/>
+          <w:szCs w:val="28"/>
+          <w:lang w:bidi="hi-IN"/>
+        </w:rPr>
+      </w:pPr>
+      <w:r>
+        <w:rPr>
+          <w:rFonts w:ascii="Times New Roman" w:eastAsia="Times New Roman" w:hAnsi="Times New Roman" w:cs="Times New Roman"/>
+          <w:color w:val="auto"/>
+          <w:sz w:val="28"/>
+          <w:szCs w:val="28"/>
+          <w:lang w:bidi="hi-IN"/>
+        </w:rPr>
+        <w:t xml:space="preserve">import seaborn as </w:t>
+      </w:r>
+      <w:proofErr w:type="spellStart"/>
+      <w:r>
+        <w:rPr>
+          <w:rFonts w:ascii="Times New Roman" w:eastAsia="Times New Roman" w:hAnsi="Times New Roman" w:cs="Times New Roman"/>
+          <w:color w:val="auto"/>
+          <w:sz w:val="28"/>
+          <w:szCs w:val="28"/>
+          <w:lang w:bidi="hi-IN"/>
+        </w:rPr>
+        <w:t>sns</w:t>
+      </w:r>
+      <w:proofErr w:type="spellEnd"/>
+    </w:p>
+    <w:p>
+      <w:pPr>
+        <w:pStyle w:val="ListParagraph"/>
+        <w:spacing w:after="0" w:line="240" w:lineRule="auto"/>
+        <w:ind w:left="360"/>
+        <w:rPr>
+          <w:rFonts w:ascii="Times New Roman" w:eastAsia="Times New Roman" w:hAnsi="Times New Roman" w:cs="Times New Roman"/>
+          <w:color w:val="auto"/>
+          <w:sz w:val="28"/>
+          <w:szCs w:val="28"/>
+          <w:lang w:bidi="hi-IN"/>
+        </w:rPr>
+      </w:pPr>
+      <w:r>
+        <w:rPr>
+          <w:rFonts w:ascii="Times New Roman" w:eastAsia="Times New Roman" w:hAnsi="Times New Roman" w:cs="Times New Roman"/>
+          <w:color w:val="auto"/>
+          <w:sz w:val="28"/>
+          <w:szCs w:val="28"/>
+          <w:lang w:bidi="hi-IN"/>
+        </w:rPr>
+        <w:t xml:space="preserve">from </w:t>
+      </w:r>
+      <w:proofErr w:type="spellStart"/>
+      <w:proofErr w:type="gramStart"/>
+      <w:r>
+        <w:rPr>
+          <w:rFonts w:ascii="Times New Roman" w:eastAsia="Times New Roman" w:hAnsi="Times New Roman" w:cs="Times New Roman"/>
+          <w:color w:val="auto"/>
+          <w:sz w:val="28"/>
+          <w:szCs w:val="28"/>
+          <w:lang w:bidi="hi-IN"/>
+        </w:rPr>
+        <w:t>sklearn.model</w:t>
+      </w:r>
+      <w:proofErr w:type="gramEnd"/>
+      <w:r>
+        <w:rPr>
+          <w:rFonts w:ascii="Times New Roman" w:eastAsia="Times New Roman" w:hAnsi="Times New Roman" w:cs="Times New Roman"/>
+          <w:color w:val="auto"/>
+          <w:sz w:val="28"/>
+          <w:szCs w:val="28"/>
+          <w:lang w:bidi="hi-IN"/>
+        </w:rPr>
+        <w:t>_selection</w:t>
+      </w:r>
+      <w:proofErr w:type="spellEnd"/>
+      <w:r>
+        <w:rPr>
+          <w:rFonts w:ascii="Times New Roman" w:eastAsia="Times New Roman" w:hAnsi="Times New Roman" w:cs="Times New Roman"/>
+          <w:color w:val="auto"/>
+          <w:sz w:val="28"/>
+          <w:szCs w:val="28"/>
+          <w:lang w:bidi="hi-IN"/>
+        </w:rPr>
+        <w:t xml:space="preserve"> import </w:t>
+      </w:r>
+      <w:proofErr w:type="spellStart"/>
+      <w:r>
+        <w:rPr>
+          <w:rFonts w:ascii="Times New Roman" w:eastAsia="Times New Roman" w:hAnsi="Times New Roman" w:cs="Times New Roman"/>
+          <w:color w:val="auto"/>
+          <w:sz w:val="28"/>
+          <w:szCs w:val="28"/>
+          <w:lang w:bidi="hi-IN"/>
+        </w:rPr>
+        <w:t>train_test_split</w:t>
+      </w:r>
+      <w:proofErr w:type="spellEnd"/>
+    </w:p>
+    <w:p>
+      <w:pPr>
+        <w:pStyle w:val="ListParagraph"/>
+        <w:spacing w:after="0" w:line="240" w:lineRule="auto"/>
+        <w:ind w:left="360"/>
+        <w:rPr>
+          <w:rFonts w:ascii="Times New Roman" w:eastAsia="Times New Roman" w:hAnsi="Times New Roman" w:cs="Times New Roman"/>
+          <w:color w:val="auto"/>
+          <w:sz w:val="28"/>
+          <w:szCs w:val="28"/>
+          <w:lang w:bidi="hi-IN"/>
+        </w:rPr>
+      </w:pPr>
+      <w:r>
+        <w:rPr>
+          <w:rFonts w:ascii="Times New Roman" w:eastAsia="Times New Roman" w:hAnsi="Times New Roman" w:cs="Times New Roman"/>
+          <w:color w:val="auto"/>
+          <w:sz w:val="28"/>
+          <w:szCs w:val="28"/>
+          <w:lang w:bidi="hi-IN"/>
+        </w:rPr>
+        <w:t xml:space="preserve">from </w:t>
+      </w:r>
+      <w:proofErr w:type="spellStart"/>
+      <w:proofErr w:type="gramStart"/>
+      <w:r>
+        <w:rPr>
+          <w:rFonts w:ascii="Times New Roman" w:eastAsia="Times New Roman" w:hAnsi="Times New Roman" w:cs="Times New Roman"/>
+          <w:color w:val="auto"/>
+          <w:sz w:val="28"/>
+          <w:szCs w:val="28"/>
+          <w:lang w:bidi="hi-IN"/>
+        </w:rPr>
+        <w:t>sklearn.preprocessing</w:t>
+      </w:r>
+      <w:proofErr w:type="spellEnd"/>
+      <w:proofErr w:type="gramEnd"/>
+      <w:r>
+        <w:rPr>
+          <w:rFonts w:ascii="Times New Roman" w:eastAsia="Times New Roman" w:hAnsi="Times New Roman" w:cs="Times New Roman"/>
+          <w:color w:val="auto"/>
+          <w:sz w:val="28"/>
+          <w:szCs w:val="28"/>
+          <w:lang w:bidi="hi-IN"/>
+        </w:rPr>
+        <w:t xml:space="preserve"> import </w:t>
+      </w:r>
+      <w:proofErr w:type="spellStart"/>
+      <w:r>
+        <w:rPr>
+          <w:rFonts w:ascii="Times New Roman" w:eastAsia="Times New Roman" w:hAnsi="Times New Roman" w:cs="Times New Roman"/>
+          <w:color w:val="auto"/>
+          <w:sz w:val="28"/>
+          <w:szCs w:val="28"/>
+          <w:lang w:bidi="hi-IN"/>
+        </w:rPr>
+        <w:t>LabelEncoder</w:t>
+      </w:r>
+      <w:proofErr w:type="spellEnd"/>
+    </w:p>
+    <w:p>
+      <w:pPr>
+        <w:pStyle w:val="ListParagraph"/>
+        <w:spacing w:after="0" w:line="240" w:lineRule="auto"/>
+        <w:ind w:left="360"/>
+        <w:rPr>
+          <w:rFonts w:ascii="Times New Roman" w:eastAsia="Times New Roman" w:hAnsi="Times New Roman" w:cs="Times New Roman"/>
+          <w:color w:val="auto"/>
+          <w:sz w:val="28"/>
+          <w:szCs w:val="28"/>
+          <w:lang w:bidi="hi-IN"/>
+        </w:rPr>
+      </w:pPr>
+      <w:r>
+        <w:rPr>
+          <w:rFonts w:ascii="Times New Roman" w:eastAsia="Times New Roman" w:hAnsi="Times New Roman" w:cs="Times New Roman"/>
+          <w:color w:val="auto"/>
+          <w:sz w:val="28"/>
+          <w:szCs w:val="28"/>
+          <w:lang w:bidi="hi-IN"/>
+        </w:rPr>
+        <w:t xml:space="preserve">from </w:t>
+      </w:r>
+      <w:proofErr w:type="spellStart"/>
+      <w:proofErr w:type="gramStart"/>
+      <w:r>
+        <w:rPr>
+          <w:rFonts w:ascii="Times New Roman" w:eastAsia="Times New Roman" w:hAnsi="Times New Roman" w:cs="Times New Roman"/>
+          <w:color w:val="auto"/>
+          <w:sz w:val="28"/>
+          <w:szCs w:val="28"/>
+          <w:lang w:bidi="hi-IN"/>
+        </w:rPr>
+        <w:t>sklearn.tree</w:t>
+      </w:r>
+      <w:proofErr w:type="spellEnd"/>
+      <w:proofErr w:type="gramEnd"/>
+      <w:r>
+        <w:rPr>
+          <w:rFonts w:ascii="Times New Roman" w:eastAsia="Times New Roman" w:hAnsi="Times New Roman" w:cs="Times New Roman"/>
+          <w:color w:val="auto"/>
+          <w:sz w:val="28"/>
+          <w:szCs w:val="28"/>
+          <w:lang w:bidi="hi-IN"/>
+        </w:rPr>
+        <w:t xml:space="preserve"> import </w:t>
+      </w:r>
+      <w:proofErr w:type="spellStart"/>
+      <w:r>
+        <w:rPr>
+          <w:rFonts w:ascii="Times New Roman" w:eastAsia="Times New Roman" w:hAnsi="Times New Roman" w:cs="Times New Roman"/>
+          <w:color w:val="auto"/>
+          <w:sz w:val="28"/>
+          <w:szCs w:val="28"/>
+          <w:lang w:bidi="hi-IN"/>
+        </w:rPr>
+        <w:t>DecisionTreeClassifier</w:t>
+      </w:r>
+      <w:proofErr w:type="spellEnd"/>
+    </w:p>
+    <w:p>
+      <w:pPr>
+        <w:pStyle w:val="ListParagraph"/>
+        <w:spacing w:after="0" w:line="240" w:lineRule="auto"/>
+        <w:ind w:left="360"/>
+        <w:rPr>
+          <w:rFonts w:ascii="Times New Roman" w:eastAsia="Times New Roman" w:hAnsi="Times New Roman" w:cs="Times New Roman"/>
+          <w:color w:val="auto"/>
+          <w:sz w:val="28"/>
+          <w:szCs w:val="28"/>
+          <w:lang w:bidi="hi-IN"/>
+        </w:rPr>
+      </w:pPr>
+      <w:r>
+        <w:rPr>
+          <w:rFonts w:ascii="Times New Roman" w:eastAsia="Times New Roman" w:hAnsi="Times New Roman" w:cs="Times New Roman"/>
+          <w:color w:val="auto"/>
+          <w:sz w:val="28"/>
+          <w:szCs w:val="28"/>
+          <w:lang w:bidi="hi-IN"/>
+        </w:rPr>
+        <w:t xml:space="preserve">from </w:t>
+      </w:r>
+      <w:proofErr w:type="spellStart"/>
+      <w:proofErr w:type="gramStart"/>
+      <w:r>
+        <w:rPr>
+          <w:rFonts w:ascii="Times New Roman" w:eastAsia="Times New Roman" w:hAnsi="Times New Roman" w:cs="Times New Roman"/>
+          <w:color w:val="auto"/>
+          <w:sz w:val="28"/>
+          <w:szCs w:val="28"/>
+          <w:lang w:bidi="hi-IN"/>
+        </w:rPr>
+        <w:t>sklearn.ensemble</w:t>
+      </w:r>
+      <w:proofErr w:type="spellEnd"/>
+      <w:proofErr w:type="gramEnd"/>
+      <w:r>
+        <w:rPr>
+          <w:rFonts w:ascii="Times New Roman" w:eastAsia="Times New Roman" w:hAnsi="Times New Roman" w:cs="Times New Roman"/>
+          <w:color w:val="auto"/>
+          <w:sz w:val="28"/>
+          <w:szCs w:val="28"/>
+          <w:lang w:bidi="hi-IN"/>
+        </w:rPr>
+        <w:t xml:space="preserve"> import </w:t>
+      </w:r>
+      <w:proofErr w:type="spellStart"/>
+      <w:r>
+        <w:rPr>
+          <w:rFonts w:ascii="Times New Roman" w:eastAsia="Times New Roman" w:hAnsi="Times New Roman" w:cs="Times New Roman"/>
+          <w:color w:val="auto"/>
+          <w:sz w:val="28"/>
+          <w:szCs w:val="28"/>
+          <w:lang w:bidi="hi-IN"/>
+        </w:rPr>
+        <w:t>RandomForestClassifier</w:t>
+      </w:r>
+      <w:proofErr w:type="spellEnd"/>
+    </w:p>
+    <w:p>
+      <w:pPr>
+        <w:pStyle w:val="ListParagraph"/>
+        <w:spacing w:after="0" w:line="240" w:lineRule="auto"/>
+        <w:ind w:left="360"/>
+        <w:rPr>
+          <w:rFonts w:ascii="Times New Roman" w:eastAsia="Times New Roman" w:hAnsi="Times New Roman" w:cs="Times New Roman"/>
+          <w:color w:val="auto"/>
+          <w:sz w:val="28"/>
+          <w:szCs w:val="28"/>
+          <w:lang w:bidi="hi-IN"/>
+        </w:rPr>
+      </w:pPr>
+      <w:r>
+        <w:rPr>
+          <w:rFonts w:ascii="Times New Roman" w:eastAsia="Times New Roman" w:hAnsi="Times New Roman" w:cs="Times New Roman"/>
+          <w:color w:val="auto"/>
+          <w:sz w:val="28"/>
+          <w:szCs w:val="28"/>
+          <w:lang w:bidi="hi-IN"/>
+        </w:rPr>
+        <w:t xml:space="preserve">from </w:t>
+      </w:r>
+      <w:proofErr w:type="spellStart"/>
+      <w:proofErr w:type="gramStart"/>
+      <w:r>
+        <w:rPr>
+          <w:rFonts w:ascii="Times New Roman" w:eastAsia="Times New Roman" w:hAnsi="Times New Roman" w:cs="Times New Roman"/>
+          <w:color w:val="auto"/>
+          <w:sz w:val="28"/>
+          <w:szCs w:val="28"/>
+          <w:lang w:bidi="hi-IN"/>
+        </w:rPr>
+        <w:t>sklearn.linear</w:t>
+      </w:r>
+      <w:proofErr w:type="gramEnd"/>
+      <w:r>
+        <w:rPr>
+          <w:rFonts w:ascii="Times New Roman" w:eastAsia="Times New Roman" w:hAnsi="Times New Roman" w:cs="Times New Roman"/>
+          <w:color w:val="auto"/>
+          <w:sz w:val="28"/>
+          <w:szCs w:val="28"/>
+          <w:lang w:bidi="hi-IN"/>
+        </w:rPr>
+        <w:t>_model</w:t>
+      </w:r>
+      <w:proofErr w:type="spellEnd"/>
+      <w:r>
+        <w:rPr>
+          <w:rFonts w:ascii="Times New Roman" w:eastAsia="Times New Roman" w:hAnsi="Times New Roman" w:cs="Times New Roman"/>
+          <w:color w:val="auto"/>
+          <w:sz w:val="28"/>
+          <w:szCs w:val="28"/>
+          <w:lang w:bidi="hi-IN"/>
+        </w:rPr>
+        <w:t xml:space="preserve"> import </w:t>
+      </w:r>
+      <w:proofErr w:type="spellStart"/>
+      <w:r>
+        <w:rPr>
+          <w:rFonts w:ascii="Times New Roman" w:eastAsia="Times New Roman" w:hAnsi="Times New Roman" w:cs="Times New Roman"/>
+          <w:color w:val="auto"/>
+          <w:sz w:val="28"/>
+          <w:szCs w:val="28"/>
+          <w:lang w:bidi="hi-IN"/>
+        </w:rPr>
+        <w:t>LogisticRegression</w:t>
+      </w:r>
+      <w:proofErr w:type="spellEnd"/>
+    </w:p>
+    <w:p>
+      <w:pPr>
+        <w:pStyle w:val="ListParagraph"/>
+        <w:spacing w:after="0" w:line="240" w:lineRule="auto"/>
+        <w:ind w:left="360"/>
+        <w:rPr>
+          <w:rFonts w:ascii="Times New Roman" w:eastAsia="Times New Roman" w:hAnsi="Times New Roman" w:cs="Times New Roman"/>
+          <w:color w:val="auto"/>
+          <w:sz w:val="28"/>
+          <w:szCs w:val="28"/>
+          <w:lang w:bidi="hi-IN"/>
+        </w:rPr>
+      </w:pPr>
+      <w:r>
+        <w:rPr>
+          <w:rFonts w:ascii="Times New Roman" w:eastAsia="Times New Roman" w:hAnsi="Times New Roman" w:cs="Times New Roman"/>
+          <w:color w:val="auto"/>
+          <w:sz w:val="28"/>
+          <w:szCs w:val="28"/>
+          <w:lang w:bidi="hi-IN"/>
+        </w:rPr>
+        <w:t xml:space="preserve">from </w:t>
+      </w:r>
+      <w:proofErr w:type="spellStart"/>
+      <w:r>
+        <w:rPr>
+          <w:rFonts w:ascii="Times New Roman" w:eastAsia="Times New Roman" w:hAnsi="Times New Roman" w:cs="Times New Roman"/>
+          <w:color w:val="auto"/>
+          <w:sz w:val="28"/>
+          <w:szCs w:val="28"/>
+          <w:lang w:bidi="hi-IN"/>
+        </w:rPr>
+        <w:t>xgboost</w:t>
+      </w:r>
+      <w:proofErr w:type="spellEnd"/>
+      <w:r>
+        <w:rPr>
+          <w:rFonts w:ascii="Times New Roman" w:eastAsia="Times New Roman" w:hAnsi="Times New Roman" w:cs="Times New Roman"/>
+          <w:color w:val="auto"/>
+          <w:sz w:val="28"/>
+          <w:szCs w:val="28"/>
+          <w:lang w:bidi="hi-IN"/>
+        </w:rPr>
+        <w:t xml:space="preserve"> import </w:t>
+      </w:r>
+      <w:proofErr w:type="spellStart"/>
+      <w:r>
+        <w:rPr>
+          <w:rFonts w:ascii="Times New Roman" w:eastAsia="Times New Roman" w:hAnsi="Times New Roman" w:cs="Times New Roman"/>
+          <w:color w:val="auto"/>
+          <w:sz w:val="28"/>
+          <w:szCs w:val="28"/>
+          <w:lang w:bidi="hi-IN"/>
+        </w:rPr>
+        <w:t>XGBClassifier</w:t>
+      </w:r>
+      <w:proofErr w:type="spellEnd"/>
+    </w:p>
+    <w:p>
+      <w:pPr>
+        <w:pStyle w:val="ListParagraph"/>
+        <w:spacing w:after="0" w:line="240" w:lineRule="auto"/>
+        <w:ind w:left="360"/>
+        <w:rPr>
+          <w:rFonts w:ascii="Times New Roman" w:eastAsia="Times New Roman" w:hAnsi="Times New Roman" w:cs="Times New Roman"/>
+          <w:color w:val="auto"/>
+          <w:sz w:val="28"/>
+          <w:szCs w:val="28"/>
+          <w:lang w:bidi="hi-IN"/>
+        </w:rPr>
+      </w:pPr>
+      <w:r>
+        <w:rPr>
+          <w:rFonts w:ascii="Times New Roman" w:eastAsia="Times New Roman" w:hAnsi="Times New Roman" w:cs="Times New Roman"/>
+          <w:color w:val="auto"/>
+          <w:sz w:val="28"/>
+          <w:szCs w:val="28"/>
+          <w:lang w:bidi="hi-IN"/>
+        </w:rPr>
+        <w:t xml:space="preserve">from </w:t>
+      </w:r>
+      <w:proofErr w:type="spellStart"/>
+      <w:proofErr w:type="gramStart"/>
+      <w:r>
+        <w:rPr>
+          <w:rFonts w:ascii="Times New Roman" w:eastAsia="Times New Roman" w:hAnsi="Times New Roman" w:cs="Times New Roman"/>
+          <w:color w:val="auto"/>
+          <w:sz w:val="28"/>
+          <w:szCs w:val="28"/>
+          <w:lang w:bidi="hi-IN"/>
+        </w:rPr>
+        <w:t>sklearn.metrics</w:t>
+      </w:r>
+      <w:proofErr w:type="spellEnd"/>
+      <w:proofErr w:type="gramEnd"/>
+      <w:r>
+        <w:rPr>
+          <w:rFonts w:ascii="Times New Roman" w:eastAsia="Times New Roman" w:hAnsi="Times New Roman" w:cs="Times New Roman"/>
+          <w:color w:val="auto"/>
+          <w:sz w:val="28"/>
+          <w:szCs w:val="28"/>
+          <w:lang w:bidi="hi-IN"/>
+        </w:rPr>
+        <w:t xml:space="preserve"> import (</w:t>
+      </w:r>
+    </w:p>
+    <w:p>
+      <w:pPr>
+        <w:pStyle w:val="ListParagraph"/>
+        <w:spacing w:after="0" w:line="240" w:lineRule="auto"/>
+        <w:ind w:left="360"/>
+        <w:rPr>
+          <w:rFonts w:ascii="Times New Roman" w:eastAsia="Times New Roman" w:hAnsi="Times New Roman" w:cs="Times New Roman"/>
+          <w:color w:val="auto"/>
+          <w:sz w:val="28"/>
+          <w:szCs w:val="28"/>
+          <w:lang w:bidi="hi-IN"/>
+        </w:rPr>
+      </w:pPr>
+      <w:r>
+        <w:rPr>
+          <w:rFonts w:ascii="Times New Roman" w:eastAsia="Times New Roman" w:hAnsi="Times New Roman" w:cs="Times New Roman"/>
+          <w:color w:val="auto"/>
+          <w:sz w:val="28"/>
+          <w:szCs w:val="28"/>
+          <w:lang w:bidi="hi-IN"/>
+        </w:rPr>
+        <w:tab/>
+      </w:r>
+      <w:proofErr w:type="spellStart"/>
+      <w:r>
+        <w:rPr>
+          <w:rFonts w:ascii="Times New Roman" w:eastAsia="Times New Roman" w:hAnsi="Times New Roman" w:cs="Times New Roman"/>
+          <w:color w:val="auto"/>
+          <w:sz w:val="28"/>
+          <w:szCs w:val="28"/>
+          <w:lang w:bidi="hi-IN"/>
+        </w:rPr>
+        <w:t>accuracy_score</w:t>
+      </w:r>
+      <w:proofErr w:type="spellEnd"/>
+      <w:r>
+        <w:rPr>
+          <w:rFonts w:ascii="Times New Roman" w:eastAsia="Times New Roman" w:hAnsi="Times New Roman" w:cs="Times New Roman"/>
+          <w:color w:val="auto"/>
+          <w:sz w:val="28"/>
+          <w:szCs w:val="28"/>
+          <w:lang w:bidi="hi-IN"/>
+        </w:rPr>
+        <w:t>,</w:t>
+      </w:r>
+    </w:p>
+    <w:p>
+      <w:pPr>
+        <w:pStyle w:val="ListParagraph"/>
+        <w:spacing w:after="0" w:line="240" w:lineRule="auto"/>
+        <w:ind w:left="360"/>
+        <w:rPr>
+          <w:rFonts w:ascii="Times New Roman" w:eastAsia="Times New Roman" w:hAnsi="Times New Roman" w:cs="Times New Roman"/>
+          <w:color w:val="auto"/>
+          <w:sz w:val="28"/>
+          <w:szCs w:val="28"/>
+          <w:lang w:bidi="hi-IN"/>
+        </w:rPr>
+      </w:pPr>
+      <w:r>
+        <w:rPr>
+          <w:rFonts w:ascii="Times New Roman" w:eastAsia="Times New Roman" w:hAnsi="Times New Roman" w:cs="Times New Roman"/>
+          <w:color w:val="auto"/>
+          <w:sz w:val="28"/>
+          <w:szCs w:val="28"/>
+          <w:lang w:bidi="hi-IN"/>
+        </w:rPr>
+        <w:tab/>
+      </w:r>
+      <w:proofErr w:type="spellStart"/>
+      <w:r>
+        <w:rPr>
+          <w:rFonts w:ascii="Times New Roman" w:eastAsia="Times New Roman" w:hAnsi="Times New Roman" w:cs="Times New Roman"/>
+          <w:color w:val="auto"/>
+          <w:sz w:val="28"/>
+          <w:szCs w:val="28"/>
+          <w:lang w:bidi="hi-IN"/>
+        </w:rPr>
+        <w:t>precision_score</w:t>
+      </w:r>
+      <w:proofErr w:type="spellEnd"/>
+      <w:r>
+        <w:rPr>
+          <w:rFonts w:ascii="Times New Roman" w:eastAsia="Times New Roman" w:hAnsi="Times New Roman" w:cs="Times New Roman"/>
+          <w:color w:val="auto"/>
+          <w:sz w:val="28"/>
+          <w:szCs w:val="28"/>
+          <w:lang w:bidi="hi-IN"/>
+        </w:rPr>
+        <w:t>,</w:t>
+      </w:r>
+    </w:p>
+    <w:p>
+      <w:pPr>
+        <w:pStyle w:val="ListParagraph"/>
+        <w:spacing w:after="0" w:line="240" w:lineRule="auto"/>
+        <w:ind w:left="360"/>
+        <w:rPr>
+          <w:rFonts w:ascii="Times New Roman" w:eastAsia="Times New Roman" w:hAnsi="Times New Roman" w:cs="Times New Roman"/>
+          <w:color w:val="auto"/>
+          <w:sz w:val="28"/>
+          <w:szCs w:val="28"/>
+          <w:lang w:bidi="hi-IN"/>
+        </w:rPr>
+      </w:pPr>
+      <w:r>
+        <w:rPr>
+          <w:rFonts w:ascii="Times New Roman" w:eastAsia="Times New Roman" w:hAnsi="Times New Roman" w:cs="Times New Roman"/>
+          <w:color w:val="auto"/>
+          <w:sz w:val="28"/>
+          <w:szCs w:val="28"/>
+          <w:lang w:bidi="hi-IN"/>
+        </w:rPr>
+        <w:tab/>
+      </w:r>
+      <w:proofErr w:type="spellStart"/>
+      <w:r>
+        <w:rPr>
+          <w:rFonts w:ascii="Times New Roman" w:eastAsia="Times New Roman" w:hAnsi="Times New Roman" w:cs="Times New Roman"/>
+          <w:color w:val="auto"/>
+          <w:sz w:val="28"/>
+          <w:szCs w:val="28"/>
+          <w:lang w:bidi="hi-IN"/>
+        </w:rPr>
+        <w:t>recall_score</w:t>
+      </w:r>
+      <w:proofErr w:type="spellEnd"/>
+      <w:r>
+        <w:rPr>
+          <w:rFonts w:ascii="Times New Roman" w:eastAsia="Times New Roman" w:hAnsi="Times New Roman" w:cs="Times New Roman"/>
+          <w:color w:val="auto"/>
+          <w:sz w:val="28"/>
+          <w:szCs w:val="28"/>
+          <w:lang w:bidi="hi-IN"/>
+        </w:rPr>
+        <w:t>,</w:t>
+      </w:r>
+    </w:p>
+    <w:p>
+      <w:pPr>
+        <w:pStyle w:val="ListParagraph"/>
+        <w:spacing w:after="0" w:line="240" w:lineRule="auto"/>
+        <w:ind w:left="360"/>
+        <w:rPr>
+          <w:rFonts w:ascii="Times New Roman" w:eastAsia="Times New Roman" w:hAnsi="Times New Roman" w:cs="Times New Roman"/>
+          <w:color w:val="auto"/>
+          <w:sz w:val="28"/>
+          <w:szCs w:val="28"/>
+          <w:lang w:bidi="hi-IN"/>
+        </w:rPr>
+      </w:pPr>
+      <w:r>
+        <w:rPr>
+          <w:rFonts w:ascii="Times New Roman" w:eastAsia="Times New Roman" w:hAnsi="Times New Roman" w:cs="Times New Roman"/>
+          <w:color w:val="auto"/>
+          <w:sz w:val="28"/>
+          <w:szCs w:val="28"/>
+          <w:lang w:bidi="hi-IN"/>
+        </w:rPr>
+        <w:tab/>
+      </w:r>
+      <w:r>
+        <w:rPr>
+          <w:rFonts w:ascii="Times New Roman" w:eastAsia="Times New Roman" w:hAnsi="Times New Roman" w:cs="Times New Roman"/>
+          <w:color w:val="auto"/>
+          <w:sz w:val="28"/>
+          <w:szCs w:val="28"/>
+          <w:lang w:bidi="hi-IN"/>
+        </w:rPr>
+        <w:t>f1_score,</w:t>
+      </w:r>
+    </w:p>
+    <w:p>
+      <w:pPr>
+        <w:pStyle w:val="ListParagraph"/>
+        <w:spacing w:after="0" w:line="240" w:lineRule="auto"/>
+        <w:ind w:left="360"/>
+        <w:rPr>
+          <w:rFonts w:ascii="Times New Roman" w:eastAsia="Times New Roman" w:hAnsi="Times New Roman" w:cs="Times New Roman"/>
+          <w:color w:val="auto"/>
+          <w:sz w:val="28"/>
+          <w:szCs w:val="28"/>
+          <w:lang w:bidi="hi-IN"/>
+        </w:rPr>
+      </w:pPr>
+      <w:r>
+        <w:rPr>
+          <w:rFonts w:ascii="Times New Roman" w:eastAsia="Times New Roman" w:hAnsi="Times New Roman" w:cs="Times New Roman"/>
+          <w:color w:val="auto"/>
+          <w:sz w:val="28"/>
+          <w:szCs w:val="28"/>
+          <w:lang w:bidi="hi-IN"/>
+        </w:rPr>
+        <w:tab/>
+      </w:r>
+      <w:proofErr w:type="spellStart"/>
+      <w:r>
+        <w:rPr>
+          <w:rFonts w:ascii="Times New Roman" w:eastAsia="Times New Roman" w:hAnsi="Times New Roman" w:cs="Times New Roman"/>
+          <w:color w:val="auto"/>
+          <w:sz w:val="28"/>
+          <w:szCs w:val="28"/>
+          <w:lang w:bidi="hi-IN"/>
+        </w:rPr>
+        <w:t>confusion_matrix</w:t>
+      </w:r>
+      <w:proofErr w:type="spellEnd"/>
+      <w:r>
+        <w:rPr>
+          <w:rFonts w:ascii="Times New Roman" w:eastAsia="Times New Roman" w:hAnsi="Times New Roman" w:cs="Times New Roman"/>
+          <w:color w:val="auto"/>
+          <w:sz w:val="28"/>
+          <w:szCs w:val="28"/>
+          <w:lang w:bidi="hi-IN"/>
+        </w:rPr>
+        <w:t>,</w:t>
+      </w:r>
+    </w:p>
+    <w:p>
+      <w:pPr>
+        <w:pStyle w:val="ListParagraph"/>
+        <w:spacing w:after="0" w:line="240" w:lineRule="auto"/>
+        <w:ind w:left="360"/>
+        <w:rPr>
+          <w:rFonts w:ascii="Times New Roman" w:eastAsia="Times New Roman" w:hAnsi="Times New Roman" w:cs="Times New Roman"/>
+          <w:color w:val="auto"/>
+          <w:sz w:val="28"/>
+          <w:szCs w:val="28"/>
+          <w:lang w:bidi="hi-IN"/>
+        </w:rPr>
+      </w:pPr>
+      <w:r>
+        <w:rPr>
+          <w:rFonts w:ascii="Times New Roman" w:eastAsia="Times New Roman" w:hAnsi="Times New Roman" w:cs="Times New Roman"/>
+          <w:color w:val="auto"/>
+          <w:sz w:val="28"/>
+          <w:szCs w:val="28"/>
+          <w:lang w:bidi="hi-IN"/>
+        </w:rPr>
+        <w:tab/>
+      </w:r>
+      <w:proofErr w:type="spellStart"/>
+      <w:r>
+        <w:rPr>
+          <w:rFonts w:ascii="Times New Roman" w:eastAsia="Times New Roman" w:hAnsi="Times New Roman" w:cs="Times New Roman"/>
+          <w:color w:val="auto"/>
+          <w:sz w:val="28"/>
+          <w:szCs w:val="28"/>
+          <w:lang w:bidi="hi-IN"/>
+        </w:rPr>
+        <w:t>classification_report</w:t>
+      </w:r>
+      <w:proofErr w:type="spellEnd"/>
+    </w:p>
+    <w:p>
+      <w:pPr>
+        <w:pStyle w:val="ListParagraph"/>
+        <w:spacing w:after="0" w:line="240" w:lineRule="auto"/>
+        <w:ind w:left="360"/>
+        <w:rPr>
+          <w:rFonts w:ascii="Times New Roman" w:eastAsia="Times New Roman" w:hAnsi="Times New Roman" w:cs="Times New Roman"/>
+          <w:color w:val="auto"/>
+          <w:sz w:val="28"/>
+          <w:szCs w:val="28"/>
+          <w:lang w:bidi="hi-IN"/>
+        </w:rPr>
+      </w:pPr>
+    </w:p>
+    <w:p>
+      <w:pPr>
+        <w:pStyle w:val="ListParagraph"/>
+        <w:spacing w:after="0" w:line="240" w:lineRule="auto"/>
+        <w:ind w:left="360"/>
+        <w:rPr>
+          <w:rFonts w:ascii="Times New Roman" w:eastAsia="Times New Roman" w:hAnsi="Times New Roman" w:cs="Times New Roman"/>
+          <w:color w:val="auto"/>
+          <w:sz w:val="28"/>
+          <w:szCs w:val="28"/>
+          <w:lang w:bidi="hi-IN"/>
+        </w:rPr>
+      </w:pPr>
+      <w:r>
+        <w:rPr>
+          <w:rFonts w:ascii="Times New Roman" w:eastAsia="Times New Roman" w:hAnsi="Times New Roman" w:cs="Times New Roman"/>
+          <w:color w:val="auto"/>
+          <w:sz w:val="28"/>
+          <w:szCs w:val="28"/>
+          <w:lang w:bidi="hi-IN"/>
+        </w:rPr>
+        <w:t>)</w:t>
+      </w:r>
+    </w:p>
+    <w:p>
+      <w:pPr>
+        <w:pStyle w:val="ListParagraph"/>
+        <w:spacing w:after="0" w:line="240" w:lineRule="auto"/>
+        <w:ind w:left="360"/>
+        <w:rPr>
+          <w:rFonts w:ascii="Times New Roman" w:eastAsia="Times New Roman" w:hAnsi="Times New Roman" w:cs="Times New Roman"/>
+          <w:color w:val="auto"/>
+          <w:sz w:val="28"/>
+          <w:szCs w:val="28"/>
+          <w:lang w:bidi="hi-IN"/>
+        </w:rPr>
+      </w:pPr>
+    </w:p>
+    <w:p>
+      <w:pPr>
+        <w:pStyle w:val="ListParagraph"/>
+        <w:spacing w:after="0" w:line="240" w:lineRule="auto"/>
+        <w:ind w:left="360"/>
+        <w:rPr>
+          <w:rFonts w:ascii="Times New Roman" w:eastAsia="Times New Roman" w:hAnsi="Times New Roman" w:cs="Times New Roman"/>
+          <w:color w:val="auto"/>
+          <w:sz w:val="28"/>
+          <w:szCs w:val="28"/>
+          <w:lang w:bidi="hi-IN"/>
+        </w:rPr>
+      </w:pPr>
+      <w:r>
+        <w:rPr>
+          <w:rFonts w:ascii="Times New Roman" w:eastAsia="Times New Roman" w:hAnsi="Times New Roman" w:cs="Times New Roman"/>
+          <w:color w:val="auto"/>
+          <w:sz w:val="28"/>
+          <w:szCs w:val="28"/>
+          <w:lang w:bidi="hi-IN"/>
+        </w:rPr>
+        <w:t xml:space="preserve">import </w:t>
+      </w:r>
+      <w:proofErr w:type="spellStart"/>
+      <w:proofErr w:type="gramStart"/>
+      <w:r>
+        <w:rPr>
+          <w:rFonts w:ascii="Times New Roman" w:eastAsia="Times New Roman" w:hAnsi="Times New Roman" w:cs="Times New Roman"/>
+          <w:color w:val="auto"/>
+          <w:sz w:val="28"/>
+          <w:szCs w:val="28"/>
+          <w:lang w:bidi="hi-IN"/>
+        </w:rPr>
+        <w:t>matplotlib.pyplot</w:t>
+      </w:r>
+      <w:proofErr w:type="spellEnd"/>
+      <w:proofErr w:type="gramEnd"/>
+      <w:r>
+        <w:rPr>
+          <w:rFonts w:ascii="Times New Roman" w:eastAsia="Times New Roman" w:hAnsi="Times New Roman" w:cs="Times New Roman"/>
+          <w:color w:val="auto"/>
+          <w:sz w:val="28"/>
+          <w:szCs w:val="28"/>
+          <w:lang w:bidi="hi-IN"/>
+        </w:rPr>
+        <w:t xml:space="preserve"> as </w:t>
+      </w:r>
+      <w:proofErr w:type="spellStart"/>
+      <w:r>
+        <w:rPr>
+          <w:rFonts w:ascii="Times New Roman" w:eastAsia="Times New Roman" w:hAnsi="Times New Roman" w:cs="Times New Roman"/>
+          <w:color w:val="auto"/>
+          <w:sz w:val="28"/>
+          <w:szCs w:val="28"/>
+          <w:lang w:bidi="hi-IN"/>
+        </w:rPr>
+        <w:t>plt</w:t>
+      </w:r>
+      <w:proofErr w:type="spellEnd"/>
+    </w:p>
+    <w:p>
+      <w:pPr>
+        <w:pStyle w:val="ListParagraph"/>
+        <w:spacing w:after="0" w:line="240" w:lineRule="auto"/>
+        <w:ind w:left="360"/>
+        <w:rPr>
+          <w:rFonts w:ascii="Times New Roman" w:eastAsia="Times New Roman" w:hAnsi="Times New Roman" w:cs="Times New Roman"/>
+          <w:color w:val="auto"/>
+          <w:sz w:val="28"/>
+          <w:szCs w:val="28"/>
+          <w:lang w:bidi="hi-IN"/>
+        </w:rPr>
+      </w:pPr>
+      <w:r>
+        <w:rPr>
+          <w:rFonts w:ascii="Times New Roman" w:eastAsia="Times New Roman" w:hAnsi="Times New Roman" w:cs="Times New Roman"/>
+          <w:noProof/>
+          <w:color w:val="auto"/>
+          <w:sz w:val="28"/>
+          <w:szCs w:val="28"/>
+          <w:lang w:bidi="hi-IN"/>
+        </w:rPr>
+        <w:lastRenderedPageBreak/>
         <w:drawing>
-          <wp:inline distT="0" distB="0" distL="0" distR="0" wp14:anchorId="5090C87F" wp14:editId="321C239B">
-            <wp:extent cx="5943600" cy="3070860"/>
+          <wp:inline distT="0" distB="0" distL="0" distR="0" wp14:anchorId="5090C87F" wp14:editId="3B43D864">
+            <wp:extent cx="5943600" cy="4555067"/>
             <wp:effectExtent l="0" t="0" r="0" b="0"/>
             <wp:docPr id="9" name="Picture 9"/>
             <wp:cNvGraphicFramePr>
@@ -2869,7 +3783,7 @@
                   <pic:spPr>
                     <a:xfrm>
                       <a:off x="0" y="0"/>
-                      <a:ext cx="5943600" cy="3070860"/>
+                      <a:ext cx="5949126" cy="4559302"/>
                     </a:xfrm>
                     <a:prstGeom prst="rect">
                       <a:avLst/>
@@ -2944,10 +3858,252 @@
           <w:szCs w:val="28"/>
           <w:lang w:bidi="hi-IN"/>
         </w:rPr>
+        <w:t>features = [</w:t>
+      </w:r>
+    </w:p>
+    <w:p>
+      <w:pPr>
+        <w:pStyle w:val="ListParagraph"/>
+        <w:spacing w:after="0" w:line="240" w:lineRule="auto"/>
+        <w:ind w:left="360"/>
+        <w:rPr>
+          <w:rFonts w:ascii="Times New Roman" w:eastAsia="Times New Roman" w:hAnsi="Times New Roman" w:cs="Times New Roman"/>
+          <w:color w:val="auto"/>
+          <w:sz w:val="28"/>
+          <w:szCs w:val="28"/>
+          <w:lang w:bidi="hi-IN"/>
+        </w:rPr>
+      </w:pPr>
+      <w:r>
+        <w:rPr>
+          <w:rFonts w:ascii="Times New Roman" w:eastAsia="Times New Roman" w:hAnsi="Times New Roman" w:cs="Times New Roman"/>
+          <w:color w:val="auto"/>
+          <w:sz w:val="28"/>
+          <w:szCs w:val="28"/>
+          <w:lang w:bidi="hi-IN"/>
+        </w:rPr>
+        <w:t>"Age",</w:t>
+      </w:r>
+    </w:p>
+    <w:p>
+      <w:pPr>
+        <w:pStyle w:val="ListParagraph"/>
+        <w:spacing w:after="0" w:line="240" w:lineRule="auto"/>
+        <w:ind w:left="360"/>
+        <w:rPr>
+          <w:rFonts w:ascii="Times New Roman" w:eastAsia="Times New Roman" w:hAnsi="Times New Roman" w:cs="Times New Roman"/>
+          <w:color w:val="auto"/>
+          <w:sz w:val="28"/>
+          <w:szCs w:val="28"/>
+          <w:lang w:bidi="hi-IN"/>
+        </w:rPr>
+      </w:pPr>
+      <w:r>
+        <w:rPr>
+          <w:rFonts w:ascii="Times New Roman" w:eastAsia="Times New Roman" w:hAnsi="Times New Roman" w:cs="Times New Roman"/>
+          <w:color w:val="auto"/>
+          <w:sz w:val="28"/>
+          <w:szCs w:val="28"/>
+          <w:lang w:bidi="hi-IN"/>
+        </w:rPr>
+        <w:t>"Billing Amount",</w:t>
+      </w:r>
+    </w:p>
+    <w:p>
+      <w:pPr>
+        <w:pStyle w:val="ListParagraph"/>
+        <w:spacing w:after="0" w:line="240" w:lineRule="auto"/>
+        <w:ind w:left="360"/>
+        <w:rPr>
+          <w:rFonts w:ascii="Times New Roman" w:eastAsia="Times New Roman" w:hAnsi="Times New Roman" w:cs="Times New Roman"/>
+          <w:color w:val="auto"/>
+          <w:sz w:val="28"/>
+          <w:szCs w:val="28"/>
+          <w:lang w:bidi="hi-IN"/>
+        </w:rPr>
+      </w:pPr>
+      <w:r>
+        <w:rPr>
+          <w:rFonts w:ascii="Times New Roman" w:eastAsia="Times New Roman" w:hAnsi="Times New Roman" w:cs="Times New Roman"/>
+          <w:color w:val="auto"/>
+          <w:sz w:val="28"/>
+          <w:szCs w:val="28"/>
+          <w:lang w:bidi="hi-IN"/>
+        </w:rPr>
+        <w:t>"Medical Condition"</w:t>
+      </w:r>
+    </w:p>
+    <w:p>
+      <w:pPr>
+        <w:pStyle w:val="ListParagraph"/>
+        <w:spacing w:after="0" w:line="240" w:lineRule="auto"/>
+        <w:ind w:left="360"/>
+        <w:rPr>
+          <w:rFonts w:ascii="Times New Roman" w:eastAsia="Times New Roman" w:hAnsi="Times New Roman" w:cs="Times New Roman"/>
+          <w:color w:val="auto"/>
+          <w:sz w:val="28"/>
+          <w:szCs w:val="28"/>
+          <w:lang w:bidi="hi-IN"/>
+        </w:rPr>
+      </w:pPr>
+    </w:p>
+    <w:p>
+      <w:pPr>
+        <w:pStyle w:val="ListParagraph"/>
+        <w:spacing w:after="0" w:line="240" w:lineRule="auto"/>
+        <w:ind w:left="360"/>
+        <w:rPr>
+          <w:rFonts w:ascii="Times New Roman" w:eastAsia="Times New Roman" w:hAnsi="Times New Roman" w:cs="Times New Roman"/>
+          <w:color w:val="auto"/>
+          <w:sz w:val="28"/>
+          <w:szCs w:val="28"/>
+          <w:lang w:bidi="hi-IN"/>
+        </w:rPr>
+      </w:pPr>
+      <w:r>
+        <w:rPr>
+          <w:rFonts w:ascii="Times New Roman" w:eastAsia="Times New Roman" w:hAnsi="Times New Roman" w:cs="Times New Roman"/>
+          <w:color w:val="auto"/>
+          <w:sz w:val="28"/>
+          <w:szCs w:val="28"/>
+          <w:lang w:bidi="hi-IN"/>
+        </w:rPr>
+        <w:t>target = "Test Results"</w:t>
+      </w:r>
+    </w:p>
+    <w:p>
+      <w:pPr>
+        <w:pStyle w:val="ListParagraph"/>
+        <w:spacing w:after="0" w:line="240" w:lineRule="auto"/>
+        <w:ind w:left="360"/>
+        <w:rPr>
+          <w:rFonts w:ascii="Times New Roman" w:eastAsia="Times New Roman" w:hAnsi="Times New Roman" w:cs="Times New Roman"/>
+          <w:color w:val="auto"/>
+          <w:sz w:val="28"/>
+          <w:szCs w:val="28"/>
+          <w:lang w:bidi="hi-IN"/>
+        </w:rPr>
+      </w:pPr>
+    </w:p>
+    <w:p>
+      <w:pPr>
+        <w:pStyle w:val="ListParagraph"/>
+        <w:spacing w:after="0" w:line="240" w:lineRule="auto"/>
+        <w:ind w:left="360"/>
+        <w:rPr>
+          <w:rFonts w:ascii="Times New Roman" w:eastAsia="Times New Roman" w:hAnsi="Times New Roman" w:cs="Times New Roman"/>
+          <w:color w:val="auto"/>
+          <w:sz w:val="28"/>
+          <w:szCs w:val="28"/>
+          <w:lang w:bidi="hi-IN"/>
+        </w:rPr>
+      </w:pPr>
+      <w:r>
+        <w:rPr>
+          <w:rFonts w:ascii="Times New Roman" w:eastAsia="Times New Roman" w:hAnsi="Times New Roman" w:cs="Times New Roman"/>
+          <w:color w:val="auto"/>
+          <w:sz w:val="28"/>
+          <w:szCs w:val="28"/>
+          <w:lang w:bidi="hi-IN"/>
+        </w:rPr>
+        <w:t>X = df[features</w:t>
+      </w:r>
+      <w:proofErr w:type="gramStart"/>
+      <w:r>
+        <w:rPr>
+          <w:rFonts w:ascii="Times New Roman" w:eastAsia="Times New Roman" w:hAnsi="Times New Roman" w:cs="Times New Roman"/>
+          <w:color w:val="auto"/>
+          <w:sz w:val="28"/>
+          <w:szCs w:val="28"/>
+          <w:lang w:bidi="hi-IN"/>
+        </w:rPr>
+        <w:t>].copy</w:t>
+      </w:r>
+      <w:proofErr w:type="gramEnd"/>
+      <w:r>
+        <w:rPr>
+          <w:rFonts w:ascii="Times New Roman" w:eastAsia="Times New Roman" w:hAnsi="Times New Roman" w:cs="Times New Roman"/>
+          <w:color w:val="auto"/>
+          <w:sz w:val="28"/>
+          <w:szCs w:val="28"/>
+          <w:lang w:bidi="hi-IN"/>
+        </w:rPr>
+        <w:t>()</w:t>
+      </w:r>
+    </w:p>
+    <w:p>
+      <w:pPr>
+        <w:pStyle w:val="ListParagraph"/>
+        <w:spacing w:after="0" w:line="240" w:lineRule="auto"/>
+        <w:ind w:left="360"/>
+        <w:rPr>
+          <w:rFonts w:ascii="Times New Roman" w:eastAsia="Times New Roman" w:hAnsi="Times New Roman" w:cs="Times New Roman"/>
+          <w:color w:val="auto"/>
+          <w:sz w:val="28"/>
+          <w:szCs w:val="28"/>
+          <w:lang w:bidi="hi-IN"/>
+        </w:rPr>
+      </w:pPr>
+      <w:r>
+        <w:rPr>
+          <w:rFonts w:ascii="Times New Roman" w:eastAsia="Times New Roman" w:hAnsi="Times New Roman" w:cs="Times New Roman"/>
+          <w:color w:val="auto"/>
+          <w:sz w:val="28"/>
+          <w:szCs w:val="28"/>
+          <w:lang w:bidi="hi-IN"/>
+        </w:rPr>
+        <w:t xml:space="preserve">y = df[target]. </w:t>
+      </w:r>
+      <w:proofErr w:type="gramStart"/>
+      <w:r>
+        <w:rPr>
+          <w:rFonts w:ascii="Times New Roman" w:eastAsia="Times New Roman" w:hAnsi="Times New Roman" w:cs="Times New Roman"/>
+          <w:color w:val="auto"/>
+          <w:sz w:val="28"/>
+          <w:szCs w:val="28"/>
+          <w:lang w:bidi="hi-IN"/>
+        </w:rPr>
+        <w:t>copy(</w:t>
+      </w:r>
+      <w:proofErr w:type="gramEnd"/>
+      <w:r>
+        <w:rPr>
+          <w:rFonts w:ascii="Times New Roman" w:eastAsia="Times New Roman" w:hAnsi="Times New Roman" w:cs="Times New Roman"/>
+          <w:color w:val="auto"/>
+          <w:sz w:val="28"/>
+          <w:szCs w:val="28"/>
+          <w:lang w:bidi="hi-IN"/>
+        </w:rPr>
+        <w:t>)</w:t>
+      </w:r>
+    </w:p>
+    <w:p>
+      <w:pPr>
+        <w:pStyle w:val="ListParagraph"/>
+        <w:spacing w:after="0" w:line="240" w:lineRule="auto"/>
+        <w:ind w:left="360"/>
+        <w:rPr>
+          <w:rFonts w:ascii="Times New Roman" w:eastAsia="Times New Roman" w:hAnsi="Times New Roman" w:cs="Times New Roman"/>
+          <w:color w:val="auto"/>
+          <w:sz w:val="28"/>
+          <w:szCs w:val="28"/>
+          <w:lang w:bidi="hi-IN"/>
+        </w:rPr>
+      </w:pPr>
+      <w:r>
+        <w:rPr>
+          <w:rFonts w:ascii="Times New Roman" w:eastAsia="Times New Roman" w:hAnsi="Times New Roman" w:cs="Times New Roman"/>
+          <w:noProof/>
+          <w:color w:val="auto"/>
+          <w:sz w:val="28"/>
+          <w:szCs w:val="28"/>
+          <w:lang w:bidi="hi-IN"/>
+        </w:rPr>
+        <w:lastRenderedPageBreak/>
         <w:drawing>
-          <wp:inline distT="0" distB="0" distL="0" distR="0" wp14:anchorId="3B6856D8" wp14:editId="566DAFB7">
-            <wp:extent cx="5943600" cy="2011680"/>
-            <wp:effectExtent l="0" t="0" r="0" b="7620"/>
+          <wp:inline distT="0" distB="0" distL="0" distR="0" wp14:anchorId="3B6856D8" wp14:editId="4B874514">
+            <wp:extent cx="5943600" cy="2887133"/>
+            <wp:effectExtent l="0" t="0" r="0" b="8890"/>
             <wp:docPr id="14" name="Picture 14"/>
             <wp:cNvGraphicFramePr>
               <a:graphicFrameLocks xmlns:a="http://schemas.openxmlformats.org/drawingml/2006/main" noChangeAspect="1"/>
@@ -2968,7 +4124,7 @@
                   <pic:spPr>
                     <a:xfrm>
                       <a:off x="0" y="0"/>
-                      <a:ext cx="5943600" cy="2011680"/>
+                      <a:ext cx="5946532" cy="2888557"/>
                     </a:xfrm>
                     <a:prstGeom prst="rect">
                       <a:avLst/>
@@ -3043,9 +4199,394 @@
           <w:szCs w:val="28"/>
           <w:lang w:bidi="hi-IN"/>
         </w:rPr>
+        <w:t>encoders = {}</w:t>
+      </w:r>
+    </w:p>
+    <w:p>
+      <w:pPr>
+        <w:pStyle w:val="ListParagraph"/>
+        <w:spacing w:after="0" w:line="240" w:lineRule="auto"/>
+        <w:ind w:left="360"/>
+        <w:rPr>
+          <w:rFonts w:ascii="Times New Roman" w:eastAsia="Times New Roman" w:hAnsi="Times New Roman" w:cs="Times New Roman"/>
+          <w:color w:val="auto"/>
+          <w:sz w:val="28"/>
+          <w:szCs w:val="28"/>
+          <w:lang w:bidi="hi-IN"/>
+        </w:rPr>
+      </w:pPr>
+    </w:p>
+    <w:p>
+      <w:pPr>
+        <w:pStyle w:val="ListParagraph"/>
+        <w:spacing w:after="0" w:line="240" w:lineRule="auto"/>
+        <w:ind w:left="360"/>
+        <w:rPr>
+          <w:rFonts w:ascii="Times New Roman" w:eastAsia="Times New Roman" w:hAnsi="Times New Roman" w:cs="Times New Roman"/>
+          <w:color w:val="auto"/>
+          <w:sz w:val="28"/>
+          <w:szCs w:val="28"/>
+          <w:lang w:bidi="hi-IN"/>
+        </w:rPr>
+      </w:pPr>
+      <w:r>
+        <w:rPr>
+          <w:rFonts w:ascii="Times New Roman" w:eastAsia="Times New Roman" w:hAnsi="Times New Roman" w:cs="Times New Roman"/>
+          <w:color w:val="auto"/>
+          <w:sz w:val="28"/>
+          <w:szCs w:val="28"/>
+          <w:lang w:bidi="hi-IN"/>
+        </w:rPr>
+        <w:t xml:space="preserve">for col in </w:t>
+      </w:r>
+      <w:proofErr w:type="spellStart"/>
+      <w:proofErr w:type="gramStart"/>
+      <w:r>
+        <w:rPr>
+          <w:rFonts w:ascii="Times New Roman" w:eastAsia="Times New Roman" w:hAnsi="Times New Roman" w:cs="Times New Roman"/>
+          <w:color w:val="auto"/>
+          <w:sz w:val="28"/>
+          <w:szCs w:val="28"/>
+          <w:lang w:bidi="hi-IN"/>
+        </w:rPr>
+        <w:t>X.select</w:t>
+      </w:r>
+      <w:proofErr w:type="gramEnd"/>
+      <w:r>
+        <w:rPr>
+          <w:rFonts w:ascii="Times New Roman" w:eastAsia="Times New Roman" w:hAnsi="Times New Roman" w:cs="Times New Roman"/>
+          <w:color w:val="auto"/>
+          <w:sz w:val="28"/>
+          <w:szCs w:val="28"/>
+          <w:lang w:bidi="hi-IN"/>
+        </w:rPr>
+        <w:t>_dtypes</w:t>
+      </w:r>
+      <w:proofErr w:type="spellEnd"/>
+      <w:r>
+        <w:rPr>
+          <w:rFonts w:ascii="Times New Roman" w:eastAsia="Times New Roman" w:hAnsi="Times New Roman" w:cs="Times New Roman"/>
+          <w:color w:val="auto"/>
+          <w:sz w:val="28"/>
+          <w:szCs w:val="28"/>
+          <w:lang w:bidi="hi-IN"/>
+        </w:rPr>
+        <w:t>(include="object").columns:</w:t>
+      </w:r>
+    </w:p>
+    <w:p>
+      <w:pPr>
+        <w:pStyle w:val="ListParagraph"/>
+        <w:spacing w:after="0" w:line="240" w:lineRule="auto"/>
+        <w:ind w:left="360"/>
+        <w:rPr>
+          <w:rFonts w:ascii="Times New Roman" w:eastAsia="Times New Roman" w:hAnsi="Times New Roman" w:cs="Times New Roman"/>
+          <w:color w:val="auto"/>
+          <w:sz w:val="28"/>
+          <w:szCs w:val="28"/>
+          <w:lang w:bidi="hi-IN"/>
+        </w:rPr>
+      </w:pPr>
+      <w:r>
+        <w:rPr>
+          <w:rFonts w:ascii="Times New Roman" w:eastAsia="Times New Roman" w:hAnsi="Times New Roman" w:cs="Times New Roman"/>
+          <w:color w:val="auto"/>
+          <w:sz w:val="28"/>
+          <w:szCs w:val="28"/>
+          <w:lang w:bidi="hi-IN"/>
+        </w:rPr>
+        <w:tab/>
+      </w:r>
+      <w:r>
+        <w:rPr>
+          <w:rFonts w:ascii="Times New Roman" w:eastAsia="Times New Roman" w:hAnsi="Times New Roman" w:cs="Times New Roman"/>
+          <w:color w:val="auto"/>
+          <w:sz w:val="28"/>
+          <w:szCs w:val="28"/>
+          <w:lang w:bidi="hi-IN"/>
+        </w:rPr>
+        <w:t xml:space="preserve">le = </w:t>
+      </w:r>
+      <w:proofErr w:type="spellStart"/>
+      <w:proofErr w:type="gramStart"/>
+      <w:r>
+        <w:rPr>
+          <w:rFonts w:ascii="Times New Roman" w:eastAsia="Times New Roman" w:hAnsi="Times New Roman" w:cs="Times New Roman"/>
+          <w:color w:val="auto"/>
+          <w:sz w:val="28"/>
+          <w:szCs w:val="28"/>
+          <w:lang w:bidi="hi-IN"/>
+        </w:rPr>
+        <w:t>LabelEncoder</w:t>
+      </w:r>
+      <w:proofErr w:type="spellEnd"/>
+      <w:r>
+        <w:rPr>
+          <w:rFonts w:ascii="Times New Roman" w:eastAsia="Times New Roman" w:hAnsi="Times New Roman" w:cs="Times New Roman"/>
+          <w:color w:val="auto"/>
+          <w:sz w:val="28"/>
+          <w:szCs w:val="28"/>
+          <w:lang w:bidi="hi-IN"/>
+        </w:rPr>
+        <w:t>(</w:t>
+      </w:r>
+      <w:proofErr w:type="gramEnd"/>
+      <w:r>
+        <w:rPr>
+          <w:rFonts w:ascii="Times New Roman" w:eastAsia="Times New Roman" w:hAnsi="Times New Roman" w:cs="Times New Roman"/>
+          <w:color w:val="auto"/>
+          <w:sz w:val="28"/>
+          <w:szCs w:val="28"/>
+          <w:lang w:bidi="hi-IN"/>
+        </w:rPr>
+        <w:t>)</w:t>
+      </w:r>
+    </w:p>
+    <w:p>
+      <w:pPr>
+        <w:pStyle w:val="ListParagraph"/>
+        <w:spacing w:after="0" w:line="240" w:lineRule="auto"/>
+        <w:ind w:left="360"/>
+        <w:rPr>
+          <w:rFonts w:ascii="Times New Roman" w:eastAsia="Times New Roman" w:hAnsi="Times New Roman" w:cs="Times New Roman"/>
+          <w:color w:val="auto"/>
+          <w:sz w:val="28"/>
+          <w:szCs w:val="28"/>
+          <w:lang w:bidi="hi-IN"/>
+        </w:rPr>
+      </w:pPr>
+      <w:r>
+        <w:rPr>
+          <w:rFonts w:ascii="Times New Roman" w:eastAsia="Times New Roman" w:hAnsi="Times New Roman" w:cs="Times New Roman"/>
+          <w:color w:val="auto"/>
+          <w:sz w:val="28"/>
+          <w:szCs w:val="28"/>
+          <w:lang w:bidi="hi-IN"/>
+        </w:rPr>
+        <w:tab/>
+      </w:r>
+      <w:r>
+        <w:rPr>
+          <w:rFonts w:ascii="Times New Roman" w:eastAsia="Times New Roman" w:hAnsi="Times New Roman" w:cs="Times New Roman"/>
+          <w:color w:val="auto"/>
+          <w:sz w:val="28"/>
+          <w:szCs w:val="28"/>
+          <w:lang w:bidi="hi-IN"/>
+        </w:rPr>
+        <w:t xml:space="preserve">X[col] = </w:t>
+      </w:r>
+      <w:proofErr w:type="spellStart"/>
+      <w:r>
+        <w:rPr>
+          <w:rFonts w:ascii="Times New Roman" w:eastAsia="Times New Roman" w:hAnsi="Times New Roman" w:cs="Times New Roman"/>
+          <w:color w:val="auto"/>
+          <w:sz w:val="28"/>
+          <w:szCs w:val="28"/>
+          <w:lang w:bidi="hi-IN"/>
+        </w:rPr>
+        <w:t>le.fit_transform</w:t>
+      </w:r>
+      <w:proofErr w:type="spellEnd"/>
+      <w:r>
+        <w:rPr>
+          <w:rFonts w:ascii="Times New Roman" w:eastAsia="Times New Roman" w:hAnsi="Times New Roman" w:cs="Times New Roman"/>
+          <w:color w:val="auto"/>
+          <w:sz w:val="28"/>
+          <w:szCs w:val="28"/>
+          <w:lang w:bidi="hi-IN"/>
+        </w:rPr>
+        <w:t>(X[col])</w:t>
+      </w:r>
+    </w:p>
+    <w:p>
+      <w:pPr>
+        <w:pStyle w:val="ListParagraph"/>
+        <w:spacing w:after="0" w:line="240" w:lineRule="auto"/>
+        <w:ind w:left="360"/>
+        <w:rPr>
+          <w:rFonts w:ascii="Times New Roman" w:eastAsia="Times New Roman" w:hAnsi="Times New Roman" w:cs="Times New Roman"/>
+          <w:color w:val="auto"/>
+          <w:sz w:val="28"/>
+          <w:szCs w:val="28"/>
+          <w:lang w:bidi="hi-IN"/>
+        </w:rPr>
+      </w:pPr>
+      <w:r>
+        <w:rPr>
+          <w:rFonts w:ascii="Times New Roman" w:eastAsia="Times New Roman" w:hAnsi="Times New Roman" w:cs="Times New Roman"/>
+          <w:color w:val="auto"/>
+          <w:sz w:val="28"/>
+          <w:szCs w:val="28"/>
+          <w:lang w:bidi="hi-IN"/>
+        </w:rPr>
+        <w:tab/>
+      </w:r>
+      <w:r>
+        <w:rPr>
+          <w:rFonts w:ascii="Times New Roman" w:eastAsia="Times New Roman" w:hAnsi="Times New Roman" w:cs="Times New Roman"/>
+          <w:color w:val="auto"/>
+          <w:sz w:val="28"/>
+          <w:szCs w:val="28"/>
+          <w:lang w:bidi="hi-IN"/>
+        </w:rPr>
+        <w:t>encoders[col] = le</w:t>
+      </w:r>
+    </w:p>
+    <w:p>
+      <w:pPr>
+        <w:pStyle w:val="ListParagraph"/>
+        <w:spacing w:after="0" w:line="240" w:lineRule="auto"/>
+        <w:ind w:left="360"/>
+        <w:rPr>
+          <w:rFonts w:ascii="Times New Roman" w:eastAsia="Times New Roman" w:hAnsi="Times New Roman" w:cs="Times New Roman"/>
+          <w:color w:val="auto"/>
+          <w:sz w:val="28"/>
+          <w:szCs w:val="28"/>
+          <w:lang w:bidi="hi-IN"/>
+        </w:rPr>
+      </w:pPr>
+    </w:p>
+    <w:p>
+      <w:pPr>
+        <w:pStyle w:val="ListParagraph"/>
+        <w:spacing w:after="0" w:line="240" w:lineRule="auto"/>
+        <w:ind w:left="360"/>
+        <w:rPr>
+          <w:rFonts w:ascii="Times New Roman" w:eastAsia="Times New Roman" w:hAnsi="Times New Roman" w:cs="Times New Roman"/>
+          <w:color w:val="auto"/>
+          <w:sz w:val="28"/>
+          <w:szCs w:val="28"/>
+          <w:lang w:bidi="hi-IN"/>
+        </w:rPr>
+      </w:pPr>
+      <w:proofErr w:type="spellStart"/>
+      <w:r>
+        <w:rPr>
+          <w:rFonts w:ascii="Times New Roman" w:eastAsia="Times New Roman" w:hAnsi="Times New Roman" w:cs="Times New Roman"/>
+          <w:color w:val="auto"/>
+          <w:sz w:val="28"/>
+          <w:szCs w:val="28"/>
+          <w:lang w:bidi="hi-IN"/>
+        </w:rPr>
+        <w:t>target_encoder</w:t>
+      </w:r>
+      <w:proofErr w:type="spellEnd"/>
+      <w:r>
+        <w:rPr>
+          <w:rFonts w:ascii="Times New Roman" w:eastAsia="Times New Roman" w:hAnsi="Times New Roman" w:cs="Times New Roman"/>
+          <w:color w:val="auto"/>
+          <w:sz w:val="28"/>
+          <w:szCs w:val="28"/>
+          <w:lang w:bidi="hi-IN"/>
+        </w:rPr>
+        <w:t xml:space="preserve"> = </w:t>
+      </w:r>
+      <w:proofErr w:type="spellStart"/>
+      <w:proofErr w:type="gramStart"/>
+      <w:r>
+        <w:rPr>
+          <w:rFonts w:ascii="Times New Roman" w:eastAsia="Times New Roman" w:hAnsi="Times New Roman" w:cs="Times New Roman"/>
+          <w:color w:val="auto"/>
+          <w:sz w:val="28"/>
+          <w:szCs w:val="28"/>
+          <w:lang w:bidi="hi-IN"/>
+        </w:rPr>
+        <w:t>LabelEncoder</w:t>
+      </w:r>
+      <w:proofErr w:type="spellEnd"/>
+      <w:r>
+        <w:rPr>
+          <w:rFonts w:ascii="Times New Roman" w:eastAsia="Times New Roman" w:hAnsi="Times New Roman" w:cs="Times New Roman"/>
+          <w:color w:val="auto"/>
+          <w:sz w:val="28"/>
+          <w:szCs w:val="28"/>
+          <w:lang w:bidi="hi-IN"/>
+        </w:rPr>
+        <w:t>(</w:t>
+      </w:r>
+      <w:proofErr w:type="gramEnd"/>
+      <w:r>
+        <w:rPr>
+          <w:rFonts w:ascii="Times New Roman" w:eastAsia="Times New Roman" w:hAnsi="Times New Roman" w:cs="Times New Roman"/>
+          <w:color w:val="auto"/>
+          <w:sz w:val="28"/>
+          <w:szCs w:val="28"/>
+          <w:lang w:bidi="hi-IN"/>
+        </w:rPr>
+        <w:t>)</w:t>
+      </w:r>
+    </w:p>
+    <w:p>
+      <w:pPr>
+        <w:pStyle w:val="ListParagraph"/>
+        <w:spacing w:after="0" w:line="240" w:lineRule="auto"/>
+        <w:ind w:left="360"/>
+        <w:rPr>
+          <w:rFonts w:ascii="Times New Roman" w:eastAsia="Times New Roman" w:hAnsi="Times New Roman" w:cs="Times New Roman"/>
+          <w:color w:val="auto"/>
+          <w:sz w:val="28"/>
+          <w:szCs w:val="28"/>
+          <w:lang w:bidi="hi-IN"/>
+        </w:rPr>
+      </w:pPr>
+      <w:r>
+        <w:rPr>
+          <w:rFonts w:ascii="Times New Roman" w:eastAsia="Times New Roman" w:hAnsi="Times New Roman" w:cs="Times New Roman"/>
+          <w:color w:val="auto"/>
+          <w:sz w:val="28"/>
+          <w:szCs w:val="28"/>
+          <w:lang w:bidi="hi-IN"/>
+        </w:rPr>
+        <w:t xml:space="preserve">y = </w:t>
+      </w:r>
+      <w:proofErr w:type="spellStart"/>
+      <w:r>
+        <w:rPr>
+          <w:rFonts w:ascii="Times New Roman" w:eastAsia="Times New Roman" w:hAnsi="Times New Roman" w:cs="Times New Roman"/>
+          <w:color w:val="auto"/>
+          <w:sz w:val="28"/>
+          <w:szCs w:val="28"/>
+          <w:lang w:bidi="hi-IN"/>
+        </w:rPr>
+        <w:t>target_encoder.fit_transform</w:t>
+      </w:r>
+      <w:proofErr w:type="spellEnd"/>
+      <w:r>
+        <w:rPr>
+          <w:rFonts w:ascii="Times New Roman" w:eastAsia="Times New Roman" w:hAnsi="Times New Roman" w:cs="Times New Roman"/>
+          <w:color w:val="auto"/>
+          <w:sz w:val="28"/>
+          <w:szCs w:val="28"/>
+          <w:lang w:bidi="hi-IN"/>
+        </w:rPr>
+        <w:t>(y)</w:t>
+      </w:r>
+    </w:p>
+    <w:p>
+      <w:pPr>
+        <w:pStyle w:val="ListParagraph"/>
+        <w:spacing w:after="0" w:line="240" w:lineRule="auto"/>
+        <w:ind w:left="360"/>
+        <w:rPr>
+          <w:rFonts w:ascii="Times New Roman" w:eastAsia="Times New Roman" w:hAnsi="Times New Roman" w:cs="Times New Roman"/>
+          <w:color w:val="auto"/>
+          <w:sz w:val="28"/>
+          <w:szCs w:val="28"/>
+          <w:lang w:bidi="hi-IN"/>
+        </w:rPr>
+      </w:pPr>
+      <w:r>
+        <w:rPr>
+          <w:rFonts w:ascii="Times New Roman" w:eastAsia="Times New Roman" w:hAnsi="Times New Roman" w:cs="Times New Roman"/>
+          <w:noProof/>
+          <w:color w:val="auto"/>
+          <w:sz w:val="28"/>
+          <w:szCs w:val="28"/>
+          <w:lang w:bidi="hi-IN"/>
+        </w:rPr>
         <w:drawing>
-          <wp:inline distT="0" distB="0" distL="0" distR="0" wp14:anchorId="23ECEB32" wp14:editId="3AD7349C">
-            <wp:extent cx="5914390" cy="1447800"/>
+          <wp:inline distT="0" distB="0" distL="0" distR="0" wp14:anchorId="23ECEB32" wp14:editId="33A91178">
+            <wp:extent cx="5914390" cy="2573867"/>
             <wp:effectExtent l="0" t="0" r="0" b="0"/>
             <wp:docPr id="15" name="Picture 15"/>
             <wp:cNvGraphicFramePr>
@@ -3067,7 +4608,7 @@
                   <pic:spPr>
                     <a:xfrm>
                       <a:off x="0" y="0"/>
-                      <a:ext cx="5974335" cy="1462474"/>
+                      <a:ext cx="5981921" cy="2603255"/>
                     </a:xfrm>
                     <a:prstGeom prst="rect">
                       <a:avLst/>
@@ -3104,35 +4645,418 @@
           <w:szCs w:val="28"/>
           <w:lang w:bidi="hi-IN"/>
         </w:rPr>
+        <w:t>Train test split</w:t>
+      </w:r>
+    </w:p>
+    <w:p>
+      <w:pPr>
+        <w:pStyle w:val="ListParagraph"/>
+        <w:spacing w:after="0" w:line="240" w:lineRule="auto"/>
+        <w:ind w:left="360"/>
+        <w:rPr>
+          <w:rFonts w:ascii="Times New Roman" w:eastAsia="Times New Roman" w:hAnsi="Times New Roman" w:cs="Times New Roman"/>
+          <w:color w:val="auto"/>
+          <w:sz w:val="28"/>
+          <w:szCs w:val="28"/>
+          <w:lang w:bidi="hi-IN"/>
+        </w:rPr>
+      </w:pPr>
+    </w:p>
+    <w:p>
+      <w:pPr>
+        <w:pStyle w:val="ListParagraph"/>
+        <w:spacing w:after="0" w:line="240" w:lineRule="auto"/>
+        <w:ind w:left="360"/>
+        <w:rPr>
+          <w:rFonts w:ascii="Times New Roman" w:eastAsia="Times New Roman" w:hAnsi="Times New Roman" w:cs="Times New Roman"/>
+          <w:color w:val="auto"/>
+          <w:sz w:val="28"/>
+          <w:szCs w:val="28"/>
+          <w:lang w:bidi="hi-IN"/>
+        </w:rPr>
+      </w:pPr>
+      <w:proofErr w:type="spellStart"/>
+      <w:r>
+        <w:rPr>
+          <w:rFonts w:ascii="Times New Roman" w:eastAsia="Times New Roman" w:hAnsi="Times New Roman" w:cs="Times New Roman"/>
+          <w:color w:val="auto"/>
+          <w:sz w:val="28"/>
+          <w:szCs w:val="28"/>
+          <w:lang w:bidi="hi-IN"/>
+        </w:rPr>
         <w:lastRenderedPageBreak/>
-        <w:t>Train test split</w:t>
-      </w:r>
-    </w:p>
-    <w:p>
-      <w:pPr>
-        <w:pStyle w:val="ListParagraph"/>
-        <w:spacing w:after="0" w:line="240" w:lineRule="auto"/>
-        <w:ind w:left="360"/>
-        <w:rPr>
-          <w:rFonts w:ascii="Times New Roman" w:eastAsia="Times New Roman" w:hAnsi="Times New Roman" w:cs="Times New Roman"/>
-          <w:color w:val="auto"/>
-          <w:sz w:val="28"/>
-          <w:szCs w:val="28"/>
-          <w:lang w:bidi="hi-IN"/>
-        </w:rPr>
-      </w:pPr>
-      <w:r>
-        <w:rPr>
-          <w:rFonts w:ascii="Times New Roman" w:eastAsia="Times New Roman" w:hAnsi="Times New Roman" w:cs="Times New Roman"/>
+        <w:t>X_train</w:t>
+      </w:r>
+      <w:proofErr w:type="spellEnd"/>
+      <w:r>
+        <w:rPr>
+          <w:rFonts w:ascii="Times New Roman" w:eastAsia="Times New Roman" w:hAnsi="Times New Roman" w:cs="Times New Roman"/>
+          <w:color w:val="auto"/>
+          <w:sz w:val="28"/>
+          <w:szCs w:val="28"/>
+          <w:lang w:bidi="hi-IN"/>
+        </w:rPr>
+        <w:t xml:space="preserve">, </w:t>
+      </w:r>
+      <w:proofErr w:type="spellStart"/>
+      <w:r>
+        <w:rPr>
+          <w:rFonts w:ascii="Times New Roman" w:eastAsia="Times New Roman" w:hAnsi="Times New Roman" w:cs="Times New Roman"/>
+          <w:color w:val="auto"/>
+          <w:sz w:val="28"/>
+          <w:szCs w:val="28"/>
+          <w:lang w:bidi="hi-IN"/>
+        </w:rPr>
+        <w:t>X_test</w:t>
+      </w:r>
+      <w:proofErr w:type="spellEnd"/>
+      <w:r>
+        <w:rPr>
+          <w:rFonts w:ascii="Times New Roman" w:eastAsia="Times New Roman" w:hAnsi="Times New Roman" w:cs="Times New Roman"/>
+          <w:color w:val="auto"/>
+          <w:sz w:val="28"/>
+          <w:szCs w:val="28"/>
+          <w:lang w:bidi="hi-IN"/>
+        </w:rPr>
+        <w:t xml:space="preserve">, </w:t>
+      </w:r>
+      <w:proofErr w:type="spellStart"/>
+      <w:r>
+        <w:rPr>
+          <w:rFonts w:ascii="Times New Roman" w:eastAsia="Times New Roman" w:hAnsi="Times New Roman" w:cs="Times New Roman"/>
+          <w:color w:val="auto"/>
+          <w:sz w:val="28"/>
+          <w:szCs w:val="28"/>
+          <w:lang w:bidi="hi-IN"/>
+        </w:rPr>
+        <w:t>y_train</w:t>
+      </w:r>
+      <w:proofErr w:type="spellEnd"/>
+      <w:r>
+        <w:rPr>
+          <w:rFonts w:ascii="Times New Roman" w:eastAsia="Times New Roman" w:hAnsi="Times New Roman" w:cs="Times New Roman"/>
+          <w:color w:val="auto"/>
+          <w:sz w:val="28"/>
+          <w:szCs w:val="28"/>
+          <w:lang w:bidi="hi-IN"/>
+        </w:rPr>
+        <w:t xml:space="preserve">, </w:t>
+      </w:r>
+      <w:proofErr w:type="spellStart"/>
+      <w:r>
+        <w:rPr>
+          <w:rFonts w:ascii="Times New Roman" w:eastAsia="Times New Roman" w:hAnsi="Times New Roman" w:cs="Times New Roman"/>
+          <w:color w:val="auto"/>
+          <w:sz w:val="28"/>
+          <w:szCs w:val="28"/>
+          <w:lang w:bidi="hi-IN"/>
+        </w:rPr>
+        <w:t>y_test</w:t>
+      </w:r>
+      <w:proofErr w:type="spellEnd"/>
+      <w:r>
+        <w:rPr>
+          <w:rFonts w:ascii="Times New Roman" w:eastAsia="Times New Roman" w:hAnsi="Times New Roman" w:cs="Times New Roman"/>
+          <w:color w:val="auto"/>
+          <w:sz w:val="28"/>
+          <w:szCs w:val="28"/>
+          <w:lang w:bidi="hi-IN"/>
+        </w:rPr>
+        <w:t xml:space="preserve"> = </w:t>
+      </w:r>
+      <w:proofErr w:type="spellStart"/>
+      <w:r>
+        <w:rPr>
+          <w:rFonts w:ascii="Times New Roman" w:eastAsia="Times New Roman" w:hAnsi="Times New Roman" w:cs="Times New Roman"/>
+          <w:color w:val="auto"/>
+          <w:sz w:val="28"/>
+          <w:szCs w:val="28"/>
+          <w:lang w:bidi="hi-IN"/>
+        </w:rPr>
+        <w:t>train_test_</w:t>
+      </w:r>
+      <w:proofErr w:type="gramStart"/>
+      <w:r>
+        <w:rPr>
+          <w:rFonts w:ascii="Times New Roman" w:eastAsia="Times New Roman" w:hAnsi="Times New Roman" w:cs="Times New Roman"/>
+          <w:color w:val="auto"/>
+          <w:sz w:val="28"/>
+          <w:szCs w:val="28"/>
+          <w:lang w:bidi="hi-IN"/>
+        </w:rPr>
+        <w:t>split</w:t>
+      </w:r>
+      <w:proofErr w:type="spellEnd"/>
+      <w:r>
+        <w:rPr>
+          <w:rFonts w:ascii="Times New Roman" w:eastAsia="Times New Roman" w:hAnsi="Times New Roman" w:cs="Times New Roman"/>
+          <w:color w:val="auto"/>
+          <w:sz w:val="28"/>
+          <w:szCs w:val="28"/>
+          <w:lang w:bidi="hi-IN"/>
+        </w:rPr>
+        <w:t>(</w:t>
+      </w:r>
+      <w:proofErr w:type="gramEnd"/>
+    </w:p>
+    <w:p>
+      <w:pPr>
+        <w:pStyle w:val="ListParagraph"/>
+        <w:spacing w:after="0" w:line="240" w:lineRule="auto"/>
+        <w:ind w:left="360"/>
+        <w:rPr>
+          <w:rFonts w:ascii="Times New Roman" w:eastAsia="Times New Roman" w:hAnsi="Times New Roman" w:cs="Times New Roman"/>
+          <w:color w:val="auto"/>
+          <w:sz w:val="28"/>
+          <w:szCs w:val="28"/>
+          <w:lang w:bidi="hi-IN"/>
+        </w:rPr>
+      </w:pPr>
+      <w:r>
+        <w:rPr>
+          <w:rFonts w:ascii="Times New Roman" w:eastAsia="Times New Roman" w:hAnsi="Times New Roman" w:cs="Times New Roman"/>
+          <w:color w:val="auto"/>
+          <w:sz w:val="28"/>
+          <w:szCs w:val="28"/>
+          <w:lang w:bidi="hi-IN"/>
+        </w:rPr>
+        <w:tab/>
+      </w:r>
+      <w:r>
+        <w:rPr>
+          <w:rFonts w:ascii="Times New Roman" w:eastAsia="Times New Roman" w:hAnsi="Times New Roman" w:cs="Times New Roman"/>
+          <w:color w:val="auto"/>
+          <w:sz w:val="28"/>
+          <w:szCs w:val="28"/>
+          <w:lang w:bidi="hi-IN"/>
+        </w:rPr>
+        <w:t>X,</w:t>
+      </w:r>
+    </w:p>
+    <w:p>
+      <w:pPr>
+        <w:pStyle w:val="ListParagraph"/>
+        <w:spacing w:after="0" w:line="240" w:lineRule="auto"/>
+        <w:ind w:left="360"/>
+        <w:rPr>
+          <w:rFonts w:ascii="Times New Roman" w:eastAsia="Times New Roman" w:hAnsi="Times New Roman" w:cs="Times New Roman"/>
+          <w:color w:val="auto"/>
+          <w:sz w:val="28"/>
+          <w:szCs w:val="28"/>
+          <w:lang w:bidi="hi-IN"/>
+        </w:rPr>
+      </w:pPr>
+      <w:r>
+        <w:rPr>
+          <w:rFonts w:ascii="Times New Roman" w:eastAsia="Times New Roman" w:hAnsi="Times New Roman" w:cs="Times New Roman"/>
+          <w:color w:val="auto"/>
+          <w:sz w:val="28"/>
+          <w:szCs w:val="28"/>
+          <w:lang w:bidi="hi-IN"/>
+        </w:rPr>
+        <w:tab/>
+      </w:r>
+      <w:r>
+        <w:rPr>
+          <w:rFonts w:ascii="Times New Roman" w:eastAsia="Times New Roman" w:hAnsi="Times New Roman" w:cs="Times New Roman"/>
+          <w:color w:val="auto"/>
+          <w:sz w:val="28"/>
+          <w:szCs w:val="28"/>
+          <w:lang w:bidi="hi-IN"/>
+        </w:rPr>
+        <w:t>y,</w:t>
+      </w:r>
+    </w:p>
+    <w:p>
+      <w:pPr>
+        <w:pStyle w:val="ListParagraph"/>
+        <w:spacing w:after="0" w:line="240" w:lineRule="auto"/>
+        <w:ind w:left="360"/>
+        <w:rPr>
+          <w:rFonts w:ascii="Times New Roman" w:eastAsia="Times New Roman" w:hAnsi="Times New Roman" w:cs="Times New Roman"/>
+          <w:color w:val="auto"/>
+          <w:sz w:val="28"/>
+          <w:szCs w:val="28"/>
+          <w:lang w:bidi="hi-IN"/>
+        </w:rPr>
+      </w:pPr>
+      <w:r>
+        <w:rPr>
+          <w:rFonts w:ascii="Times New Roman" w:eastAsia="Times New Roman" w:hAnsi="Times New Roman" w:cs="Times New Roman"/>
+          <w:color w:val="auto"/>
+          <w:sz w:val="28"/>
+          <w:szCs w:val="28"/>
+          <w:lang w:bidi="hi-IN"/>
+        </w:rPr>
+        <w:tab/>
+      </w:r>
+      <w:proofErr w:type="spellStart"/>
+      <w:r>
+        <w:rPr>
+          <w:rFonts w:ascii="Times New Roman" w:eastAsia="Times New Roman" w:hAnsi="Times New Roman" w:cs="Times New Roman"/>
+          <w:color w:val="auto"/>
+          <w:sz w:val="28"/>
+          <w:szCs w:val="28"/>
+          <w:lang w:bidi="hi-IN"/>
+        </w:rPr>
+        <w:t>test_size</w:t>
+      </w:r>
+      <w:proofErr w:type="spellEnd"/>
+      <w:r>
+        <w:rPr>
+          <w:rFonts w:ascii="Times New Roman" w:eastAsia="Times New Roman" w:hAnsi="Times New Roman" w:cs="Times New Roman"/>
+          <w:color w:val="auto"/>
+          <w:sz w:val="28"/>
+          <w:szCs w:val="28"/>
+          <w:lang w:bidi="hi-IN"/>
+        </w:rPr>
+        <w:t>=0.20,</w:t>
+      </w:r>
+    </w:p>
+    <w:p>
+      <w:pPr>
+        <w:pStyle w:val="ListParagraph"/>
+        <w:spacing w:after="0" w:line="240" w:lineRule="auto"/>
+        <w:ind w:left="360"/>
+        <w:rPr>
+          <w:rFonts w:ascii="Times New Roman" w:eastAsia="Times New Roman" w:hAnsi="Times New Roman" w:cs="Times New Roman"/>
+          <w:color w:val="auto"/>
+          <w:sz w:val="28"/>
+          <w:szCs w:val="28"/>
+          <w:lang w:bidi="hi-IN"/>
+        </w:rPr>
+      </w:pPr>
+      <w:r>
+        <w:rPr>
+          <w:rFonts w:ascii="Times New Roman" w:eastAsia="Times New Roman" w:hAnsi="Times New Roman" w:cs="Times New Roman"/>
+          <w:color w:val="auto"/>
+          <w:sz w:val="28"/>
+          <w:szCs w:val="28"/>
+          <w:lang w:bidi="hi-IN"/>
+        </w:rPr>
+        <w:tab/>
+      </w:r>
+      <w:proofErr w:type="spellStart"/>
+      <w:r>
+        <w:rPr>
+          <w:rFonts w:ascii="Times New Roman" w:eastAsia="Times New Roman" w:hAnsi="Times New Roman" w:cs="Times New Roman"/>
+          <w:color w:val="auto"/>
+          <w:sz w:val="28"/>
+          <w:szCs w:val="28"/>
+          <w:lang w:bidi="hi-IN"/>
+        </w:rPr>
+        <w:t>random_state</w:t>
+      </w:r>
+      <w:proofErr w:type="spellEnd"/>
+      <w:r>
+        <w:rPr>
+          <w:rFonts w:ascii="Times New Roman" w:eastAsia="Times New Roman" w:hAnsi="Times New Roman" w:cs="Times New Roman"/>
+          <w:color w:val="auto"/>
+          <w:sz w:val="28"/>
+          <w:szCs w:val="28"/>
+          <w:lang w:bidi="hi-IN"/>
+        </w:rPr>
+        <w:t>=42,</w:t>
+      </w:r>
+    </w:p>
+    <w:p>
+      <w:pPr>
+        <w:pStyle w:val="ListParagraph"/>
+        <w:spacing w:after="0" w:line="240" w:lineRule="auto"/>
+        <w:ind w:left="360"/>
+        <w:rPr>
+          <w:rFonts w:ascii="Times New Roman" w:eastAsia="Times New Roman" w:hAnsi="Times New Roman" w:cs="Times New Roman"/>
+          <w:color w:val="auto"/>
+          <w:sz w:val="28"/>
+          <w:szCs w:val="28"/>
+          <w:lang w:bidi="hi-IN"/>
+        </w:rPr>
+      </w:pPr>
+      <w:r>
+        <w:rPr>
+          <w:rFonts w:ascii="Times New Roman" w:eastAsia="Times New Roman" w:hAnsi="Times New Roman" w:cs="Times New Roman"/>
+          <w:color w:val="auto"/>
+          <w:sz w:val="28"/>
+          <w:szCs w:val="28"/>
+          <w:lang w:bidi="hi-IN"/>
+        </w:rPr>
+        <w:tab/>
+      </w:r>
+      <w:r>
+        <w:rPr>
+          <w:rFonts w:ascii="Times New Roman" w:eastAsia="Times New Roman" w:hAnsi="Times New Roman" w:cs="Times New Roman"/>
+          <w:color w:val="auto"/>
+          <w:sz w:val="28"/>
+          <w:szCs w:val="28"/>
+          <w:lang w:bidi="hi-IN"/>
+        </w:rPr>
+        <w:t>stratify=y</w:t>
+      </w:r>
+    </w:p>
+    <w:p>
+      <w:pPr>
+        <w:pStyle w:val="ListParagraph"/>
+        <w:spacing w:after="0" w:line="240" w:lineRule="auto"/>
+        <w:ind w:left="360"/>
+        <w:rPr>
+          <w:rFonts w:ascii="Times New Roman" w:eastAsia="Times New Roman" w:hAnsi="Times New Roman" w:cs="Times New Roman"/>
+          <w:color w:val="auto"/>
+          <w:sz w:val="28"/>
+          <w:szCs w:val="28"/>
+          <w:lang w:bidi="hi-IN"/>
+        </w:rPr>
+      </w:pPr>
+    </w:p>
+    <w:p>
+      <w:pPr>
+        <w:pStyle w:val="ListParagraph"/>
+        <w:spacing w:after="0" w:line="240" w:lineRule="auto"/>
+        <w:ind w:left="360"/>
+        <w:rPr>
+          <w:rFonts w:ascii="Times New Roman" w:eastAsia="Times New Roman" w:hAnsi="Times New Roman" w:cs="Times New Roman"/>
+          <w:color w:val="auto"/>
+          <w:sz w:val="28"/>
+          <w:szCs w:val="28"/>
+          <w:lang w:bidi="hi-IN"/>
+        </w:rPr>
+      </w:pPr>
+      <w:r>
+        <w:rPr>
+          <w:rFonts w:ascii="Times New Roman" w:eastAsia="Times New Roman" w:hAnsi="Times New Roman" w:cs="Times New Roman"/>
+          <w:color w:val="auto"/>
+          <w:sz w:val="28"/>
+          <w:szCs w:val="28"/>
+          <w:lang w:bidi="hi-IN"/>
+        </w:rPr>
+        <w:t>)</w:t>
+      </w:r>
+    </w:p>
+    <w:p>
+      <w:pPr>
+        <w:pStyle w:val="ListParagraph"/>
+        <w:spacing w:after="0" w:line="240" w:lineRule="auto"/>
+        <w:ind w:left="360"/>
+        <w:rPr>
+          <w:rFonts w:ascii="Times New Roman" w:eastAsia="Times New Roman" w:hAnsi="Times New Roman" w:cs="Times New Roman"/>
+          <w:color w:val="auto"/>
+          <w:sz w:val="28"/>
+          <w:szCs w:val="28"/>
+          <w:lang w:bidi="hi-IN"/>
+        </w:rPr>
+      </w:pPr>
+      <w:r>
+        <w:rPr>
+          <w:rFonts w:ascii="Times New Roman" w:eastAsia="Times New Roman" w:hAnsi="Times New Roman" w:cs="Times New Roman"/>
+          <w:noProof/>
           <w:color w:val="auto"/>
           <w:sz w:val="28"/>
           <w:szCs w:val="28"/>
           <w:lang w:bidi="hi-IN"/>
         </w:rPr>
         <w:drawing>
-          <wp:inline distT="0" distB="0" distL="0" distR="0" wp14:anchorId="74B70635" wp14:editId="2352DF38">
-            <wp:extent cx="5275397" cy="1415142"/>
-            <wp:effectExtent l="0" t="0" r="1905" b="0"/>
+          <wp:inline distT="0" distB="0" distL="0" distR="0" wp14:anchorId="74B70635" wp14:editId="7F107F65">
+            <wp:extent cx="5274049" cy="2048933"/>
+            <wp:effectExtent l="0" t="0" r="3175" b="8890"/>
             <wp:docPr id="17" name="Picture 17"/>
             <wp:cNvGraphicFramePr>
               <a:graphicFrameLocks xmlns:a="http://schemas.openxmlformats.org/drawingml/2006/main" noChangeAspect="1"/>
@@ -3152,7 +5076,7 @@
                   <pic:spPr bwMode="auto">
                     <a:xfrm>
                       <a:off x="0" y="0"/>
-                      <a:ext cx="5277587" cy="1415729"/>
+                      <a:ext cx="5287746" cy="2054254"/>
                     </a:xfrm>
                     <a:prstGeom prst="rect">
                       <a:avLst/>
@@ -3227,18 +5151,1096 @@
           <w:lang w:bidi="hi-IN"/>
         </w:rPr>
       </w:pPr>
-      <w:r>
-        <w:rPr>
-          <w:rFonts w:ascii="Times New Roman" w:eastAsia="Times New Roman" w:hAnsi="Times New Roman" w:cs="Times New Roman"/>
+    </w:p>
+    <w:p>
+      <w:pPr>
+        <w:pStyle w:val="ListParagraph"/>
+        <w:spacing w:after="0" w:line="240" w:lineRule="auto"/>
+        <w:ind w:left="360"/>
+        <w:rPr>
+          <w:rFonts w:ascii="Times New Roman" w:eastAsia="Times New Roman" w:hAnsi="Times New Roman" w:cs="Times New Roman"/>
+          <w:color w:val="auto"/>
+          <w:sz w:val="28"/>
+          <w:szCs w:val="28"/>
+          <w:lang w:bidi="hi-IN"/>
+        </w:rPr>
+      </w:pPr>
+      <w:r>
+        <w:rPr>
+          <w:rFonts w:ascii="Times New Roman" w:eastAsia="Times New Roman" w:hAnsi="Times New Roman" w:cs="Times New Roman"/>
+          <w:color w:val="auto"/>
+          <w:sz w:val="28"/>
+          <w:szCs w:val="28"/>
+          <w:lang w:bidi="hi-IN"/>
+        </w:rPr>
+        <w:t>models = {</w:t>
+      </w:r>
+    </w:p>
+    <w:p>
+      <w:pPr>
+        <w:pStyle w:val="ListParagraph"/>
+        <w:spacing w:after="0" w:line="240" w:lineRule="auto"/>
+        <w:ind w:left="360"/>
+        <w:rPr>
+          <w:rFonts w:ascii="Times New Roman" w:eastAsia="Times New Roman" w:hAnsi="Times New Roman" w:cs="Times New Roman"/>
+          <w:color w:val="auto"/>
+          <w:sz w:val="28"/>
+          <w:szCs w:val="28"/>
+          <w:lang w:bidi="hi-IN"/>
+        </w:rPr>
+      </w:pPr>
+      <w:r>
+        <w:rPr>
+          <w:rFonts w:ascii="Times New Roman" w:eastAsia="Times New Roman" w:hAnsi="Times New Roman" w:cs="Times New Roman"/>
+          <w:color w:val="auto"/>
+          <w:sz w:val="28"/>
+          <w:szCs w:val="28"/>
+          <w:lang w:bidi="hi-IN"/>
+        </w:rPr>
+        <w:tab/>
+      </w:r>
+      <w:r>
+        <w:rPr>
+          <w:rFonts w:ascii="Times New Roman" w:eastAsia="Times New Roman" w:hAnsi="Times New Roman" w:cs="Times New Roman"/>
+          <w:color w:val="auto"/>
+          <w:sz w:val="28"/>
+          <w:szCs w:val="28"/>
+          <w:lang w:bidi="hi-IN"/>
+        </w:rPr>
+        <w:t xml:space="preserve">"Decision Tree": </w:t>
+      </w:r>
+      <w:proofErr w:type="spellStart"/>
+      <w:proofErr w:type="gramStart"/>
+      <w:r>
+        <w:rPr>
+          <w:rFonts w:ascii="Times New Roman" w:eastAsia="Times New Roman" w:hAnsi="Times New Roman" w:cs="Times New Roman"/>
+          <w:color w:val="auto"/>
+          <w:sz w:val="28"/>
+          <w:szCs w:val="28"/>
+          <w:lang w:bidi="hi-IN"/>
+        </w:rPr>
+        <w:t>DecisionTreeClassifier</w:t>
+      </w:r>
+      <w:proofErr w:type="spellEnd"/>
+      <w:r>
+        <w:rPr>
+          <w:rFonts w:ascii="Times New Roman" w:eastAsia="Times New Roman" w:hAnsi="Times New Roman" w:cs="Times New Roman"/>
+          <w:color w:val="auto"/>
+          <w:sz w:val="28"/>
+          <w:szCs w:val="28"/>
+          <w:lang w:bidi="hi-IN"/>
+        </w:rPr>
+        <w:t>(</w:t>
+      </w:r>
+      <w:proofErr w:type="gramEnd"/>
+    </w:p>
+    <w:p>
+      <w:pPr>
+        <w:pStyle w:val="ListParagraph"/>
+        <w:spacing w:after="0" w:line="240" w:lineRule="auto"/>
+        <w:ind w:left="360"/>
+        <w:rPr>
+          <w:rFonts w:ascii="Times New Roman" w:eastAsia="Times New Roman" w:hAnsi="Times New Roman" w:cs="Times New Roman"/>
+          <w:color w:val="auto"/>
+          <w:sz w:val="28"/>
+          <w:szCs w:val="28"/>
+          <w:lang w:bidi="hi-IN"/>
+        </w:rPr>
+      </w:pPr>
+      <w:r>
+        <w:rPr>
+          <w:rFonts w:ascii="Times New Roman" w:eastAsia="Times New Roman" w:hAnsi="Times New Roman" w:cs="Times New Roman"/>
+          <w:color w:val="auto"/>
+          <w:sz w:val="28"/>
+          <w:szCs w:val="28"/>
+          <w:lang w:bidi="hi-IN"/>
+        </w:rPr>
+        <w:tab/>
+      </w:r>
+      <w:proofErr w:type="spellStart"/>
+      <w:r>
+        <w:rPr>
+          <w:rFonts w:ascii="Times New Roman" w:eastAsia="Times New Roman" w:hAnsi="Times New Roman" w:cs="Times New Roman"/>
+          <w:color w:val="auto"/>
+          <w:sz w:val="28"/>
+          <w:szCs w:val="28"/>
+          <w:lang w:bidi="hi-IN"/>
+        </w:rPr>
+        <w:t>max_depth</w:t>
+      </w:r>
+      <w:proofErr w:type="spellEnd"/>
+      <w:r>
+        <w:rPr>
+          <w:rFonts w:ascii="Times New Roman" w:eastAsia="Times New Roman" w:hAnsi="Times New Roman" w:cs="Times New Roman"/>
+          <w:color w:val="auto"/>
+          <w:sz w:val="28"/>
+          <w:szCs w:val="28"/>
+          <w:lang w:bidi="hi-IN"/>
+        </w:rPr>
+        <w:t>=10,</w:t>
+      </w:r>
+    </w:p>
+    <w:p>
+      <w:pPr>
+        <w:pStyle w:val="ListParagraph"/>
+        <w:spacing w:after="0" w:line="240" w:lineRule="auto"/>
+        <w:ind w:left="360"/>
+        <w:rPr>
+          <w:rFonts w:ascii="Times New Roman" w:eastAsia="Times New Roman" w:hAnsi="Times New Roman" w:cs="Times New Roman"/>
+          <w:color w:val="auto"/>
+          <w:sz w:val="28"/>
+          <w:szCs w:val="28"/>
+          <w:lang w:bidi="hi-IN"/>
+        </w:rPr>
+      </w:pPr>
+      <w:r>
+        <w:rPr>
+          <w:rFonts w:ascii="Times New Roman" w:eastAsia="Times New Roman" w:hAnsi="Times New Roman" w:cs="Times New Roman"/>
+          <w:color w:val="auto"/>
+          <w:sz w:val="28"/>
+          <w:szCs w:val="28"/>
+          <w:lang w:bidi="hi-IN"/>
+        </w:rPr>
+        <w:tab/>
+      </w:r>
+      <w:proofErr w:type="spellStart"/>
+      <w:r>
+        <w:rPr>
+          <w:rFonts w:ascii="Times New Roman" w:eastAsia="Times New Roman" w:hAnsi="Times New Roman" w:cs="Times New Roman"/>
+          <w:color w:val="auto"/>
+          <w:sz w:val="28"/>
+          <w:szCs w:val="28"/>
+          <w:lang w:bidi="hi-IN"/>
+        </w:rPr>
+        <w:t>min_samples_leaf</w:t>
+      </w:r>
+      <w:proofErr w:type="spellEnd"/>
+      <w:r>
+        <w:rPr>
+          <w:rFonts w:ascii="Times New Roman" w:eastAsia="Times New Roman" w:hAnsi="Times New Roman" w:cs="Times New Roman"/>
+          <w:color w:val="auto"/>
+          <w:sz w:val="28"/>
+          <w:szCs w:val="28"/>
+          <w:lang w:bidi="hi-IN"/>
+        </w:rPr>
+        <w:t>=5,</w:t>
+      </w:r>
+    </w:p>
+    <w:p>
+      <w:pPr>
+        <w:pStyle w:val="ListParagraph"/>
+        <w:spacing w:after="0" w:line="240" w:lineRule="auto"/>
+        <w:ind w:left="360"/>
+        <w:rPr>
+          <w:rFonts w:ascii="Times New Roman" w:eastAsia="Times New Roman" w:hAnsi="Times New Roman" w:cs="Times New Roman"/>
+          <w:color w:val="auto"/>
+          <w:sz w:val="28"/>
+          <w:szCs w:val="28"/>
+          <w:lang w:bidi="hi-IN"/>
+        </w:rPr>
+      </w:pPr>
+      <w:r>
+        <w:rPr>
+          <w:rFonts w:ascii="Times New Roman" w:eastAsia="Times New Roman" w:hAnsi="Times New Roman" w:cs="Times New Roman"/>
+          <w:color w:val="auto"/>
+          <w:sz w:val="28"/>
+          <w:szCs w:val="28"/>
+          <w:lang w:bidi="hi-IN"/>
+        </w:rPr>
+        <w:tab/>
+      </w:r>
+      <w:proofErr w:type="spellStart"/>
+      <w:r>
+        <w:rPr>
+          <w:rFonts w:ascii="Times New Roman" w:eastAsia="Times New Roman" w:hAnsi="Times New Roman" w:cs="Times New Roman"/>
+          <w:color w:val="auto"/>
+          <w:sz w:val="28"/>
+          <w:szCs w:val="28"/>
+          <w:lang w:bidi="hi-IN"/>
+        </w:rPr>
+        <w:t>random_state</w:t>
+      </w:r>
+      <w:proofErr w:type="spellEnd"/>
+      <w:r>
+        <w:rPr>
+          <w:rFonts w:ascii="Times New Roman" w:eastAsia="Times New Roman" w:hAnsi="Times New Roman" w:cs="Times New Roman"/>
+          <w:color w:val="auto"/>
+          <w:sz w:val="28"/>
+          <w:szCs w:val="28"/>
+          <w:lang w:bidi="hi-IN"/>
+        </w:rPr>
+        <w:t>=42</w:t>
+      </w:r>
+    </w:p>
+    <w:p>
+      <w:pPr>
+        <w:pStyle w:val="ListParagraph"/>
+        <w:spacing w:after="0" w:line="240" w:lineRule="auto"/>
+        <w:ind w:left="360"/>
+        <w:rPr>
+          <w:rFonts w:ascii="Times New Roman" w:eastAsia="Times New Roman" w:hAnsi="Times New Roman" w:cs="Times New Roman"/>
+          <w:color w:val="auto"/>
+          <w:sz w:val="28"/>
+          <w:szCs w:val="28"/>
+          <w:lang w:bidi="hi-IN"/>
+        </w:rPr>
+      </w:pPr>
+    </w:p>
+    <w:p>
+      <w:pPr>
+        <w:pStyle w:val="ListParagraph"/>
+        <w:spacing w:after="0" w:line="240" w:lineRule="auto"/>
+        <w:ind w:left="360"/>
+        <w:rPr>
+          <w:rFonts w:ascii="Times New Roman" w:eastAsia="Times New Roman" w:hAnsi="Times New Roman" w:cs="Times New Roman"/>
+          <w:color w:val="auto"/>
+          <w:sz w:val="28"/>
+          <w:szCs w:val="28"/>
+          <w:lang w:bidi="hi-IN"/>
+        </w:rPr>
+      </w:pPr>
+      <w:r>
+        <w:rPr>
+          <w:rFonts w:ascii="Times New Roman" w:eastAsia="Times New Roman" w:hAnsi="Times New Roman" w:cs="Times New Roman"/>
+          <w:color w:val="auto"/>
+          <w:sz w:val="28"/>
+          <w:szCs w:val="28"/>
+          <w:lang w:bidi="hi-IN"/>
+        </w:rPr>
+        <w:t>),</w:t>
+      </w:r>
+    </w:p>
+    <w:p>
+      <w:pPr>
+        <w:pStyle w:val="ListParagraph"/>
+        <w:spacing w:after="0" w:line="240" w:lineRule="auto"/>
+        <w:ind w:left="360"/>
+        <w:rPr>
+          <w:rFonts w:ascii="Times New Roman" w:eastAsia="Times New Roman" w:hAnsi="Times New Roman" w:cs="Times New Roman"/>
+          <w:color w:val="auto"/>
+          <w:sz w:val="28"/>
+          <w:szCs w:val="28"/>
+          <w:lang w:bidi="hi-IN"/>
+        </w:rPr>
+      </w:pPr>
+    </w:p>
+    <w:p>
+      <w:pPr>
+        <w:pStyle w:val="ListParagraph"/>
+        <w:spacing w:after="0" w:line="240" w:lineRule="auto"/>
+        <w:ind w:left="360"/>
+        <w:rPr>
+          <w:rFonts w:ascii="Times New Roman" w:eastAsia="Times New Roman" w:hAnsi="Times New Roman" w:cs="Times New Roman"/>
+          <w:color w:val="auto"/>
+          <w:sz w:val="28"/>
+          <w:szCs w:val="28"/>
+          <w:lang w:bidi="hi-IN"/>
+        </w:rPr>
+      </w:pPr>
+      <w:r>
+        <w:rPr>
+          <w:rFonts w:ascii="Times New Roman" w:eastAsia="Times New Roman" w:hAnsi="Times New Roman" w:cs="Times New Roman"/>
+          <w:color w:val="auto"/>
+          <w:sz w:val="28"/>
+          <w:szCs w:val="28"/>
+          <w:lang w:bidi="hi-IN"/>
+        </w:rPr>
+        <w:tab/>
+      </w:r>
+      <w:r>
+        <w:rPr>
+          <w:rFonts w:ascii="Times New Roman" w:eastAsia="Times New Roman" w:hAnsi="Times New Roman" w:cs="Times New Roman"/>
+          <w:color w:val="auto"/>
+          <w:sz w:val="28"/>
+          <w:szCs w:val="28"/>
+          <w:lang w:bidi="hi-IN"/>
+        </w:rPr>
+        <w:t>"Random Forest</w:t>
+      </w:r>
+      <w:proofErr w:type="gramStart"/>
+      <w:r>
+        <w:rPr>
+          <w:rFonts w:ascii="Times New Roman" w:eastAsia="Times New Roman" w:hAnsi="Times New Roman" w:cs="Times New Roman"/>
+          <w:color w:val="auto"/>
+          <w:sz w:val="28"/>
+          <w:szCs w:val="28"/>
+          <w:lang w:bidi="hi-IN"/>
+        </w:rPr>
+        <w:t>":</w:t>
+      </w:r>
+      <w:proofErr w:type="spellStart"/>
+      <w:r>
+        <w:rPr>
+          <w:rFonts w:ascii="Times New Roman" w:eastAsia="Times New Roman" w:hAnsi="Times New Roman" w:cs="Times New Roman"/>
+          <w:color w:val="auto"/>
+          <w:sz w:val="28"/>
+          <w:szCs w:val="28"/>
+          <w:lang w:bidi="hi-IN"/>
+        </w:rPr>
+        <w:t>RandomForestClassifier</w:t>
+      </w:r>
+      <w:proofErr w:type="spellEnd"/>
+      <w:proofErr w:type="gramEnd"/>
+      <w:r>
+        <w:rPr>
+          <w:rFonts w:ascii="Times New Roman" w:eastAsia="Times New Roman" w:hAnsi="Times New Roman" w:cs="Times New Roman"/>
+          <w:color w:val="auto"/>
+          <w:sz w:val="28"/>
+          <w:szCs w:val="28"/>
+          <w:lang w:bidi="hi-IN"/>
+        </w:rPr>
+        <w:t>(</w:t>
+      </w:r>
+    </w:p>
+    <w:p>
+      <w:pPr>
+        <w:pStyle w:val="ListParagraph"/>
+        <w:spacing w:after="0" w:line="240" w:lineRule="auto"/>
+        <w:ind w:left="360"/>
+        <w:rPr>
+          <w:rFonts w:ascii="Times New Roman" w:eastAsia="Times New Roman" w:hAnsi="Times New Roman" w:cs="Times New Roman"/>
+          <w:color w:val="auto"/>
+          <w:sz w:val="28"/>
+          <w:szCs w:val="28"/>
+          <w:lang w:bidi="hi-IN"/>
+        </w:rPr>
+      </w:pPr>
+      <w:r>
+        <w:rPr>
+          <w:rFonts w:ascii="Times New Roman" w:eastAsia="Times New Roman" w:hAnsi="Times New Roman" w:cs="Times New Roman"/>
+          <w:color w:val="auto"/>
+          <w:sz w:val="28"/>
+          <w:szCs w:val="28"/>
+          <w:lang w:bidi="hi-IN"/>
+        </w:rPr>
+        <w:tab/>
+      </w:r>
+      <w:proofErr w:type="spellStart"/>
+      <w:r>
+        <w:rPr>
+          <w:rFonts w:ascii="Times New Roman" w:eastAsia="Times New Roman" w:hAnsi="Times New Roman" w:cs="Times New Roman"/>
+          <w:color w:val="auto"/>
+          <w:sz w:val="28"/>
+          <w:szCs w:val="28"/>
+          <w:lang w:bidi="hi-IN"/>
+        </w:rPr>
+        <w:t>n_estimators</w:t>
+      </w:r>
+      <w:proofErr w:type="spellEnd"/>
+      <w:r>
+        <w:rPr>
+          <w:rFonts w:ascii="Times New Roman" w:eastAsia="Times New Roman" w:hAnsi="Times New Roman" w:cs="Times New Roman"/>
+          <w:color w:val="auto"/>
+          <w:sz w:val="28"/>
+          <w:szCs w:val="28"/>
+          <w:lang w:bidi="hi-IN"/>
+        </w:rPr>
+        <w:t>=300,</w:t>
+      </w:r>
+    </w:p>
+    <w:p>
+      <w:pPr>
+        <w:pStyle w:val="ListParagraph"/>
+        <w:spacing w:after="0" w:line="240" w:lineRule="auto"/>
+        <w:ind w:left="360"/>
+        <w:rPr>
+          <w:rFonts w:ascii="Times New Roman" w:eastAsia="Times New Roman" w:hAnsi="Times New Roman" w:cs="Times New Roman"/>
+          <w:color w:val="auto"/>
+          <w:sz w:val="28"/>
+          <w:szCs w:val="28"/>
+          <w:lang w:bidi="hi-IN"/>
+        </w:rPr>
+      </w:pPr>
+      <w:r>
+        <w:rPr>
+          <w:rFonts w:ascii="Times New Roman" w:eastAsia="Times New Roman" w:hAnsi="Times New Roman" w:cs="Times New Roman"/>
+          <w:color w:val="auto"/>
+          <w:sz w:val="28"/>
+          <w:szCs w:val="28"/>
+          <w:lang w:bidi="hi-IN"/>
+        </w:rPr>
+        <w:tab/>
+      </w:r>
+      <w:proofErr w:type="spellStart"/>
+      <w:r>
+        <w:rPr>
+          <w:rFonts w:ascii="Times New Roman" w:eastAsia="Times New Roman" w:hAnsi="Times New Roman" w:cs="Times New Roman"/>
+          <w:color w:val="auto"/>
+          <w:sz w:val="28"/>
+          <w:szCs w:val="28"/>
+          <w:lang w:bidi="hi-IN"/>
+        </w:rPr>
+        <w:t>max_depth</w:t>
+      </w:r>
+      <w:proofErr w:type="spellEnd"/>
+      <w:r>
+        <w:rPr>
+          <w:rFonts w:ascii="Times New Roman" w:eastAsia="Times New Roman" w:hAnsi="Times New Roman" w:cs="Times New Roman"/>
+          <w:color w:val="auto"/>
+          <w:sz w:val="28"/>
+          <w:szCs w:val="28"/>
+          <w:lang w:bidi="hi-IN"/>
+        </w:rPr>
+        <w:t>=15,</w:t>
+      </w:r>
+    </w:p>
+    <w:p>
+      <w:pPr>
+        <w:pStyle w:val="ListParagraph"/>
+        <w:spacing w:after="0" w:line="240" w:lineRule="auto"/>
+        <w:ind w:left="360"/>
+        <w:rPr>
+          <w:rFonts w:ascii="Times New Roman" w:eastAsia="Times New Roman" w:hAnsi="Times New Roman" w:cs="Times New Roman"/>
+          <w:color w:val="auto"/>
+          <w:sz w:val="28"/>
+          <w:szCs w:val="28"/>
+          <w:lang w:bidi="hi-IN"/>
+        </w:rPr>
+      </w:pPr>
+      <w:r>
+        <w:rPr>
+          <w:rFonts w:ascii="Times New Roman" w:eastAsia="Times New Roman" w:hAnsi="Times New Roman" w:cs="Times New Roman"/>
+          <w:color w:val="auto"/>
+          <w:sz w:val="28"/>
+          <w:szCs w:val="28"/>
+          <w:lang w:bidi="hi-IN"/>
+        </w:rPr>
+        <w:tab/>
+      </w:r>
+      <w:proofErr w:type="spellStart"/>
+      <w:r>
+        <w:rPr>
+          <w:rFonts w:ascii="Times New Roman" w:eastAsia="Times New Roman" w:hAnsi="Times New Roman" w:cs="Times New Roman"/>
+          <w:color w:val="auto"/>
+          <w:sz w:val="28"/>
+          <w:szCs w:val="28"/>
+          <w:lang w:bidi="hi-IN"/>
+        </w:rPr>
+        <w:t>min_samples_split</w:t>
+      </w:r>
+      <w:proofErr w:type="spellEnd"/>
+      <w:r>
+        <w:rPr>
+          <w:rFonts w:ascii="Times New Roman" w:eastAsia="Times New Roman" w:hAnsi="Times New Roman" w:cs="Times New Roman"/>
+          <w:color w:val="auto"/>
+          <w:sz w:val="28"/>
+          <w:szCs w:val="28"/>
+          <w:lang w:bidi="hi-IN"/>
+        </w:rPr>
+        <w:t>=5,</w:t>
+      </w:r>
+    </w:p>
+    <w:p>
+      <w:pPr>
+        <w:pStyle w:val="ListParagraph"/>
+        <w:spacing w:after="0" w:line="240" w:lineRule="auto"/>
+        <w:ind w:left="360"/>
+        <w:rPr>
+          <w:rFonts w:ascii="Times New Roman" w:eastAsia="Times New Roman" w:hAnsi="Times New Roman" w:cs="Times New Roman"/>
+          <w:color w:val="auto"/>
+          <w:sz w:val="28"/>
+          <w:szCs w:val="28"/>
+          <w:lang w:bidi="hi-IN"/>
+        </w:rPr>
+      </w:pPr>
+      <w:r>
+        <w:rPr>
+          <w:rFonts w:ascii="Times New Roman" w:eastAsia="Times New Roman" w:hAnsi="Times New Roman" w:cs="Times New Roman"/>
+          <w:color w:val="auto"/>
+          <w:sz w:val="28"/>
+          <w:szCs w:val="28"/>
+          <w:lang w:bidi="hi-IN"/>
+        </w:rPr>
+        <w:tab/>
+      </w:r>
+      <w:proofErr w:type="spellStart"/>
+      <w:r>
+        <w:rPr>
+          <w:rFonts w:ascii="Times New Roman" w:eastAsia="Times New Roman" w:hAnsi="Times New Roman" w:cs="Times New Roman"/>
+          <w:color w:val="auto"/>
+          <w:sz w:val="28"/>
+          <w:szCs w:val="28"/>
+          <w:lang w:bidi="hi-IN"/>
+        </w:rPr>
+        <w:t>random_state</w:t>
+      </w:r>
+      <w:proofErr w:type="spellEnd"/>
+      <w:r>
+        <w:rPr>
+          <w:rFonts w:ascii="Times New Roman" w:eastAsia="Times New Roman" w:hAnsi="Times New Roman" w:cs="Times New Roman"/>
+          <w:color w:val="auto"/>
+          <w:sz w:val="28"/>
+          <w:szCs w:val="28"/>
+          <w:lang w:bidi="hi-IN"/>
+        </w:rPr>
+        <w:t>=42</w:t>
+      </w:r>
+    </w:p>
+    <w:p>
+      <w:pPr>
+        <w:pStyle w:val="ListParagraph"/>
+        <w:spacing w:after="0" w:line="240" w:lineRule="auto"/>
+        <w:ind w:left="360"/>
+        <w:rPr>
+          <w:rFonts w:ascii="Times New Roman" w:eastAsia="Times New Roman" w:hAnsi="Times New Roman" w:cs="Times New Roman"/>
+          <w:color w:val="auto"/>
+          <w:sz w:val="28"/>
+          <w:szCs w:val="28"/>
+          <w:lang w:bidi="hi-IN"/>
+        </w:rPr>
+      </w:pPr>
+    </w:p>
+    <w:p>
+      <w:pPr>
+        <w:pStyle w:val="ListParagraph"/>
+        <w:spacing w:after="0" w:line="240" w:lineRule="auto"/>
+        <w:ind w:left="360"/>
+        <w:rPr>
+          <w:rFonts w:ascii="Times New Roman" w:eastAsia="Times New Roman" w:hAnsi="Times New Roman" w:cs="Times New Roman"/>
+          <w:color w:val="auto"/>
+          <w:sz w:val="28"/>
+          <w:szCs w:val="28"/>
+          <w:lang w:bidi="hi-IN"/>
+        </w:rPr>
+      </w:pPr>
+      <w:r>
+        <w:rPr>
+          <w:rFonts w:ascii="Times New Roman" w:eastAsia="Times New Roman" w:hAnsi="Times New Roman" w:cs="Times New Roman"/>
+          <w:color w:val="auto"/>
+          <w:sz w:val="28"/>
+          <w:szCs w:val="28"/>
+          <w:lang w:bidi="hi-IN"/>
+        </w:rPr>
+        <w:t>),</w:t>
+      </w:r>
+    </w:p>
+    <w:p>
+      <w:pPr>
+        <w:pStyle w:val="ListParagraph"/>
+        <w:spacing w:after="0" w:line="240" w:lineRule="auto"/>
+        <w:ind w:left="360"/>
+        <w:rPr>
+          <w:rFonts w:ascii="Times New Roman" w:eastAsia="Times New Roman" w:hAnsi="Times New Roman" w:cs="Times New Roman"/>
+          <w:color w:val="auto"/>
+          <w:sz w:val="28"/>
+          <w:szCs w:val="28"/>
+          <w:lang w:bidi="hi-IN"/>
+        </w:rPr>
+      </w:pPr>
+    </w:p>
+    <w:p>
+      <w:pPr>
+        <w:pStyle w:val="ListParagraph"/>
+        <w:spacing w:after="0" w:line="240" w:lineRule="auto"/>
+        <w:ind w:left="360"/>
+        <w:rPr>
+          <w:rFonts w:ascii="Times New Roman" w:eastAsia="Times New Roman" w:hAnsi="Times New Roman" w:cs="Times New Roman"/>
+          <w:color w:val="auto"/>
+          <w:sz w:val="28"/>
+          <w:szCs w:val="28"/>
+          <w:lang w:bidi="hi-IN"/>
+        </w:rPr>
+      </w:pPr>
+      <w:r>
+        <w:rPr>
+          <w:rFonts w:ascii="Times New Roman" w:eastAsia="Times New Roman" w:hAnsi="Times New Roman" w:cs="Times New Roman"/>
+          <w:color w:val="auto"/>
+          <w:sz w:val="28"/>
+          <w:szCs w:val="28"/>
+          <w:lang w:bidi="hi-IN"/>
+        </w:rPr>
+        <w:tab/>
+      </w:r>
+      <w:r>
+        <w:rPr>
+          <w:rFonts w:ascii="Times New Roman" w:eastAsia="Times New Roman" w:hAnsi="Times New Roman" w:cs="Times New Roman"/>
+          <w:color w:val="auto"/>
+          <w:sz w:val="28"/>
+          <w:szCs w:val="28"/>
+          <w:lang w:bidi="hi-IN"/>
+        </w:rPr>
+        <w:t xml:space="preserve">"Logistic Regression": </w:t>
+      </w:r>
+      <w:proofErr w:type="spellStart"/>
+      <w:proofErr w:type="gramStart"/>
+      <w:r>
+        <w:rPr>
+          <w:rFonts w:ascii="Times New Roman" w:eastAsia="Times New Roman" w:hAnsi="Times New Roman" w:cs="Times New Roman"/>
+          <w:color w:val="auto"/>
+          <w:sz w:val="28"/>
+          <w:szCs w:val="28"/>
+          <w:lang w:bidi="hi-IN"/>
+        </w:rPr>
+        <w:t>LogisticRegression</w:t>
+      </w:r>
+      <w:proofErr w:type="spellEnd"/>
+      <w:r>
+        <w:rPr>
+          <w:rFonts w:ascii="Times New Roman" w:eastAsia="Times New Roman" w:hAnsi="Times New Roman" w:cs="Times New Roman"/>
+          <w:color w:val="auto"/>
+          <w:sz w:val="28"/>
+          <w:szCs w:val="28"/>
+          <w:lang w:bidi="hi-IN"/>
+        </w:rPr>
+        <w:t>(</w:t>
+      </w:r>
+      <w:proofErr w:type="gramEnd"/>
+    </w:p>
+    <w:p>
+      <w:pPr>
+        <w:pStyle w:val="ListParagraph"/>
+        <w:spacing w:after="0" w:line="240" w:lineRule="auto"/>
+        <w:ind w:left="360"/>
+        <w:rPr>
+          <w:rFonts w:ascii="Times New Roman" w:eastAsia="Times New Roman" w:hAnsi="Times New Roman" w:cs="Times New Roman"/>
+          <w:color w:val="auto"/>
+          <w:sz w:val="28"/>
+          <w:szCs w:val="28"/>
+          <w:lang w:bidi="hi-IN"/>
+        </w:rPr>
+      </w:pPr>
+      <w:r>
+        <w:rPr>
+          <w:rFonts w:ascii="Times New Roman" w:eastAsia="Times New Roman" w:hAnsi="Times New Roman" w:cs="Times New Roman"/>
+          <w:color w:val="auto"/>
+          <w:sz w:val="28"/>
+          <w:szCs w:val="28"/>
+          <w:lang w:bidi="hi-IN"/>
+        </w:rPr>
+        <w:tab/>
+      </w:r>
+      <w:proofErr w:type="spellStart"/>
+      <w:r>
+        <w:rPr>
+          <w:rFonts w:ascii="Times New Roman" w:eastAsia="Times New Roman" w:hAnsi="Times New Roman" w:cs="Times New Roman"/>
+          <w:color w:val="auto"/>
+          <w:sz w:val="28"/>
+          <w:szCs w:val="28"/>
+          <w:lang w:bidi="hi-IN"/>
+        </w:rPr>
+        <w:t>max_iter</w:t>
+      </w:r>
+      <w:proofErr w:type="spellEnd"/>
+      <w:r>
+        <w:rPr>
+          <w:rFonts w:ascii="Times New Roman" w:eastAsia="Times New Roman" w:hAnsi="Times New Roman" w:cs="Times New Roman"/>
+          <w:color w:val="auto"/>
+          <w:sz w:val="28"/>
+          <w:szCs w:val="28"/>
+          <w:lang w:bidi="hi-IN"/>
+        </w:rPr>
+        <w:t>=5000,</w:t>
+      </w:r>
+    </w:p>
+    <w:p>
+      <w:pPr>
+        <w:pStyle w:val="ListParagraph"/>
+        <w:spacing w:after="0" w:line="240" w:lineRule="auto"/>
+        <w:ind w:left="360"/>
+        <w:rPr>
+          <w:rFonts w:ascii="Times New Roman" w:eastAsia="Times New Roman" w:hAnsi="Times New Roman" w:cs="Times New Roman"/>
+          <w:color w:val="auto"/>
+          <w:sz w:val="28"/>
+          <w:szCs w:val="28"/>
+          <w:lang w:bidi="hi-IN"/>
+        </w:rPr>
+      </w:pPr>
+      <w:r>
+        <w:rPr>
+          <w:rFonts w:ascii="Times New Roman" w:eastAsia="Times New Roman" w:hAnsi="Times New Roman" w:cs="Times New Roman"/>
+          <w:color w:val="auto"/>
+          <w:sz w:val="28"/>
+          <w:szCs w:val="28"/>
+          <w:lang w:bidi="hi-IN"/>
+        </w:rPr>
+        <w:tab/>
+      </w:r>
+      <w:r>
+        <w:rPr>
+          <w:rFonts w:ascii="Times New Roman" w:eastAsia="Times New Roman" w:hAnsi="Times New Roman" w:cs="Times New Roman"/>
+          <w:color w:val="auto"/>
+          <w:sz w:val="28"/>
+          <w:szCs w:val="28"/>
+          <w:lang w:bidi="hi-IN"/>
+        </w:rPr>
+        <w:t>solver="</w:t>
+      </w:r>
+      <w:proofErr w:type="spellStart"/>
+      <w:r>
+        <w:rPr>
+          <w:rFonts w:ascii="Times New Roman" w:eastAsia="Times New Roman" w:hAnsi="Times New Roman" w:cs="Times New Roman"/>
+          <w:color w:val="auto"/>
+          <w:sz w:val="28"/>
+          <w:szCs w:val="28"/>
+          <w:lang w:bidi="hi-IN"/>
+        </w:rPr>
+        <w:t>lbfgs</w:t>
+      </w:r>
+      <w:proofErr w:type="spellEnd"/>
+      <w:r>
+        <w:rPr>
+          <w:rFonts w:ascii="Times New Roman" w:eastAsia="Times New Roman" w:hAnsi="Times New Roman" w:cs="Times New Roman"/>
+          <w:color w:val="auto"/>
+          <w:sz w:val="28"/>
+          <w:szCs w:val="28"/>
+          <w:lang w:bidi="hi-IN"/>
+        </w:rPr>
+        <w:t>",</w:t>
+      </w:r>
+    </w:p>
+    <w:p>
+      <w:pPr>
+        <w:pStyle w:val="ListParagraph"/>
+        <w:spacing w:after="0" w:line="240" w:lineRule="auto"/>
+        <w:ind w:left="360"/>
+        <w:rPr>
+          <w:rFonts w:ascii="Times New Roman" w:eastAsia="Times New Roman" w:hAnsi="Times New Roman" w:cs="Times New Roman"/>
+          <w:color w:val="auto"/>
+          <w:sz w:val="28"/>
+          <w:szCs w:val="28"/>
+          <w:lang w:bidi="hi-IN"/>
+        </w:rPr>
+      </w:pPr>
+      <w:r>
+        <w:rPr>
+          <w:rFonts w:ascii="Times New Roman" w:eastAsia="Times New Roman" w:hAnsi="Times New Roman" w:cs="Times New Roman"/>
+          <w:color w:val="auto"/>
+          <w:sz w:val="28"/>
+          <w:szCs w:val="28"/>
+          <w:lang w:bidi="hi-IN"/>
+        </w:rPr>
+        <w:lastRenderedPageBreak/>
+        <w:tab/>
+      </w:r>
+      <w:proofErr w:type="spellStart"/>
+      <w:r>
+        <w:rPr>
+          <w:rFonts w:ascii="Times New Roman" w:eastAsia="Times New Roman" w:hAnsi="Times New Roman" w:cs="Times New Roman"/>
+          <w:color w:val="auto"/>
+          <w:sz w:val="28"/>
+          <w:szCs w:val="28"/>
+          <w:lang w:bidi="hi-IN"/>
+        </w:rPr>
+        <w:t>multi_class</w:t>
+      </w:r>
+      <w:proofErr w:type="spellEnd"/>
+      <w:r>
+        <w:rPr>
+          <w:rFonts w:ascii="Times New Roman" w:eastAsia="Times New Roman" w:hAnsi="Times New Roman" w:cs="Times New Roman"/>
+          <w:color w:val="auto"/>
+          <w:sz w:val="28"/>
+          <w:szCs w:val="28"/>
+          <w:lang w:bidi="hi-IN"/>
+        </w:rPr>
+        <w:t>="multinomial"</w:t>
+      </w:r>
+    </w:p>
+    <w:p>
+      <w:pPr>
+        <w:pStyle w:val="ListParagraph"/>
+        <w:spacing w:after="0" w:line="240" w:lineRule="auto"/>
+        <w:ind w:left="360"/>
+        <w:rPr>
+          <w:rFonts w:ascii="Times New Roman" w:eastAsia="Times New Roman" w:hAnsi="Times New Roman" w:cs="Times New Roman"/>
+          <w:color w:val="auto"/>
+          <w:sz w:val="28"/>
+          <w:szCs w:val="28"/>
+          <w:lang w:bidi="hi-IN"/>
+        </w:rPr>
+      </w:pPr>
+      <w:r>
+        <w:rPr>
+          <w:rFonts w:ascii="Times New Roman" w:eastAsia="Times New Roman" w:hAnsi="Times New Roman" w:cs="Times New Roman"/>
+          <w:color w:val="auto"/>
+          <w:sz w:val="28"/>
+          <w:szCs w:val="28"/>
+          <w:lang w:bidi="hi-IN"/>
+        </w:rPr>
+        <w:t>),</w:t>
+      </w:r>
+    </w:p>
+    <w:p>
+      <w:pPr>
+        <w:pStyle w:val="ListParagraph"/>
+        <w:spacing w:after="0" w:line="240" w:lineRule="auto"/>
+        <w:ind w:left="360"/>
+        <w:rPr>
+          <w:rFonts w:ascii="Times New Roman" w:eastAsia="Times New Roman" w:hAnsi="Times New Roman" w:cs="Times New Roman"/>
+          <w:color w:val="auto"/>
+          <w:sz w:val="28"/>
+          <w:szCs w:val="28"/>
+          <w:lang w:bidi="hi-IN"/>
+        </w:rPr>
+      </w:pPr>
+    </w:p>
+    <w:p>
+      <w:pPr>
+        <w:pStyle w:val="ListParagraph"/>
+        <w:spacing w:after="0" w:line="240" w:lineRule="auto"/>
+        <w:ind w:left="360"/>
+        <w:rPr>
+          <w:rFonts w:ascii="Times New Roman" w:eastAsia="Times New Roman" w:hAnsi="Times New Roman" w:cs="Times New Roman"/>
+          <w:color w:val="auto"/>
+          <w:sz w:val="28"/>
+          <w:szCs w:val="28"/>
+          <w:lang w:bidi="hi-IN"/>
+        </w:rPr>
+      </w:pPr>
+      <w:r>
+        <w:rPr>
+          <w:rFonts w:ascii="Times New Roman" w:eastAsia="Times New Roman" w:hAnsi="Times New Roman" w:cs="Times New Roman"/>
+          <w:color w:val="auto"/>
+          <w:sz w:val="28"/>
+          <w:szCs w:val="28"/>
+          <w:lang w:bidi="hi-IN"/>
+        </w:rPr>
+        <w:tab/>
+      </w:r>
+      <w:r>
+        <w:rPr>
+          <w:rFonts w:ascii="Times New Roman" w:eastAsia="Times New Roman" w:hAnsi="Times New Roman" w:cs="Times New Roman"/>
+          <w:color w:val="auto"/>
+          <w:sz w:val="28"/>
+          <w:szCs w:val="28"/>
+          <w:lang w:bidi="hi-IN"/>
+        </w:rPr>
+        <w:t>"</w:t>
+      </w:r>
+      <w:proofErr w:type="spellStart"/>
+      <w:r>
+        <w:rPr>
+          <w:rFonts w:ascii="Times New Roman" w:eastAsia="Times New Roman" w:hAnsi="Times New Roman" w:cs="Times New Roman"/>
+          <w:color w:val="auto"/>
+          <w:sz w:val="28"/>
+          <w:szCs w:val="28"/>
+          <w:lang w:bidi="hi-IN"/>
+        </w:rPr>
+        <w:t>XGBClassifier</w:t>
+      </w:r>
+      <w:proofErr w:type="spellEnd"/>
+      <w:r>
+        <w:rPr>
+          <w:rFonts w:ascii="Times New Roman" w:eastAsia="Times New Roman" w:hAnsi="Times New Roman" w:cs="Times New Roman"/>
+          <w:color w:val="auto"/>
+          <w:sz w:val="28"/>
+          <w:szCs w:val="28"/>
+          <w:lang w:bidi="hi-IN"/>
+        </w:rPr>
+        <w:t xml:space="preserve">": </w:t>
+      </w:r>
+      <w:proofErr w:type="spellStart"/>
+      <w:proofErr w:type="gramStart"/>
+      <w:r>
+        <w:rPr>
+          <w:rFonts w:ascii="Times New Roman" w:eastAsia="Times New Roman" w:hAnsi="Times New Roman" w:cs="Times New Roman"/>
+          <w:color w:val="auto"/>
+          <w:sz w:val="28"/>
+          <w:szCs w:val="28"/>
+          <w:lang w:bidi="hi-IN"/>
+        </w:rPr>
+        <w:t>XGBClassifier</w:t>
+      </w:r>
+      <w:proofErr w:type="spellEnd"/>
+      <w:r>
+        <w:rPr>
+          <w:rFonts w:ascii="Times New Roman" w:eastAsia="Times New Roman" w:hAnsi="Times New Roman" w:cs="Times New Roman"/>
+          <w:color w:val="auto"/>
+          <w:sz w:val="28"/>
+          <w:szCs w:val="28"/>
+          <w:lang w:bidi="hi-IN"/>
+        </w:rPr>
+        <w:t>(</w:t>
+      </w:r>
+      <w:proofErr w:type="gramEnd"/>
+    </w:p>
+    <w:p>
+      <w:pPr>
+        <w:pStyle w:val="ListParagraph"/>
+        <w:spacing w:after="0" w:line="240" w:lineRule="auto"/>
+        <w:ind w:left="360"/>
+        <w:rPr>
+          <w:rFonts w:ascii="Times New Roman" w:eastAsia="Times New Roman" w:hAnsi="Times New Roman" w:cs="Times New Roman"/>
+          <w:color w:val="auto"/>
+          <w:sz w:val="28"/>
+          <w:szCs w:val="28"/>
+          <w:lang w:bidi="hi-IN"/>
+        </w:rPr>
+      </w:pPr>
+      <w:r>
+        <w:rPr>
+          <w:rFonts w:ascii="Times New Roman" w:eastAsia="Times New Roman" w:hAnsi="Times New Roman" w:cs="Times New Roman"/>
+          <w:color w:val="auto"/>
+          <w:sz w:val="28"/>
+          <w:szCs w:val="28"/>
+          <w:lang w:bidi="hi-IN"/>
+        </w:rPr>
+        <w:tab/>
+      </w:r>
+      <w:proofErr w:type="spellStart"/>
+      <w:r>
+        <w:rPr>
+          <w:rFonts w:ascii="Times New Roman" w:eastAsia="Times New Roman" w:hAnsi="Times New Roman" w:cs="Times New Roman"/>
+          <w:color w:val="auto"/>
+          <w:sz w:val="28"/>
+          <w:szCs w:val="28"/>
+          <w:lang w:bidi="hi-IN"/>
+        </w:rPr>
+        <w:t>n_estimators</w:t>
+      </w:r>
+      <w:proofErr w:type="spellEnd"/>
+      <w:r>
+        <w:rPr>
+          <w:rFonts w:ascii="Times New Roman" w:eastAsia="Times New Roman" w:hAnsi="Times New Roman" w:cs="Times New Roman"/>
+          <w:color w:val="auto"/>
+          <w:sz w:val="28"/>
+          <w:szCs w:val="28"/>
+          <w:lang w:bidi="hi-IN"/>
+        </w:rPr>
+        <w:t>=200,</w:t>
+      </w:r>
+    </w:p>
+    <w:p>
+      <w:pPr>
+        <w:pStyle w:val="ListParagraph"/>
+        <w:spacing w:after="0" w:line="240" w:lineRule="auto"/>
+        <w:ind w:left="360"/>
+        <w:rPr>
+          <w:rFonts w:ascii="Times New Roman" w:eastAsia="Times New Roman" w:hAnsi="Times New Roman" w:cs="Times New Roman"/>
+          <w:color w:val="auto"/>
+          <w:sz w:val="28"/>
+          <w:szCs w:val="28"/>
+          <w:lang w:bidi="hi-IN"/>
+        </w:rPr>
+      </w:pPr>
+      <w:r>
+        <w:rPr>
+          <w:rFonts w:ascii="Times New Roman" w:eastAsia="Times New Roman" w:hAnsi="Times New Roman" w:cs="Times New Roman"/>
+          <w:color w:val="auto"/>
+          <w:sz w:val="28"/>
+          <w:szCs w:val="28"/>
+          <w:lang w:bidi="hi-IN"/>
+        </w:rPr>
+        <w:tab/>
+      </w:r>
+      <w:proofErr w:type="spellStart"/>
+      <w:r>
+        <w:rPr>
+          <w:rFonts w:ascii="Times New Roman" w:eastAsia="Times New Roman" w:hAnsi="Times New Roman" w:cs="Times New Roman"/>
+          <w:color w:val="auto"/>
+          <w:sz w:val="28"/>
+          <w:szCs w:val="28"/>
+          <w:lang w:bidi="hi-IN"/>
+        </w:rPr>
+        <w:t>learning_rate</w:t>
+      </w:r>
+      <w:proofErr w:type="spellEnd"/>
+      <w:r>
+        <w:rPr>
+          <w:rFonts w:ascii="Times New Roman" w:eastAsia="Times New Roman" w:hAnsi="Times New Roman" w:cs="Times New Roman"/>
+          <w:color w:val="auto"/>
+          <w:sz w:val="28"/>
+          <w:szCs w:val="28"/>
+          <w:lang w:bidi="hi-IN"/>
+        </w:rPr>
+        <w:t xml:space="preserve">=0.05, </w:t>
+      </w:r>
+      <w:proofErr w:type="spellStart"/>
+      <w:r>
+        <w:rPr>
+          <w:rFonts w:ascii="Times New Roman" w:eastAsia="Times New Roman" w:hAnsi="Times New Roman" w:cs="Times New Roman"/>
+          <w:color w:val="auto"/>
+          <w:sz w:val="28"/>
+          <w:szCs w:val="28"/>
+          <w:lang w:bidi="hi-IN"/>
+        </w:rPr>
+        <w:t>random_state</w:t>
+      </w:r>
+      <w:proofErr w:type="spellEnd"/>
+      <w:r>
+        <w:rPr>
+          <w:rFonts w:ascii="Times New Roman" w:eastAsia="Times New Roman" w:hAnsi="Times New Roman" w:cs="Times New Roman"/>
+          <w:color w:val="auto"/>
+          <w:sz w:val="28"/>
+          <w:szCs w:val="28"/>
+          <w:lang w:bidi="hi-IN"/>
+        </w:rPr>
+        <w:t>=42)</w:t>
+      </w:r>
+    </w:p>
+    <w:p>
+      <w:pPr>
+        <w:pStyle w:val="ListParagraph"/>
+        <w:spacing w:after="0" w:line="240" w:lineRule="auto"/>
+        <w:ind w:left="360"/>
+        <w:rPr>
+          <w:rFonts w:ascii="Times New Roman" w:eastAsia="Times New Roman" w:hAnsi="Times New Roman" w:cs="Times New Roman"/>
+          <w:color w:val="auto"/>
+          <w:sz w:val="28"/>
+          <w:szCs w:val="28"/>
+          <w:lang w:bidi="hi-IN"/>
+        </w:rPr>
+      </w:pPr>
+      <w:r>
+        <w:rPr>
+          <w:rFonts w:ascii="Times New Roman" w:eastAsia="Times New Roman" w:hAnsi="Times New Roman" w:cs="Times New Roman"/>
+          <w:color w:val="auto"/>
+          <w:sz w:val="28"/>
+          <w:szCs w:val="28"/>
+          <w:lang w:bidi="hi-IN"/>
+        </w:rPr>
+        <w:t>)</w:t>
+      </w:r>
+    </w:p>
+    <w:p>
+      <w:pPr>
+        <w:pStyle w:val="ListParagraph"/>
+        <w:spacing w:after="0" w:line="240" w:lineRule="auto"/>
+        <w:ind w:left="360"/>
+        <w:rPr>
+          <w:rFonts w:ascii="Times New Roman" w:eastAsia="Times New Roman" w:hAnsi="Times New Roman" w:cs="Times New Roman"/>
+          <w:color w:val="auto"/>
+          <w:sz w:val="28"/>
+          <w:szCs w:val="28"/>
+          <w:lang w:bidi="hi-IN"/>
+        </w:rPr>
+      </w:pPr>
+      <w:r>
+        <w:rPr>
+          <w:rFonts w:ascii="Times New Roman" w:eastAsia="Times New Roman" w:hAnsi="Times New Roman" w:cs="Times New Roman"/>
+          <w:color w:val="auto"/>
+          <w:sz w:val="28"/>
+          <w:szCs w:val="28"/>
+          <w:lang w:bidi="hi-IN"/>
+        </w:rPr>
+        <w:t>}</w:t>
+      </w:r>
+    </w:p>
+    <w:p>
+      <w:pPr>
+        <w:pStyle w:val="ListParagraph"/>
+        <w:spacing w:after="0" w:line="240" w:lineRule="auto"/>
+        <w:ind w:left="360"/>
+        <w:rPr>
+          <w:rFonts w:ascii="Times New Roman" w:eastAsia="Times New Roman" w:hAnsi="Times New Roman" w:cs="Times New Roman"/>
+          <w:color w:val="auto"/>
+          <w:sz w:val="28"/>
+          <w:szCs w:val="28"/>
+          <w:lang w:bidi="hi-IN"/>
+        </w:rPr>
+      </w:pPr>
+      <w:r>
+        <w:rPr>
+          <w:rFonts w:ascii="Times New Roman" w:eastAsia="Times New Roman" w:hAnsi="Times New Roman" w:cs="Times New Roman"/>
+          <w:noProof/>
           <w:color w:val="auto"/>
           <w:sz w:val="28"/>
           <w:szCs w:val="28"/>
           <w:lang w:bidi="hi-IN"/>
         </w:rPr>
         <w:drawing>
-          <wp:inline distT="0" distB="0" distL="0" distR="0" wp14:anchorId="3720761B" wp14:editId="7D8315EA">
-            <wp:extent cx="5943600" cy="4032885"/>
-            <wp:effectExtent l="0" t="0" r="0" b="5715"/>
+          <wp:inline distT="0" distB="0" distL="0" distR="0" wp14:anchorId="3720761B" wp14:editId="0342DAE8">
+            <wp:extent cx="5943600" cy="4766733"/>
+            <wp:effectExtent l="0" t="0" r="0" b="0"/>
             <wp:docPr id="18" name="Picture 18"/>
             <wp:cNvGraphicFramePr>
               <a:graphicFrameLocks xmlns:a="http://schemas.openxmlformats.org/drawingml/2006/main" noChangeAspect="1"/>
@@ -3259,7 +6261,7 @@
                   <pic:spPr>
                     <a:xfrm>
                       <a:off x="0" y="0"/>
-                      <a:ext cx="5943600" cy="4032885"/>
+                      <a:ext cx="5947451" cy="4769821"/>
                     </a:xfrm>
                     <a:prstGeom prst="rect">
                       <a:avLst/>
@@ -3436,59 +6438,2062 @@
           <w:szCs w:val="28"/>
           <w:lang w:bidi="hi-IN"/>
         </w:rPr>
+        <w:t>Train &amp; Evaluate</w:t>
+      </w:r>
+    </w:p>
+    <w:p>
+      <w:pPr>
+        <w:pStyle w:val="NormalWeb"/>
+      </w:pPr>
+      <w:r>
+        <w:t>Four major evaluation metrics were used:</w:t>
+      </w:r>
+    </w:p>
+    <w:p>
+      <w:pPr>
+        <w:pStyle w:val="Heading3"/>
+      </w:pPr>
+      <w:r>
+        <w:t>1. Accuracy</w:t>
+      </w:r>
+    </w:p>
+    <w:p>
+      <w:pPr>
+        <w:pStyle w:val="NormalWeb"/>
+      </w:pPr>
+      <w:r>
+        <w:t>Accuracy represents the proportion of total predictions that were correct.</w:t>
+      </w:r>
+    </w:p>
+    <w:p>
+      <w:pPr>
+        <w:pStyle w:val="NormalWeb"/>
+      </w:pPr>
+      <w:r>
+        <w:rPr>
+          <w:rStyle w:val="Strong"/>
+        </w:rPr>
+        <w:t>Accuracy = Correct Predictions / Total Predictions</w:t>
+      </w:r>
+    </w:p>
+    <w:p>
+      <w:pPr>
+        <w:pStyle w:val="NormalWeb"/>
+      </w:pPr>
+      <w:r>
+        <w:t>A higher accuracy indicates that the model correctly classified a larger percentage of test records.</w:t>
+      </w:r>
+    </w:p>
+    <w:p>
+      <w:pPr>
+        <w:pStyle w:val="Heading3"/>
+      </w:pPr>
+      <w:r>
+        <w:t>2. Precision</w:t>
+      </w:r>
+    </w:p>
+    <w:p>
+      <w:pPr>
+        <w:pStyle w:val="NormalWeb"/>
+      </w:pPr>
+      <w:r>
+        <w:t>Precision measures how many records predicted as a particular class actually belonged to that class.</w:t>
+      </w:r>
+    </w:p>
+    <w:p>
+      <w:pPr>
+        <w:pStyle w:val="NormalWeb"/>
+      </w:pPr>
+      <w:r>
+        <w:t>It is useful for understanding the reliability of positive predictions.</w:t>
+      </w:r>
+    </w:p>
+    <w:p>
+      <w:pPr>
+        <w:pStyle w:val="Heading3"/>
+      </w:pPr>
+      <w:r>
+        <w:t>3. Recall</w:t>
+      </w:r>
+    </w:p>
+    <w:p>
+      <w:pPr>
+        <w:pStyle w:val="NormalWeb"/>
+      </w:pPr>
+      <w:r>
+        <w:t>Recall measures how many actual records belonging to a class were successfully identified by the model.</w:t>
+      </w:r>
+    </w:p>
+    <w:p>
+      <w:pPr>
+        <w:pStyle w:val="NormalWeb"/>
+      </w:pPr>
+      <w:r>
+        <w:t>In healthcare-related analysis, recall can be important when failing to identify a particular outcome may be important.</w:t>
+      </w:r>
+    </w:p>
+    <w:p>
+      <w:pPr>
+        <w:pStyle w:val="Heading3"/>
+      </w:pPr>
+      <w:r>
+        <w:t>4. F1-Score</w:t>
+      </w:r>
+    </w:p>
+    <w:p>
+      <w:pPr>
+        <w:pStyle w:val="NormalWeb"/>
+      </w:pPr>
+      <w:r>
+        <w:t>F1-score combines precision and recall into a single metric.</w:t>
+      </w:r>
+    </w:p>
+    <w:p>
+      <w:pPr>
+        <w:pStyle w:val="NormalWeb"/>
+      </w:pPr>
+      <w:r>
+        <w:t>It is particularly useful when we want to evaluate the balance between precision and recall.</w:t>
+      </w:r>
+    </w:p>
+    <w:p>
+      <w:pPr>
+        <w:pStyle w:val="NormalWeb"/>
+      </w:pPr>
+      <w:r>
+        <w:t xml:space="preserve">In this project, </w:t>
+      </w:r>
+      <w:r>
+        <w:rPr>
+          <w:rStyle w:val="Strong"/>
+        </w:rPr>
+        <w:t>weighted precision, recall, and F1-score</w:t>
+      </w:r>
+      <w:r>
+        <w:t xml:space="preserve"> were used so that the contribution of each class was considered according to its number of records.</w:t>
+      </w:r>
+    </w:p>
+    <w:p>
+      <w:pPr>
+        <w:pStyle w:val="ListParagraph"/>
+        <w:spacing w:after="0" w:line="240" w:lineRule="auto"/>
+        <w:ind w:left="360"/>
+        <w:rPr>
+          <w:rFonts w:ascii="Times New Roman" w:eastAsia="Times New Roman" w:hAnsi="Times New Roman" w:cs="Times New Roman"/>
+          <w:color w:val="auto"/>
+          <w:sz w:val="28"/>
+          <w:szCs w:val="28"/>
+          <w:lang w:bidi="hi-IN"/>
+        </w:rPr>
+      </w:pPr>
+    </w:p>
+    <w:p>
+      <w:pPr>
+        <w:pStyle w:val="ListParagraph"/>
+        <w:spacing w:after="0" w:line="240" w:lineRule="auto"/>
+        <w:ind w:left="360"/>
+        <w:rPr>
+          <w:rFonts w:ascii="Times New Roman" w:eastAsia="Times New Roman" w:hAnsi="Times New Roman" w:cs="Times New Roman"/>
+          <w:color w:val="auto"/>
+          <w:sz w:val="28"/>
+          <w:szCs w:val="28"/>
+          <w:lang w:bidi="hi-IN"/>
+        </w:rPr>
+      </w:pPr>
+    </w:p>
+    <w:p>
+      <w:pPr>
+        <w:pStyle w:val="HTMLPreformatted"/>
+        <w:ind w:left="360"/>
+        <w:rPr>
+          <w:rStyle w:val="HTMLCode"/>
+          <w:rFonts w:ascii="Times New Roman" w:hAnsi="Times New Roman" w:cs="Times New Roman"/>
+          <w:sz w:val="28"/>
+          <w:szCs w:val="28"/>
+        </w:rPr>
+      </w:pPr>
+      <w:r>
+        <w:rPr>
+          <w:rStyle w:val="HTMLCode"/>
+          <w:rFonts w:ascii="Times New Roman" w:hAnsi="Times New Roman" w:cs="Times New Roman"/>
+          <w:sz w:val="28"/>
+          <w:szCs w:val="28"/>
+        </w:rPr>
+        <w:t>results = []</w:t>
+      </w:r>
+    </w:p>
+    <w:p>
+      <w:pPr>
+        <w:pStyle w:val="HTMLPreformatted"/>
+        <w:ind w:left="360"/>
+        <w:rPr>
+          <w:rStyle w:val="HTMLCode"/>
+          <w:rFonts w:ascii="Times New Roman" w:hAnsi="Times New Roman" w:cs="Times New Roman"/>
+          <w:sz w:val="28"/>
+          <w:szCs w:val="28"/>
+        </w:rPr>
+      </w:pPr>
+    </w:p>
+    <w:p>
+      <w:pPr>
+        <w:pStyle w:val="HTMLPreformatted"/>
+        <w:ind w:left="360"/>
+        <w:rPr>
+          <w:rStyle w:val="HTMLCode"/>
+          <w:rFonts w:ascii="Times New Roman" w:hAnsi="Times New Roman" w:cs="Times New Roman"/>
+          <w:sz w:val="28"/>
+          <w:szCs w:val="28"/>
+        </w:rPr>
+      </w:pPr>
+      <w:r>
+        <w:rPr>
+          <w:rStyle w:val="HTMLCode"/>
+          <w:rFonts w:ascii="Times New Roman" w:hAnsi="Times New Roman" w:cs="Times New Roman"/>
+          <w:sz w:val="28"/>
+          <w:szCs w:val="28"/>
+        </w:rPr>
+        <w:t xml:space="preserve">for name, model in </w:t>
+      </w:r>
+      <w:proofErr w:type="spellStart"/>
+      <w:proofErr w:type="gramStart"/>
+      <w:r>
+        <w:rPr>
+          <w:rStyle w:val="HTMLCode"/>
+          <w:rFonts w:ascii="Times New Roman" w:hAnsi="Times New Roman" w:cs="Times New Roman"/>
+          <w:sz w:val="28"/>
+          <w:szCs w:val="28"/>
+        </w:rPr>
+        <w:t>models.items</w:t>
+      </w:r>
+      <w:proofErr w:type="spellEnd"/>
+      <w:proofErr w:type="gramEnd"/>
+      <w:r>
+        <w:rPr>
+          <w:rStyle w:val="HTMLCode"/>
+          <w:rFonts w:ascii="Times New Roman" w:hAnsi="Times New Roman" w:cs="Times New Roman"/>
+          <w:sz w:val="28"/>
+          <w:szCs w:val="28"/>
+        </w:rPr>
+        <w:t>():</w:t>
+      </w:r>
+    </w:p>
+    <w:p>
+      <w:pPr>
+        <w:pStyle w:val="HTMLPreformatted"/>
+        <w:ind w:left="360"/>
+        <w:rPr>
+          <w:rStyle w:val="HTMLCode"/>
+          <w:rFonts w:ascii="Times New Roman" w:hAnsi="Times New Roman" w:cs="Times New Roman"/>
+          <w:sz w:val="28"/>
+          <w:szCs w:val="28"/>
+        </w:rPr>
+      </w:pPr>
+    </w:p>
+    <w:p>
+      <w:pPr>
+        <w:pStyle w:val="HTMLPreformatted"/>
+        <w:ind w:left="360"/>
+        <w:rPr>
+          <w:rStyle w:val="HTMLCode"/>
+          <w:rFonts w:ascii="Times New Roman" w:hAnsi="Times New Roman" w:cs="Times New Roman"/>
+          <w:sz w:val="28"/>
+          <w:szCs w:val="28"/>
+        </w:rPr>
+      </w:pPr>
+      <w:r>
+        <w:rPr>
+          <w:rStyle w:val="HTMLCode"/>
+          <w:rFonts w:ascii="Times New Roman" w:hAnsi="Times New Roman" w:cs="Times New Roman"/>
+          <w:sz w:val="28"/>
+          <w:szCs w:val="28"/>
+        </w:rPr>
         <w:lastRenderedPageBreak/>
-        <w:t xml:space="preserve">Train </w:t>
-      </w:r>
-      <w:r>
-        <w:rPr>
-          <w:rFonts w:ascii="Times New Roman" w:eastAsia="Times New Roman" w:hAnsi="Times New Roman" w:cs="Times New Roman"/>
-          <w:color w:val="auto"/>
-          <w:sz w:val="28"/>
-          <w:szCs w:val="28"/>
-          <w:lang w:bidi="hi-IN"/>
-        </w:rPr>
-        <w:t>&amp; Evaluate</w:t>
-      </w:r>
-    </w:p>
-    <w:p>
-      <w:pPr>
-        <w:pStyle w:val="ListParagraph"/>
-        <w:spacing w:after="0" w:line="240" w:lineRule="auto"/>
-        <w:ind w:left="360"/>
-        <w:rPr>
-          <w:rFonts w:ascii="Times New Roman" w:eastAsia="Times New Roman" w:hAnsi="Times New Roman" w:cs="Times New Roman"/>
-          <w:color w:val="auto"/>
-          <w:sz w:val="28"/>
-          <w:szCs w:val="28"/>
-          <w:lang w:bidi="hi-IN"/>
-        </w:rPr>
-      </w:pPr>
-    </w:p>
-    <w:p>
-      <w:pPr>
-        <w:pStyle w:val="ListParagraph"/>
-        <w:spacing w:after="0" w:line="240" w:lineRule="auto"/>
-        <w:ind w:left="360"/>
-        <w:rPr>
-          <w:rFonts w:ascii="Times New Roman" w:eastAsia="Times New Roman" w:hAnsi="Times New Roman" w:cs="Times New Roman"/>
-          <w:color w:val="auto"/>
-          <w:sz w:val="28"/>
-          <w:szCs w:val="28"/>
-          <w:lang w:bidi="hi-IN"/>
-        </w:rPr>
-      </w:pPr>
-      <w:r>
-        <w:rPr>
-          <w:rFonts w:ascii="Times New Roman" w:eastAsia="Times New Roman" w:hAnsi="Times New Roman" w:cs="Times New Roman"/>
-          <w:color w:val="auto"/>
-          <w:sz w:val="28"/>
-          <w:szCs w:val="28"/>
-          <w:lang w:bidi="hi-IN"/>
-        </w:rPr>
+        <w:t xml:space="preserve">    # Train model</w:t>
+      </w:r>
+    </w:p>
+    <w:p>
+      <w:pPr>
+        <w:pStyle w:val="HTMLPreformatted"/>
+        <w:ind w:left="360"/>
+        <w:rPr>
+          <w:rStyle w:val="HTMLCode"/>
+          <w:rFonts w:ascii="Times New Roman" w:hAnsi="Times New Roman" w:cs="Times New Roman"/>
+          <w:sz w:val="28"/>
+          <w:szCs w:val="28"/>
+        </w:rPr>
+      </w:pPr>
+      <w:r>
+        <w:rPr>
+          <w:rStyle w:val="HTMLCode"/>
+          <w:rFonts w:ascii="Times New Roman" w:hAnsi="Times New Roman" w:cs="Times New Roman"/>
+          <w:sz w:val="28"/>
+          <w:szCs w:val="28"/>
+        </w:rPr>
+        <w:t xml:space="preserve">    </w:t>
+      </w:r>
+      <w:proofErr w:type="spellStart"/>
+      <w:proofErr w:type="gramStart"/>
+      <w:r>
+        <w:rPr>
+          <w:rStyle w:val="HTMLCode"/>
+          <w:rFonts w:ascii="Times New Roman" w:hAnsi="Times New Roman" w:cs="Times New Roman"/>
+          <w:sz w:val="28"/>
+          <w:szCs w:val="28"/>
+        </w:rPr>
+        <w:t>model.fit</w:t>
+      </w:r>
+      <w:proofErr w:type="spellEnd"/>
+      <w:r>
+        <w:rPr>
+          <w:rStyle w:val="HTMLCode"/>
+          <w:rFonts w:ascii="Times New Roman" w:hAnsi="Times New Roman" w:cs="Times New Roman"/>
+          <w:sz w:val="28"/>
+          <w:szCs w:val="28"/>
+        </w:rPr>
+        <w:t>(</w:t>
+      </w:r>
+      <w:proofErr w:type="spellStart"/>
+      <w:proofErr w:type="gramEnd"/>
+      <w:r>
+        <w:rPr>
+          <w:rStyle w:val="HTMLCode"/>
+          <w:rFonts w:ascii="Times New Roman" w:hAnsi="Times New Roman" w:cs="Times New Roman"/>
+          <w:sz w:val="28"/>
+          <w:szCs w:val="28"/>
+        </w:rPr>
+        <w:t>X_train</w:t>
+      </w:r>
+      <w:proofErr w:type="spellEnd"/>
+      <w:r>
+        <w:rPr>
+          <w:rStyle w:val="HTMLCode"/>
+          <w:rFonts w:ascii="Times New Roman" w:hAnsi="Times New Roman" w:cs="Times New Roman"/>
+          <w:sz w:val="28"/>
+          <w:szCs w:val="28"/>
+        </w:rPr>
+        <w:t xml:space="preserve">, </w:t>
+      </w:r>
+      <w:proofErr w:type="spellStart"/>
+      <w:r>
+        <w:rPr>
+          <w:rStyle w:val="HTMLCode"/>
+          <w:rFonts w:ascii="Times New Roman" w:hAnsi="Times New Roman" w:cs="Times New Roman"/>
+          <w:sz w:val="28"/>
+          <w:szCs w:val="28"/>
+        </w:rPr>
+        <w:t>y_train</w:t>
+      </w:r>
+      <w:proofErr w:type="spellEnd"/>
+      <w:r>
+        <w:rPr>
+          <w:rStyle w:val="HTMLCode"/>
+          <w:rFonts w:ascii="Times New Roman" w:hAnsi="Times New Roman" w:cs="Times New Roman"/>
+          <w:sz w:val="28"/>
+          <w:szCs w:val="28"/>
+        </w:rPr>
+        <w:t>)</w:t>
+      </w:r>
+    </w:p>
+    <w:p>
+      <w:pPr>
+        <w:pStyle w:val="HTMLPreformatted"/>
+        <w:ind w:left="360"/>
+        <w:rPr>
+          <w:rStyle w:val="HTMLCode"/>
+          <w:rFonts w:ascii="Times New Roman" w:hAnsi="Times New Roman" w:cs="Times New Roman"/>
+          <w:sz w:val="28"/>
+          <w:szCs w:val="28"/>
+        </w:rPr>
+      </w:pPr>
+    </w:p>
+    <w:p>
+      <w:pPr>
+        <w:pStyle w:val="HTMLPreformatted"/>
+        <w:ind w:left="360"/>
+        <w:rPr>
+          <w:rStyle w:val="HTMLCode"/>
+          <w:rFonts w:ascii="Times New Roman" w:hAnsi="Times New Roman" w:cs="Times New Roman"/>
+          <w:sz w:val="28"/>
+          <w:szCs w:val="28"/>
+        </w:rPr>
+      </w:pPr>
+      <w:r>
+        <w:rPr>
+          <w:rStyle w:val="HTMLCode"/>
+          <w:rFonts w:ascii="Times New Roman" w:hAnsi="Times New Roman" w:cs="Times New Roman"/>
+          <w:sz w:val="28"/>
+          <w:szCs w:val="28"/>
+        </w:rPr>
+        <w:t xml:space="preserve">    # Predict test data</w:t>
+      </w:r>
+    </w:p>
+    <w:p>
+      <w:pPr>
+        <w:pStyle w:val="HTMLPreformatted"/>
+        <w:ind w:left="360"/>
+        <w:rPr>
+          <w:rStyle w:val="HTMLCode"/>
+          <w:rFonts w:ascii="Times New Roman" w:hAnsi="Times New Roman" w:cs="Times New Roman"/>
+          <w:sz w:val="28"/>
+          <w:szCs w:val="28"/>
+        </w:rPr>
+      </w:pPr>
+      <w:r>
+        <w:rPr>
+          <w:rStyle w:val="HTMLCode"/>
+          <w:rFonts w:ascii="Times New Roman" w:hAnsi="Times New Roman" w:cs="Times New Roman"/>
+          <w:sz w:val="28"/>
+          <w:szCs w:val="28"/>
+        </w:rPr>
+        <w:t xml:space="preserve">    </w:t>
+      </w:r>
+      <w:proofErr w:type="spellStart"/>
+      <w:r>
+        <w:rPr>
+          <w:rStyle w:val="HTMLCode"/>
+          <w:rFonts w:ascii="Times New Roman" w:hAnsi="Times New Roman" w:cs="Times New Roman"/>
+          <w:sz w:val="28"/>
+          <w:szCs w:val="28"/>
+        </w:rPr>
+        <w:t>y_pred</w:t>
+      </w:r>
+      <w:proofErr w:type="spellEnd"/>
+      <w:r>
+        <w:rPr>
+          <w:rStyle w:val="HTMLCode"/>
+          <w:rFonts w:ascii="Times New Roman" w:hAnsi="Times New Roman" w:cs="Times New Roman"/>
+          <w:sz w:val="28"/>
+          <w:szCs w:val="28"/>
+        </w:rPr>
+        <w:t xml:space="preserve"> = </w:t>
+      </w:r>
+      <w:proofErr w:type="spellStart"/>
+      <w:proofErr w:type="gramStart"/>
+      <w:r>
+        <w:rPr>
+          <w:rStyle w:val="HTMLCode"/>
+          <w:rFonts w:ascii="Times New Roman" w:hAnsi="Times New Roman" w:cs="Times New Roman"/>
+          <w:sz w:val="28"/>
+          <w:szCs w:val="28"/>
+        </w:rPr>
+        <w:t>model.predict</w:t>
+      </w:r>
+      <w:proofErr w:type="spellEnd"/>
+      <w:proofErr w:type="gramEnd"/>
+      <w:r>
+        <w:rPr>
+          <w:rStyle w:val="HTMLCode"/>
+          <w:rFonts w:ascii="Times New Roman" w:hAnsi="Times New Roman" w:cs="Times New Roman"/>
+          <w:sz w:val="28"/>
+          <w:szCs w:val="28"/>
+        </w:rPr>
+        <w:t>(</w:t>
+      </w:r>
+      <w:proofErr w:type="spellStart"/>
+      <w:r>
+        <w:rPr>
+          <w:rStyle w:val="HTMLCode"/>
+          <w:rFonts w:ascii="Times New Roman" w:hAnsi="Times New Roman" w:cs="Times New Roman"/>
+          <w:sz w:val="28"/>
+          <w:szCs w:val="28"/>
+        </w:rPr>
+        <w:t>X_test</w:t>
+      </w:r>
+      <w:proofErr w:type="spellEnd"/>
+      <w:r>
+        <w:rPr>
+          <w:rStyle w:val="HTMLCode"/>
+          <w:rFonts w:ascii="Times New Roman" w:hAnsi="Times New Roman" w:cs="Times New Roman"/>
+          <w:sz w:val="28"/>
+          <w:szCs w:val="28"/>
+        </w:rPr>
+        <w:t>)</w:t>
+      </w:r>
+    </w:p>
+    <w:p>
+      <w:pPr>
+        <w:pStyle w:val="HTMLPreformatted"/>
+        <w:ind w:left="360"/>
+        <w:rPr>
+          <w:rStyle w:val="HTMLCode"/>
+          <w:rFonts w:ascii="Times New Roman" w:hAnsi="Times New Roman" w:cs="Times New Roman"/>
+          <w:sz w:val="28"/>
+          <w:szCs w:val="28"/>
+        </w:rPr>
+      </w:pPr>
+    </w:p>
+    <w:p>
+      <w:pPr>
+        <w:pStyle w:val="HTMLPreformatted"/>
+        <w:ind w:left="360"/>
+        <w:rPr>
+          <w:rStyle w:val="HTMLCode"/>
+          <w:rFonts w:ascii="Times New Roman" w:hAnsi="Times New Roman" w:cs="Times New Roman"/>
+          <w:sz w:val="28"/>
+          <w:szCs w:val="28"/>
+        </w:rPr>
+      </w:pPr>
+      <w:r>
+        <w:rPr>
+          <w:rStyle w:val="HTMLCode"/>
+          <w:rFonts w:ascii="Times New Roman" w:hAnsi="Times New Roman" w:cs="Times New Roman"/>
+          <w:sz w:val="28"/>
+          <w:szCs w:val="28"/>
+        </w:rPr>
+        <w:t xml:space="preserve">    # Evaluation metrics</w:t>
+      </w:r>
+    </w:p>
+    <w:p>
+      <w:pPr>
+        <w:pStyle w:val="HTMLPreformatted"/>
+        <w:ind w:left="360"/>
+        <w:rPr>
+          <w:rStyle w:val="HTMLCode"/>
+          <w:rFonts w:ascii="Times New Roman" w:hAnsi="Times New Roman" w:cs="Times New Roman"/>
+          <w:sz w:val="28"/>
+          <w:szCs w:val="28"/>
+        </w:rPr>
+      </w:pPr>
+      <w:r>
+        <w:rPr>
+          <w:rStyle w:val="HTMLCode"/>
+          <w:rFonts w:ascii="Times New Roman" w:hAnsi="Times New Roman" w:cs="Times New Roman"/>
+          <w:sz w:val="28"/>
+          <w:szCs w:val="28"/>
+        </w:rPr>
+        <w:t xml:space="preserve">    accuracy = </w:t>
+      </w:r>
+      <w:proofErr w:type="spellStart"/>
+      <w:r>
+        <w:rPr>
+          <w:rStyle w:val="HTMLCode"/>
+          <w:rFonts w:ascii="Times New Roman" w:hAnsi="Times New Roman" w:cs="Times New Roman"/>
+          <w:sz w:val="28"/>
+          <w:szCs w:val="28"/>
+        </w:rPr>
+        <w:t>accuracy_</w:t>
+      </w:r>
+      <w:proofErr w:type="gramStart"/>
+      <w:r>
+        <w:rPr>
+          <w:rStyle w:val="HTMLCode"/>
+          <w:rFonts w:ascii="Times New Roman" w:hAnsi="Times New Roman" w:cs="Times New Roman"/>
+          <w:sz w:val="28"/>
+          <w:szCs w:val="28"/>
+        </w:rPr>
+        <w:t>score</w:t>
+      </w:r>
+      <w:proofErr w:type="spellEnd"/>
+      <w:r>
+        <w:rPr>
+          <w:rStyle w:val="HTMLCode"/>
+          <w:rFonts w:ascii="Times New Roman" w:hAnsi="Times New Roman" w:cs="Times New Roman"/>
+          <w:sz w:val="28"/>
+          <w:szCs w:val="28"/>
+        </w:rPr>
+        <w:t>(</w:t>
+      </w:r>
+      <w:proofErr w:type="spellStart"/>
+      <w:proofErr w:type="gramEnd"/>
+      <w:r>
+        <w:rPr>
+          <w:rStyle w:val="HTMLCode"/>
+          <w:rFonts w:ascii="Times New Roman" w:hAnsi="Times New Roman" w:cs="Times New Roman"/>
+          <w:sz w:val="28"/>
+          <w:szCs w:val="28"/>
+        </w:rPr>
+        <w:t>y_test</w:t>
+      </w:r>
+      <w:proofErr w:type="spellEnd"/>
+      <w:r>
+        <w:rPr>
+          <w:rStyle w:val="HTMLCode"/>
+          <w:rFonts w:ascii="Times New Roman" w:hAnsi="Times New Roman" w:cs="Times New Roman"/>
+          <w:sz w:val="28"/>
+          <w:szCs w:val="28"/>
+        </w:rPr>
+        <w:t xml:space="preserve">, </w:t>
+      </w:r>
+      <w:proofErr w:type="spellStart"/>
+      <w:r>
+        <w:rPr>
+          <w:rStyle w:val="HTMLCode"/>
+          <w:rFonts w:ascii="Times New Roman" w:hAnsi="Times New Roman" w:cs="Times New Roman"/>
+          <w:sz w:val="28"/>
+          <w:szCs w:val="28"/>
+        </w:rPr>
+        <w:t>y_pred</w:t>
+      </w:r>
+      <w:proofErr w:type="spellEnd"/>
+      <w:r>
+        <w:rPr>
+          <w:rStyle w:val="HTMLCode"/>
+          <w:rFonts w:ascii="Times New Roman" w:hAnsi="Times New Roman" w:cs="Times New Roman"/>
+          <w:sz w:val="28"/>
+          <w:szCs w:val="28"/>
+        </w:rPr>
+        <w:t>)</w:t>
+      </w:r>
+    </w:p>
+    <w:p>
+      <w:pPr>
+        <w:pStyle w:val="HTMLPreformatted"/>
+        <w:ind w:left="360"/>
+        <w:rPr>
+          <w:rStyle w:val="HTMLCode"/>
+          <w:rFonts w:ascii="Times New Roman" w:hAnsi="Times New Roman" w:cs="Times New Roman"/>
+          <w:sz w:val="28"/>
+          <w:szCs w:val="28"/>
+        </w:rPr>
+      </w:pPr>
+    </w:p>
+    <w:p>
+      <w:pPr>
+        <w:pStyle w:val="HTMLPreformatted"/>
+        <w:ind w:left="360"/>
+        <w:rPr>
+          <w:rStyle w:val="HTMLCode"/>
+          <w:rFonts w:ascii="Times New Roman" w:hAnsi="Times New Roman" w:cs="Times New Roman"/>
+          <w:sz w:val="28"/>
+          <w:szCs w:val="28"/>
+        </w:rPr>
+      </w:pPr>
+      <w:r>
+        <w:rPr>
+          <w:rStyle w:val="HTMLCode"/>
+          <w:rFonts w:ascii="Times New Roman" w:hAnsi="Times New Roman" w:cs="Times New Roman"/>
+          <w:sz w:val="28"/>
+          <w:szCs w:val="28"/>
+        </w:rPr>
+        <w:t xml:space="preserve">    precision = </w:t>
+      </w:r>
+      <w:proofErr w:type="spellStart"/>
+      <w:r>
+        <w:rPr>
+          <w:rStyle w:val="HTMLCode"/>
+          <w:rFonts w:ascii="Times New Roman" w:hAnsi="Times New Roman" w:cs="Times New Roman"/>
+          <w:sz w:val="28"/>
+          <w:szCs w:val="28"/>
+        </w:rPr>
+        <w:t>precision_</w:t>
+      </w:r>
+      <w:proofErr w:type="gramStart"/>
+      <w:r>
+        <w:rPr>
+          <w:rStyle w:val="HTMLCode"/>
+          <w:rFonts w:ascii="Times New Roman" w:hAnsi="Times New Roman" w:cs="Times New Roman"/>
+          <w:sz w:val="28"/>
+          <w:szCs w:val="28"/>
+        </w:rPr>
+        <w:t>score</w:t>
+      </w:r>
+      <w:proofErr w:type="spellEnd"/>
+      <w:r>
+        <w:rPr>
+          <w:rStyle w:val="HTMLCode"/>
+          <w:rFonts w:ascii="Times New Roman" w:hAnsi="Times New Roman" w:cs="Times New Roman"/>
+          <w:sz w:val="28"/>
+          <w:szCs w:val="28"/>
+        </w:rPr>
+        <w:t>(</w:t>
+      </w:r>
+      <w:proofErr w:type="gramEnd"/>
+    </w:p>
+    <w:p>
+      <w:pPr>
+        <w:pStyle w:val="HTMLPreformatted"/>
+        <w:ind w:left="360"/>
+        <w:rPr>
+          <w:rStyle w:val="HTMLCode"/>
+          <w:rFonts w:ascii="Times New Roman" w:hAnsi="Times New Roman" w:cs="Times New Roman"/>
+          <w:sz w:val="28"/>
+          <w:szCs w:val="28"/>
+        </w:rPr>
+      </w:pPr>
+      <w:r>
+        <w:rPr>
+          <w:rStyle w:val="HTMLCode"/>
+          <w:rFonts w:ascii="Times New Roman" w:hAnsi="Times New Roman" w:cs="Times New Roman"/>
+          <w:sz w:val="28"/>
+          <w:szCs w:val="28"/>
+        </w:rPr>
+        <w:t xml:space="preserve">        </w:t>
+      </w:r>
+      <w:proofErr w:type="spellStart"/>
+      <w:r>
+        <w:rPr>
+          <w:rStyle w:val="HTMLCode"/>
+          <w:rFonts w:ascii="Times New Roman" w:hAnsi="Times New Roman" w:cs="Times New Roman"/>
+          <w:sz w:val="28"/>
+          <w:szCs w:val="28"/>
+        </w:rPr>
+        <w:t>y_test</w:t>
+      </w:r>
+      <w:proofErr w:type="spellEnd"/>
+      <w:r>
+        <w:rPr>
+          <w:rStyle w:val="HTMLCode"/>
+          <w:rFonts w:ascii="Times New Roman" w:hAnsi="Times New Roman" w:cs="Times New Roman"/>
+          <w:sz w:val="28"/>
+          <w:szCs w:val="28"/>
+        </w:rPr>
+        <w:t>,</w:t>
+      </w:r>
+    </w:p>
+    <w:p>
+      <w:pPr>
+        <w:pStyle w:val="HTMLPreformatted"/>
+        <w:ind w:left="360"/>
+        <w:rPr>
+          <w:rStyle w:val="HTMLCode"/>
+          <w:rFonts w:ascii="Times New Roman" w:hAnsi="Times New Roman" w:cs="Times New Roman"/>
+          <w:sz w:val="28"/>
+          <w:szCs w:val="28"/>
+        </w:rPr>
+      </w:pPr>
+      <w:r>
+        <w:rPr>
+          <w:rStyle w:val="HTMLCode"/>
+          <w:rFonts w:ascii="Times New Roman" w:hAnsi="Times New Roman" w:cs="Times New Roman"/>
+          <w:sz w:val="28"/>
+          <w:szCs w:val="28"/>
+        </w:rPr>
+        <w:t xml:space="preserve">        </w:t>
+      </w:r>
+      <w:proofErr w:type="spellStart"/>
+      <w:r>
+        <w:rPr>
+          <w:rStyle w:val="HTMLCode"/>
+          <w:rFonts w:ascii="Times New Roman" w:hAnsi="Times New Roman" w:cs="Times New Roman"/>
+          <w:sz w:val="28"/>
+          <w:szCs w:val="28"/>
+        </w:rPr>
+        <w:t>y_pred</w:t>
+      </w:r>
+      <w:proofErr w:type="spellEnd"/>
+      <w:r>
+        <w:rPr>
+          <w:rStyle w:val="HTMLCode"/>
+          <w:rFonts w:ascii="Times New Roman" w:hAnsi="Times New Roman" w:cs="Times New Roman"/>
+          <w:sz w:val="28"/>
+          <w:szCs w:val="28"/>
+        </w:rPr>
+        <w:t>,</w:t>
+      </w:r>
+    </w:p>
+    <w:p>
+      <w:pPr>
+        <w:pStyle w:val="HTMLPreformatted"/>
+        <w:ind w:left="360"/>
+        <w:rPr>
+          <w:rStyle w:val="HTMLCode"/>
+          <w:rFonts w:ascii="Times New Roman" w:hAnsi="Times New Roman" w:cs="Times New Roman"/>
+          <w:sz w:val="28"/>
+          <w:szCs w:val="28"/>
+        </w:rPr>
+      </w:pPr>
+      <w:r>
+        <w:rPr>
+          <w:rStyle w:val="HTMLCode"/>
+          <w:rFonts w:ascii="Times New Roman" w:hAnsi="Times New Roman" w:cs="Times New Roman"/>
+          <w:sz w:val="28"/>
+          <w:szCs w:val="28"/>
+        </w:rPr>
+        <w:t xml:space="preserve">        average="weighted",</w:t>
+      </w:r>
+    </w:p>
+    <w:p>
+      <w:pPr>
+        <w:pStyle w:val="HTMLPreformatted"/>
+        <w:ind w:left="360"/>
+        <w:rPr>
+          <w:rStyle w:val="HTMLCode"/>
+          <w:rFonts w:ascii="Times New Roman" w:hAnsi="Times New Roman" w:cs="Times New Roman"/>
+          <w:sz w:val="28"/>
+          <w:szCs w:val="28"/>
+        </w:rPr>
+      </w:pPr>
+      <w:r>
+        <w:rPr>
+          <w:rStyle w:val="HTMLCode"/>
+          <w:rFonts w:ascii="Times New Roman" w:hAnsi="Times New Roman" w:cs="Times New Roman"/>
+          <w:sz w:val="28"/>
+          <w:szCs w:val="28"/>
+        </w:rPr>
+        <w:t xml:space="preserve">        </w:t>
+      </w:r>
+      <w:proofErr w:type="spellStart"/>
+      <w:r>
+        <w:rPr>
+          <w:rStyle w:val="HTMLCode"/>
+          <w:rFonts w:ascii="Times New Roman" w:hAnsi="Times New Roman" w:cs="Times New Roman"/>
+          <w:sz w:val="28"/>
+          <w:szCs w:val="28"/>
+        </w:rPr>
+        <w:t>zero_division</w:t>
+      </w:r>
+      <w:proofErr w:type="spellEnd"/>
+      <w:r>
+        <w:rPr>
+          <w:rStyle w:val="HTMLCode"/>
+          <w:rFonts w:ascii="Times New Roman" w:hAnsi="Times New Roman" w:cs="Times New Roman"/>
+          <w:sz w:val="28"/>
+          <w:szCs w:val="28"/>
+        </w:rPr>
+        <w:t>=0</w:t>
+      </w:r>
+    </w:p>
+    <w:p>
+      <w:pPr>
+        <w:pStyle w:val="HTMLPreformatted"/>
+        <w:ind w:left="360"/>
+        <w:rPr>
+          <w:rStyle w:val="HTMLCode"/>
+          <w:rFonts w:ascii="Times New Roman" w:hAnsi="Times New Roman" w:cs="Times New Roman"/>
+          <w:sz w:val="28"/>
+          <w:szCs w:val="28"/>
+        </w:rPr>
+      </w:pPr>
+      <w:r>
+        <w:rPr>
+          <w:rStyle w:val="HTMLCode"/>
+          <w:rFonts w:ascii="Times New Roman" w:hAnsi="Times New Roman" w:cs="Times New Roman"/>
+          <w:sz w:val="28"/>
+          <w:szCs w:val="28"/>
+        </w:rPr>
+        <w:t xml:space="preserve">    )</w:t>
+      </w:r>
+    </w:p>
+    <w:p>
+      <w:pPr>
+        <w:pStyle w:val="HTMLPreformatted"/>
+        <w:ind w:left="360"/>
+        <w:rPr>
+          <w:rStyle w:val="HTMLCode"/>
+          <w:rFonts w:ascii="Times New Roman" w:hAnsi="Times New Roman" w:cs="Times New Roman"/>
+          <w:sz w:val="28"/>
+          <w:szCs w:val="28"/>
+        </w:rPr>
+      </w:pPr>
+    </w:p>
+    <w:p>
+      <w:pPr>
+        <w:pStyle w:val="HTMLPreformatted"/>
+        <w:ind w:left="360"/>
+        <w:rPr>
+          <w:rStyle w:val="HTMLCode"/>
+          <w:rFonts w:ascii="Times New Roman" w:hAnsi="Times New Roman" w:cs="Times New Roman"/>
+          <w:sz w:val="28"/>
+          <w:szCs w:val="28"/>
+        </w:rPr>
+      </w:pPr>
+      <w:r>
+        <w:rPr>
+          <w:rStyle w:val="HTMLCode"/>
+          <w:rFonts w:ascii="Times New Roman" w:hAnsi="Times New Roman" w:cs="Times New Roman"/>
+          <w:sz w:val="28"/>
+          <w:szCs w:val="28"/>
+        </w:rPr>
+        <w:t xml:space="preserve">    recall = </w:t>
+      </w:r>
+      <w:proofErr w:type="spellStart"/>
+      <w:r>
+        <w:rPr>
+          <w:rStyle w:val="HTMLCode"/>
+          <w:rFonts w:ascii="Times New Roman" w:hAnsi="Times New Roman" w:cs="Times New Roman"/>
+          <w:sz w:val="28"/>
+          <w:szCs w:val="28"/>
+        </w:rPr>
+        <w:t>recall_</w:t>
+      </w:r>
+      <w:proofErr w:type="gramStart"/>
+      <w:r>
+        <w:rPr>
+          <w:rStyle w:val="HTMLCode"/>
+          <w:rFonts w:ascii="Times New Roman" w:hAnsi="Times New Roman" w:cs="Times New Roman"/>
+          <w:sz w:val="28"/>
+          <w:szCs w:val="28"/>
+        </w:rPr>
+        <w:t>score</w:t>
+      </w:r>
+      <w:proofErr w:type="spellEnd"/>
+      <w:r>
+        <w:rPr>
+          <w:rStyle w:val="HTMLCode"/>
+          <w:rFonts w:ascii="Times New Roman" w:hAnsi="Times New Roman" w:cs="Times New Roman"/>
+          <w:sz w:val="28"/>
+          <w:szCs w:val="28"/>
+        </w:rPr>
+        <w:t>(</w:t>
+      </w:r>
+      <w:proofErr w:type="gramEnd"/>
+    </w:p>
+    <w:p>
+      <w:pPr>
+        <w:pStyle w:val="HTMLPreformatted"/>
+        <w:ind w:left="360"/>
+        <w:rPr>
+          <w:rStyle w:val="HTMLCode"/>
+          <w:rFonts w:ascii="Times New Roman" w:hAnsi="Times New Roman" w:cs="Times New Roman"/>
+          <w:sz w:val="28"/>
+          <w:szCs w:val="28"/>
+        </w:rPr>
+      </w:pPr>
+      <w:r>
+        <w:rPr>
+          <w:rStyle w:val="HTMLCode"/>
+          <w:rFonts w:ascii="Times New Roman" w:hAnsi="Times New Roman" w:cs="Times New Roman"/>
+          <w:sz w:val="28"/>
+          <w:szCs w:val="28"/>
+        </w:rPr>
+        <w:t xml:space="preserve">        </w:t>
+      </w:r>
+      <w:proofErr w:type="spellStart"/>
+      <w:r>
+        <w:rPr>
+          <w:rStyle w:val="HTMLCode"/>
+          <w:rFonts w:ascii="Times New Roman" w:hAnsi="Times New Roman" w:cs="Times New Roman"/>
+          <w:sz w:val="28"/>
+          <w:szCs w:val="28"/>
+        </w:rPr>
+        <w:t>y_test</w:t>
+      </w:r>
+      <w:proofErr w:type="spellEnd"/>
+      <w:r>
+        <w:rPr>
+          <w:rStyle w:val="HTMLCode"/>
+          <w:rFonts w:ascii="Times New Roman" w:hAnsi="Times New Roman" w:cs="Times New Roman"/>
+          <w:sz w:val="28"/>
+          <w:szCs w:val="28"/>
+        </w:rPr>
+        <w:t>,</w:t>
+      </w:r>
+    </w:p>
+    <w:p>
+      <w:pPr>
+        <w:pStyle w:val="HTMLPreformatted"/>
+        <w:ind w:left="360"/>
+        <w:rPr>
+          <w:rStyle w:val="HTMLCode"/>
+          <w:rFonts w:ascii="Times New Roman" w:hAnsi="Times New Roman" w:cs="Times New Roman"/>
+          <w:sz w:val="28"/>
+          <w:szCs w:val="28"/>
+        </w:rPr>
+      </w:pPr>
+      <w:r>
+        <w:rPr>
+          <w:rStyle w:val="HTMLCode"/>
+          <w:rFonts w:ascii="Times New Roman" w:hAnsi="Times New Roman" w:cs="Times New Roman"/>
+          <w:sz w:val="28"/>
+          <w:szCs w:val="28"/>
+        </w:rPr>
+        <w:t xml:space="preserve">        </w:t>
+      </w:r>
+      <w:proofErr w:type="spellStart"/>
+      <w:r>
+        <w:rPr>
+          <w:rStyle w:val="HTMLCode"/>
+          <w:rFonts w:ascii="Times New Roman" w:hAnsi="Times New Roman" w:cs="Times New Roman"/>
+          <w:sz w:val="28"/>
+          <w:szCs w:val="28"/>
+        </w:rPr>
+        <w:t>y_pred</w:t>
+      </w:r>
+      <w:proofErr w:type="spellEnd"/>
+      <w:r>
+        <w:rPr>
+          <w:rStyle w:val="HTMLCode"/>
+          <w:rFonts w:ascii="Times New Roman" w:hAnsi="Times New Roman" w:cs="Times New Roman"/>
+          <w:sz w:val="28"/>
+          <w:szCs w:val="28"/>
+        </w:rPr>
+        <w:t>,</w:t>
+      </w:r>
+    </w:p>
+    <w:p>
+      <w:pPr>
+        <w:pStyle w:val="HTMLPreformatted"/>
+        <w:ind w:left="360"/>
+        <w:rPr>
+          <w:rStyle w:val="HTMLCode"/>
+          <w:rFonts w:ascii="Times New Roman" w:hAnsi="Times New Roman" w:cs="Times New Roman"/>
+          <w:sz w:val="28"/>
+          <w:szCs w:val="28"/>
+        </w:rPr>
+      </w:pPr>
+      <w:r>
+        <w:rPr>
+          <w:rStyle w:val="HTMLCode"/>
+          <w:rFonts w:ascii="Times New Roman" w:hAnsi="Times New Roman" w:cs="Times New Roman"/>
+          <w:sz w:val="28"/>
+          <w:szCs w:val="28"/>
+        </w:rPr>
+        <w:t xml:space="preserve">        average="weighted",</w:t>
+      </w:r>
+    </w:p>
+    <w:p>
+      <w:pPr>
+        <w:pStyle w:val="HTMLPreformatted"/>
+        <w:ind w:left="360"/>
+        <w:rPr>
+          <w:rStyle w:val="HTMLCode"/>
+          <w:rFonts w:ascii="Times New Roman" w:hAnsi="Times New Roman" w:cs="Times New Roman"/>
+          <w:sz w:val="28"/>
+          <w:szCs w:val="28"/>
+        </w:rPr>
+      </w:pPr>
+      <w:r>
+        <w:rPr>
+          <w:rStyle w:val="HTMLCode"/>
+          <w:rFonts w:ascii="Times New Roman" w:hAnsi="Times New Roman" w:cs="Times New Roman"/>
+          <w:sz w:val="28"/>
+          <w:szCs w:val="28"/>
+        </w:rPr>
+        <w:t xml:space="preserve">        </w:t>
+      </w:r>
+      <w:proofErr w:type="spellStart"/>
+      <w:r>
+        <w:rPr>
+          <w:rStyle w:val="HTMLCode"/>
+          <w:rFonts w:ascii="Times New Roman" w:hAnsi="Times New Roman" w:cs="Times New Roman"/>
+          <w:sz w:val="28"/>
+          <w:szCs w:val="28"/>
+        </w:rPr>
+        <w:t>zero_division</w:t>
+      </w:r>
+      <w:proofErr w:type="spellEnd"/>
+      <w:r>
+        <w:rPr>
+          <w:rStyle w:val="HTMLCode"/>
+          <w:rFonts w:ascii="Times New Roman" w:hAnsi="Times New Roman" w:cs="Times New Roman"/>
+          <w:sz w:val="28"/>
+          <w:szCs w:val="28"/>
+        </w:rPr>
+        <w:t>=0</w:t>
+      </w:r>
+    </w:p>
+    <w:p>
+      <w:pPr>
+        <w:pStyle w:val="HTMLPreformatted"/>
+        <w:ind w:left="360"/>
+        <w:rPr>
+          <w:rStyle w:val="HTMLCode"/>
+          <w:rFonts w:ascii="Times New Roman" w:hAnsi="Times New Roman" w:cs="Times New Roman"/>
+          <w:sz w:val="28"/>
+          <w:szCs w:val="28"/>
+        </w:rPr>
+      </w:pPr>
+      <w:r>
+        <w:rPr>
+          <w:rStyle w:val="HTMLCode"/>
+          <w:rFonts w:ascii="Times New Roman" w:hAnsi="Times New Roman" w:cs="Times New Roman"/>
+          <w:sz w:val="28"/>
+          <w:szCs w:val="28"/>
+        </w:rPr>
+        <w:t xml:space="preserve">    )</w:t>
+      </w:r>
+    </w:p>
+    <w:p>
+      <w:pPr>
+        <w:pStyle w:val="HTMLPreformatted"/>
+        <w:ind w:left="360"/>
+        <w:rPr>
+          <w:rStyle w:val="HTMLCode"/>
+          <w:rFonts w:ascii="Times New Roman" w:hAnsi="Times New Roman" w:cs="Times New Roman"/>
+          <w:sz w:val="28"/>
+          <w:szCs w:val="28"/>
+        </w:rPr>
+      </w:pPr>
+    </w:p>
+    <w:p>
+      <w:pPr>
+        <w:pStyle w:val="HTMLPreformatted"/>
+        <w:ind w:left="360"/>
+        <w:rPr>
+          <w:rStyle w:val="HTMLCode"/>
+          <w:rFonts w:ascii="Times New Roman" w:hAnsi="Times New Roman" w:cs="Times New Roman"/>
+          <w:sz w:val="28"/>
+          <w:szCs w:val="28"/>
+        </w:rPr>
+      </w:pPr>
+      <w:r>
+        <w:rPr>
+          <w:rStyle w:val="HTMLCode"/>
+          <w:rFonts w:ascii="Times New Roman" w:hAnsi="Times New Roman" w:cs="Times New Roman"/>
+          <w:sz w:val="28"/>
+          <w:szCs w:val="28"/>
+        </w:rPr>
+        <w:t xml:space="preserve">    f1 = f1_</w:t>
+      </w:r>
+      <w:proofErr w:type="gramStart"/>
+      <w:r>
+        <w:rPr>
+          <w:rStyle w:val="HTMLCode"/>
+          <w:rFonts w:ascii="Times New Roman" w:hAnsi="Times New Roman" w:cs="Times New Roman"/>
+          <w:sz w:val="28"/>
+          <w:szCs w:val="28"/>
+        </w:rPr>
+        <w:t>score(</w:t>
+      </w:r>
+      <w:proofErr w:type="gramEnd"/>
+    </w:p>
+    <w:p>
+      <w:pPr>
+        <w:pStyle w:val="HTMLPreformatted"/>
+        <w:ind w:left="360"/>
+        <w:rPr>
+          <w:rStyle w:val="HTMLCode"/>
+          <w:rFonts w:ascii="Times New Roman" w:hAnsi="Times New Roman" w:cs="Times New Roman"/>
+          <w:sz w:val="28"/>
+          <w:szCs w:val="28"/>
+        </w:rPr>
+      </w:pPr>
+      <w:r>
+        <w:rPr>
+          <w:rStyle w:val="HTMLCode"/>
+          <w:rFonts w:ascii="Times New Roman" w:hAnsi="Times New Roman" w:cs="Times New Roman"/>
+          <w:sz w:val="28"/>
+          <w:szCs w:val="28"/>
+        </w:rPr>
+        <w:t xml:space="preserve">        </w:t>
+      </w:r>
+      <w:proofErr w:type="spellStart"/>
+      <w:r>
+        <w:rPr>
+          <w:rStyle w:val="HTMLCode"/>
+          <w:rFonts w:ascii="Times New Roman" w:hAnsi="Times New Roman" w:cs="Times New Roman"/>
+          <w:sz w:val="28"/>
+          <w:szCs w:val="28"/>
+        </w:rPr>
+        <w:t>y_test</w:t>
+      </w:r>
+      <w:proofErr w:type="spellEnd"/>
+      <w:r>
+        <w:rPr>
+          <w:rStyle w:val="HTMLCode"/>
+          <w:rFonts w:ascii="Times New Roman" w:hAnsi="Times New Roman" w:cs="Times New Roman"/>
+          <w:sz w:val="28"/>
+          <w:szCs w:val="28"/>
+        </w:rPr>
+        <w:t>,</w:t>
+      </w:r>
+    </w:p>
+    <w:p>
+      <w:pPr>
+        <w:pStyle w:val="HTMLPreformatted"/>
+        <w:ind w:left="360"/>
+        <w:rPr>
+          <w:rStyle w:val="HTMLCode"/>
+          <w:rFonts w:ascii="Times New Roman" w:hAnsi="Times New Roman" w:cs="Times New Roman"/>
+          <w:sz w:val="28"/>
+          <w:szCs w:val="28"/>
+        </w:rPr>
+      </w:pPr>
+      <w:r>
+        <w:rPr>
+          <w:rStyle w:val="HTMLCode"/>
+          <w:rFonts w:ascii="Times New Roman" w:hAnsi="Times New Roman" w:cs="Times New Roman"/>
+          <w:sz w:val="28"/>
+          <w:szCs w:val="28"/>
+        </w:rPr>
+        <w:t xml:space="preserve">        </w:t>
+      </w:r>
+      <w:proofErr w:type="spellStart"/>
+      <w:r>
+        <w:rPr>
+          <w:rStyle w:val="HTMLCode"/>
+          <w:rFonts w:ascii="Times New Roman" w:hAnsi="Times New Roman" w:cs="Times New Roman"/>
+          <w:sz w:val="28"/>
+          <w:szCs w:val="28"/>
+        </w:rPr>
+        <w:t>y_pred</w:t>
+      </w:r>
+      <w:proofErr w:type="spellEnd"/>
+      <w:r>
+        <w:rPr>
+          <w:rStyle w:val="HTMLCode"/>
+          <w:rFonts w:ascii="Times New Roman" w:hAnsi="Times New Roman" w:cs="Times New Roman"/>
+          <w:sz w:val="28"/>
+          <w:szCs w:val="28"/>
+        </w:rPr>
+        <w:t>,</w:t>
+      </w:r>
+    </w:p>
+    <w:p>
+      <w:pPr>
+        <w:pStyle w:val="HTMLPreformatted"/>
+        <w:ind w:left="360"/>
+        <w:rPr>
+          <w:rStyle w:val="HTMLCode"/>
+          <w:rFonts w:ascii="Times New Roman" w:hAnsi="Times New Roman" w:cs="Times New Roman"/>
+          <w:sz w:val="28"/>
+          <w:szCs w:val="28"/>
+        </w:rPr>
+      </w:pPr>
+      <w:r>
+        <w:rPr>
+          <w:rStyle w:val="HTMLCode"/>
+          <w:rFonts w:ascii="Times New Roman" w:hAnsi="Times New Roman" w:cs="Times New Roman"/>
+          <w:sz w:val="28"/>
+          <w:szCs w:val="28"/>
+        </w:rPr>
+        <w:t xml:space="preserve">        average="weighted",</w:t>
+      </w:r>
+    </w:p>
+    <w:p>
+      <w:pPr>
+        <w:pStyle w:val="HTMLPreformatted"/>
+        <w:ind w:left="360"/>
+        <w:rPr>
+          <w:rStyle w:val="HTMLCode"/>
+          <w:rFonts w:ascii="Times New Roman" w:hAnsi="Times New Roman" w:cs="Times New Roman"/>
+          <w:sz w:val="28"/>
+          <w:szCs w:val="28"/>
+        </w:rPr>
+      </w:pPr>
+      <w:r>
+        <w:rPr>
+          <w:rStyle w:val="HTMLCode"/>
+          <w:rFonts w:ascii="Times New Roman" w:hAnsi="Times New Roman" w:cs="Times New Roman"/>
+          <w:sz w:val="28"/>
+          <w:szCs w:val="28"/>
+        </w:rPr>
+        <w:t xml:space="preserve">        </w:t>
+      </w:r>
+      <w:proofErr w:type="spellStart"/>
+      <w:r>
+        <w:rPr>
+          <w:rStyle w:val="HTMLCode"/>
+          <w:rFonts w:ascii="Times New Roman" w:hAnsi="Times New Roman" w:cs="Times New Roman"/>
+          <w:sz w:val="28"/>
+          <w:szCs w:val="28"/>
+        </w:rPr>
+        <w:t>zero_division</w:t>
+      </w:r>
+      <w:proofErr w:type="spellEnd"/>
+      <w:r>
+        <w:rPr>
+          <w:rStyle w:val="HTMLCode"/>
+          <w:rFonts w:ascii="Times New Roman" w:hAnsi="Times New Roman" w:cs="Times New Roman"/>
+          <w:sz w:val="28"/>
+          <w:szCs w:val="28"/>
+        </w:rPr>
+        <w:t>=0</w:t>
+      </w:r>
+    </w:p>
+    <w:p>
+      <w:pPr>
+        <w:pStyle w:val="HTMLPreformatted"/>
+        <w:ind w:left="360"/>
+        <w:rPr>
+          <w:rStyle w:val="HTMLCode"/>
+          <w:rFonts w:ascii="Times New Roman" w:hAnsi="Times New Roman" w:cs="Times New Roman"/>
+          <w:sz w:val="28"/>
+          <w:szCs w:val="28"/>
+        </w:rPr>
+      </w:pPr>
+      <w:r>
+        <w:rPr>
+          <w:rStyle w:val="HTMLCode"/>
+          <w:rFonts w:ascii="Times New Roman" w:hAnsi="Times New Roman" w:cs="Times New Roman"/>
+          <w:sz w:val="28"/>
+          <w:szCs w:val="28"/>
+        </w:rPr>
+        <w:t xml:space="preserve">    )</w:t>
+      </w:r>
+    </w:p>
+    <w:p>
+      <w:pPr>
+        <w:pStyle w:val="HTMLPreformatted"/>
+        <w:ind w:left="360"/>
+        <w:rPr>
+          <w:rStyle w:val="HTMLCode"/>
+          <w:rFonts w:ascii="Times New Roman" w:hAnsi="Times New Roman" w:cs="Times New Roman"/>
+          <w:sz w:val="28"/>
+          <w:szCs w:val="28"/>
+        </w:rPr>
+      </w:pPr>
+    </w:p>
+    <w:p>
+      <w:pPr>
+        <w:pStyle w:val="HTMLPreformatted"/>
+        <w:ind w:left="360"/>
+        <w:rPr>
+          <w:rStyle w:val="HTMLCode"/>
+          <w:rFonts w:ascii="Times New Roman" w:hAnsi="Times New Roman" w:cs="Times New Roman"/>
+          <w:sz w:val="28"/>
+          <w:szCs w:val="28"/>
+        </w:rPr>
+      </w:pPr>
+      <w:r>
+        <w:rPr>
+          <w:rStyle w:val="HTMLCode"/>
+          <w:rFonts w:ascii="Times New Roman" w:hAnsi="Times New Roman" w:cs="Times New Roman"/>
+          <w:sz w:val="28"/>
+          <w:szCs w:val="28"/>
+        </w:rPr>
+        <w:t xml:space="preserve">    </w:t>
+      </w:r>
+      <w:proofErr w:type="spellStart"/>
+      <w:proofErr w:type="gramStart"/>
+      <w:r>
+        <w:rPr>
+          <w:rStyle w:val="HTMLCode"/>
+          <w:rFonts w:ascii="Times New Roman" w:hAnsi="Times New Roman" w:cs="Times New Roman"/>
+          <w:sz w:val="28"/>
+          <w:szCs w:val="28"/>
+        </w:rPr>
+        <w:t>results.append</w:t>
+      </w:r>
+      <w:proofErr w:type="spellEnd"/>
+      <w:proofErr w:type="gramEnd"/>
+      <w:r>
+        <w:rPr>
+          <w:rStyle w:val="HTMLCode"/>
+          <w:rFonts w:ascii="Times New Roman" w:hAnsi="Times New Roman" w:cs="Times New Roman"/>
+          <w:sz w:val="28"/>
+          <w:szCs w:val="28"/>
+        </w:rPr>
+        <w:t>({</w:t>
+      </w:r>
+    </w:p>
+    <w:p>
+      <w:pPr>
+        <w:pStyle w:val="HTMLPreformatted"/>
+        <w:ind w:left="360"/>
+        <w:rPr>
+          <w:rStyle w:val="HTMLCode"/>
+          <w:rFonts w:ascii="Times New Roman" w:hAnsi="Times New Roman" w:cs="Times New Roman"/>
+          <w:sz w:val="28"/>
+          <w:szCs w:val="28"/>
+        </w:rPr>
+      </w:pPr>
+      <w:r>
+        <w:rPr>
+          <w:rStyle w:val="HTMLCode"/>
+          <w:rFonts w:ascii="Times New Roman" w:hAnsi="Times New Roman" w:cs="Times New Roman"/>
+          <w:sz w:val="28"/>
+          <w:szCs w:val="28"/>
+        </w:rPr>
+        <w:t xml:space="preserve">        "Model": name,</w:t>
+      </w:r>
+    </w:p>
+    <w:p>
+      <w:pPr>
+        <w:pStyle w:val="HTMLPreformatted"/>
+        <w:ind w:left="360"/>
+        <w:rPr>
+          <w:rStyle w:val="HTMLCode"/>
+          <w:rFonts w:ascii="Times New Roman" w:hAnsi="Times New Roman" w:cs="Times New Roman"/>
+          <w:sz w:val="28"/>
+          <w:szCs w:val="28"/>
+        </w:rPr>
+      </w:pPr>
+      <w:r>
+        <w:rPr>
+          <w:rStyle w:val="HTMLCode"/>
+          <w:rFonts w:ascii="Times New Roman" w:hAnsi="Times New Roman" w:cs="Times New Roman"/>
+          <w:sz w:val="28"/>
+          <w:szCs w:val="28"/>
+        </w:rPr>
+        <w:t xml:space="preserve">        "Accuracy": accuracy,</w:t>
+      </w:r>
+    </w:p>
+    <w:p>
+      <w:pPr>
+        <w:pStyle w:val="HTMLPreformatted"/>
+        <w:ind w:left="360"/>
+        <w:rPr>
+          <w:rStyle w:val="HTMLCode"/>
+          <w:rFonts w:ascii="Times New Roman" w:hAnsi="Times New Roman" w:cs="Times New Roman"/>
+          <w:sz w:val="28"/>
+          <w:szCs w:val="28"/>
+        </w:rPr>
+      </w:pPr>
+      <w:r>
+        <w:rPr>
+          <w:rStyle w:val="HTMLCode"/>
+          <w:rFonts w:ascii="Times New Roman" w:hAnsi="Times New Roman" w:cs="Times New Roman"/>
+          <w:sz w:val="28"/>
+          <w:szCs w:val="28"/>
+        </w:rPr>
+        <w:t xml:space="preserve">        "Precision": precision,</w:t>
+      </w:r>
+    </w:p>
+    <w:p>
+      <w:pPr>
+        <w:pStyle w:val="HTMLPreformatted"/>
+        <w:ind w:left="360"/>
+        <w:rPr>
+          <w:rStyle w:val="HTMLCode"/>
+          <w:rFonts w:ascii="Times New Roman" w:hAnsi="Times New Roman" w:cs="Times New Roman"/>
+          <w:sz w:val="28"/>
+          <w:szCs w:val="28"/>
+        </w:rPr>
+      </w:pPr>
+      <w:r>
+        <w:rPr>
+          <w:rStyle w:val="HTMLCode"/>
+          <w:rFonts w:ascii="Times New Roman" w:hAnsi="Times New Roman" w:cs="Times New Roman"/>
+          <w:sz w:val="28"/>
+          <w:szCs w:val="28"/>
+        </w:rPr>
+        <w:t xml:space="preserve">        "Recall": recall,</w:t>
+      </w:r>
+    </w:p>
+    <w:p>
+      <w:pPr>
+        <w:pStyle w:val="HTMLPreformatted"/>
+        <w:ind w:left="360"/>
+        <w:rPr>
+          <w:rStyle w:val="HTMLCode"/>
+          <w:rFonts w:ascii="Times New Roman" w:hAnsi="Times New Roman" w:cs="Times New Roman"/>
+          <w:sz w:val="28"/>
+          <w:szCs w:val="28"/>
+        </w:rPr>
+      </w:pPr>
+      <w:r>
+        <w:rPr>
+          <w:rStyle w:val="HTMLCode"/>
+          <w:rFonts w:ascii="Times New Roman" w:hAnsi="Times New Roman" w:cs="Times New Roman"/>
+          <w:sz w:val="28"/>
+          <w:szCs w:val="28"/>
+        </w:rPr>
+        <w:t xml:space="preserve">        "F1-Score": f1</w:t>
+      </w:r>
+    </w:p>
+    <w:p>
+      <w:pPr>
+        <w:pStyle w:val="HTMLPreformatted"/>
+        <w:ind w:left="360"/>
+        <w:rPr>
+          <w:rStyle w:val="HTMLCode"/>
+          <w:rFonts w:ascii="Times New Roman" w:hAnsi="Times New Roman" w:cs="Times New Roman"/>
+          <w:sz w:val="28"/>
+          <w:szCs w:val="28"/>
+        </w:rPr>
+      </w:pPr>
+      <w:r>
+        <w:rPr>
+          <w:rStyle w:val="HTMLCode"/>
+          <w:rFonts w:ascii="Times New Roman" w:hAnsi="Times New Roman" w:cs="Times New Roman"/>
+          <w:sz w:val="28"/>
+          <w:szCs w:val="28"/>
+        </w:rPr>
+        <w:t xml:space="preserve">    })</w:t>
+      </w:r>
+    </w:p>
+    <w:p>
+      <w:pPr>
+        <w:pStyle w:val="HTMLPreformatted"/>
+        <w:ind w:left="360"/>
+        <w:rPr>
+          <w:rStyle w:val="HTMLCode"/>
+          <w:rFonts w:ascii="Times New Roman" w:hAnsi="Times New Roman" w:cs="Times New Roman"/>
+          <w:sz w:val="28"/>
+          <w:szCs w:val="28"/>
+        </w:rPr>
+      </w:pPr>
+    </w:p>
+    <w:p>
+      <w:pPr>
+        <w:pStyle w:val="HTMLPreformatted"/>
+        <w:ind w:left="360"/>
+        <w:rPr>
+          <w:rStyle w:val="HTMLCode"/>
+          <w:rFonts w:ascii="Times New Roman" w:hAnsi="Times New Roman" w:cs="Times New Roman"/>
+          <w:sz w:val="28"/>
+          <w:szCs w:val="28"/>
+        </w:rPr>
+      </w:pPr>
+      <w:r>
+        <w:rPr>
+          <w:rStyle w:val="HTMLCode"/>
+          <w:rFonts w:ascii="Times New Roman" w:hAnsi="Times New Roman" w:cs="Times New Roman"/>
+          <w:sz w:val="28"/>
+          <w:szCs w:val="28"/>
+        </w:rPr>
+        <w:t xml:space="preserve">    </w:t>
+      </w:r>
+      <w:proofErr w:type="gramStart"/>
+      <w:r>
+        <w:rPr>
+          <w:rStyle w:val="HTMLCode"/>
+          <w:rFonts w:ascii="Times New Roman" w:hAnsi="Times New Roman" w:cs="Times New Roman"/>
+          <w:sz w:val="28"/>
+          <w:szCs w:val="28"/>
+        </w:rPr>
+        <w:t>print(</w:t>
+      </w:r>
+      <w:proofErr w:type="gramEnd"/>
+      <w:r>
+        <w:rPr>
+          <w:rStyle w:val="HTMLCode"/>
+          <w:rFonts w:ascii="Times New Roman" w:hAnsi="Times New Roman" w:cs="Times New Roman"/>
+          <w:sz w:val="28"/>
+          <w:szCs w:val="28"/>
+        </w:rPr>
+        <w:t>"\n", name)</w:t>
+      </w:r>
+    </w:p>
+    <w:p>
+      <w:pPr>
+        <w:pStyle w:val="HTMLPreformatted"/>
+        <w:ind w:left="360"/>
+        <w:rPr>
+          <w:rStyle w:val="HTMLCode"/>
+          <w:rFonts w:ascii="Times New Roman" w:hAnsi="Times New Roman" w:cs="Times New Roman"/>
+          <w:sz w:val="28"/>
+          <w:szCs w:val="28"/>
+        </w:rPr>
+      </w:pPr>
+      <w:r>
+        <w:rPr>
+          <w:rStyle w:val="HTMLCode"/>
+          <w:rFonts w:ascii="Times New Roman" w:hAnsi="Times New Roman" w:cs="Times New Roman"/>
+          <w:sz w:val="28"/>
+          <w:szCs w:val="28"/>
+        </w:rPr>
+        <w:t xml:space="preserve">    </w:t>
+      </w:r>
+      <w:proofErr w:type="gramStart"/>
+      <w:r>
+        <w:rPr>
+          <w:rStyle w:val="HTMLCode"/>
+          <w:rFonts w:ascii="Times New Roman" w:hAnsi="Times New Roman" w:cs="Times New Roman"/>
+          <w:sz w:val="28"/>
+          <w:szCs w:val="28"/>
+        </w:rPr>
+        <w:t>print(</w:t>
+      </w:r>
+      <w:proofErr w:type="gramEnd"/>
+      <w:r>
+        <w:rPr>
+          <w:rStyle w:val="HTMLCode"/>
+          <w:rFonts w:ascii="Times New Roman" w:hAnsi="Times New Roman" w:cs="Times New Roman"/>
+          <w:sz w:val="28"/>
+          <w:szCs w:val="28"/>
+        </w:rPr>
+        <w:t>"Accuracy:", accuracy)</w:t>
+      </w:r>
+    </w:p>
+    <w:p>
+      <w:pPr>
+        <w:pStyle w:val="HTMLPreformatted"/>
+        <w:ind w:left="360"/>
+        <w:rPr>
+          <w:rStyle w:val="HTMLCode"/>
+          <w:rFonts w:ascii="Times New Roman" w:hAnsi="Times New Roman" w:cs="Times New Roman"/>
+          <w:sz w:val="28"/>
+          <w:szCs w:val="28"/>
+        </w:rPr>
+      </w:pPr>
+    </w:p>
+    <w:p>
+      <w:pPr>
+        <w:pStyle w:val="HTMLPreformatted"/>
+        <w:ind w:left="360"/>
+        <w:rPr>
+          <w:rStyle w:val="HTMLCode"/>
+          <w:rFonts w:ascii="Times New Roman" w:hAnsi="Times New Roman" w:cs="Times New Roman"/>
+          <w:sz w:val="28"/>
+          <w:szCs w:val="28"/>
+        </w:rPr>
+      </w:pPr>
+      <w:r>
+        <w:rPr>
+          <w:rStyle w:val="HTMLCode"/>
+          <w:rFonts w:ascii="Times New Roman" w:hAnsi="Times New Roman" w:cs="Times New Roman"/>
+          <w:sz w:val="28"/>
+          <w:szCs w:val="28"/>
+        </w:rPr>
+        <w:t xml:space="preserve">    </w:t>
+      </w:r>
+      <w:proofErr w:type="gramStart"/>
+      <w:r>
+        <w:rPr>
+          <w:rStyle w:val="HTMLCode"/>
+          <w:rFonts w:ascii="Times New Roman" w:hAnsi="Times New Roman" w:cs="Times New Roman"/>
+          <w:sz w:val="28"/>
+          <w:szCs w:val="28"/>
+        </w:rPr>
+        <w:t>print(</w:t>
+      </w:r>
+      <w:proofErr w:type="gramEnd"/>
+    </w:p>
+    <w:p>
+      <w:pPr>
+        <w:pStyle w:val="HTMLPreformatted"/>
+        <w:ind w:left="360"/>
+        <w:rPr>
+          <w:rStyle w:val="HTMLCode"/>
+          <w:rFonts w:ascii="Times New Roman" w:hAnsi="Times New Roman" w:cs="Times New Roman"/>
+          <w:sz w:val="28"/>
+          <w:szCs w:val="28"/>
+        </w:rPr>
+      </w:pPr>
+      <w:r>
+        <w:rPr>
+          <w:rStyle w:val="HTMLCode"/>
+          <w:rFonts w:ascii="Times New Roman" w:hAnsi="Times New Roman" w:cs="Times New Roman"/>
+          <w:sz w:val="28"/>
+          <w:szCs w:val="28"/>
+        </w:rPr>
+        <w:t xml:space="preserve">        </w:t>
+      </w:r>
+      <w:proofErr w:type="spellStart"/>
+      <w:r>
+        <w:rPr>
+          <w:rStyle w:val="HTMLCode"/>
+          <w:rFonts w:ascii="Times New Roman" w:hAnsi="Times New Roman" w:cs="Times New Roman"/>
+          <w:sz w:val="28"/>
+          <w:szCs w:val="28"/>
+        </w:rPr>
+        <w:t>classification_</w:t>
+      </w:r>
+      <w:proofErr w:type="gramStart"/>
+      <w:r>
+        <w:rPr>
+          <w:rStyle w:val="HTMLCode"/>
+          <w:rFonts w:ascii="Times New Roman" w:hAnsi="Times New Roman" w:cs="Times New Roman"/>
+          <w:sz w:val="28"/>
+          <w:szCs w:val="28"/>
+        </w:rPr>
+        <w:t>report</w:t>
+      </w:r>
+      <w:proofErr w:type="spellEnd"/>
+      <w:r>
+        <w:rPr>
+          <w:rStyle w:val="HTMLCode"/>
+          <w:rFonts w:ascii="Times New Roman" w:hAnsi="Times New Roman" w:cs="Times New Roman"/>
+          <w:sz w:val="28"/>
+          <w:szCs w:val="28"/>
+        </w:rPr>
+        <w:t>(</w:t>
+      </w:r>
+      <w:proofErr w:type="gramEnd"/>
+    </w:p>
+    <w:p>
+      <w:pPr>
+        <w:pStyle w:val="HTMLPreformatted"/>
+        <w:ind w:left="360"/>
+        <w:rPr>
+          <w:rStyle w:val="HTMLCode"/>
+          <w:rFonts w:ascii="Times New Roman" w:hAnsi="Times New Roman" w:cs="Times New Roman"/>
+          <w:sz w:val="28"/>
+          <w:szCs w:val="28"/>
+        </w:rPr>
+      </w:pPr>
+      <w:r>
+        <w:rPr>
+          <w:rStyle w:val="HTMLCode"/>
+          <w:rFonts w:ascii="Times New Roman" w:hAnsi="Times New Roman" w:cs="Times New Roman"/>
+          <w:sz w:val="28"/>
+          <w:szCs w:val="28"/>
+        </w:rPr>
+        <w:t xml:space="preserve">            </w:t>
+      </w:r>
+      <w:proofErr w:type="spellStart"/>
+      <w:r>
+        <w:rPr>
+          <w:rStyle w:val="HTMLCode"/>
+          <w:rFonts w:ascii="Times New Roman" w:hAnsi="Times New Roman" w:cs="Times New Roman"/>
+          <w:sz w:val="28"/>
+          <w:szCs w:val="28"/>
+        </w:rPr>
+        <w:t>y_test</w:t>
+      </w:r>
+      <w:proofErr w:type="spellEnd"/>
+      <w:r>
+        <w:rPr>
+          <w:rStyle w:val="HTMLCode"/>
+          <w:rFonts w:ascii="Times New Roman" w:hAnsi="Times New Roman" w:cs="Times New Roman"/>
+          <w:sz w:val="28"/>
+          <w:szCs w:val="28"/>
+        </w:rPr>
+        <w:t>,</w:t>
+      </w:r>
+    </w:p>
+    <w:p>
+      <w:pPr>
+        <w:pStyle w:val="HTMLPreformatted"/>
+        <w:ind w:left="360"/>
+        <w:rPr>
+          <w:rStyle w:val="HTMLCode"/>
+          <w:rFonts w:ascii="Times New Roman" w:hAnsi="Times New Roman" w:cs="Times New Roman"/>
+          <w:sz w:val="28"/>
+          <w:szCs w:val="28"/>
+        </w:rPr>
+      </w:pPr>
+      <w:r>
+        <w:rPr>
+          <w:rStyle w:val="HTMLCode"/>
+          <w:rFonts w:ascii="Times New Roman" w:hAnsi="Times New Roman" w:cs="Times New Roman"/>
+          <w:sz w:val="28"/>
+          <w:szCs w:val="28"/>
+        </w:rPr>
+        <w:t xml:space="preserve">            </w:t>
+      </w:r>
+      <w:proofErr w:type="spellStart"/>
+      <w:r>
+        <w:rPr>
+          <w:rStyle w:val="HTMLCode"/>
+          <w:rFonts w:ascii="Times New Roman" w:hAnsi="Times New Roman" w:cs="Times New Roman"/>
+          <w:sz w:val="28"/>
+          <w:szCs w:val="28"/>
+        </w:rPr>
+        <w:t>y_pred</w:t>
+      </w:r>
+      <w:proofErr w:type="spellEnd"/>
+      <w:r>
+        <w:rPr>
+          <w:rStyle w:val="HTMLCode"/>
+          <w:rFonts w:ascii="Times New Roman" w:hAnsi="Times New Roman" w:cs="Times New Roman"/>
+          <w:sz w:val="28"/>
+          <w:szCs w:val="28"/>
+        </w:rPr>
+        <w:t>,</w:t>
+      </w:r>
+    </w:p>
+    <w:p>
+      <w:pPr>
+        <w:pStyle w:val="HTMLPreformatted"/>
+        <w:ind w:left="360"/>
+        <w:rPr>
+          <w:rStyle w:val="HTMLCode"/>
+          <w:rFonts w:ascii="Times New Roman" w:hAnsi="Times New Roman" w:cs="Times New Roman"/>
+          <w:sz w:val="28"/>
+          <w:szCs w:val="28"/>
+        </w:rPr>
+      </w:pPr>
+      <w:r>
+        <w:rPr>
+          <w:rStyle w:val="HTMLCode"/>
+          <w:rFonts w:ascii="Times New Roman" w:hAnsi="Times New Roman" w:cs="Times New Roman"/>
+          <w:sz w:val="28"/>
+          <w:szCs w:val="28"/>
+        </w:rPr>
+        <w:t xml:space="preserve">            </w:t>
+      </w:r>
+      <w:proofErr w:type="spellStart"/>
+      <w:r>
+        <w:rPr>
+          <w:rStyle w:val="HTMLCode"/>
+          <w:rFonts w:ascii="Times New Roman" w:hAnsi="Times New Roman" w:cs="Times New Roman"/>
+          <w:sz w:val="28"/>
+          <w:szCs w:val="28"/>
+        </w:rPr>
+        <w:t>target_names</w:t>
+      </w:r>
+      <w:proofErr w:type="spellEnd"/>
+      <w:r>
+        <w:rPr>
+          <w:rStyle w:val="HTMLCode"/>
+          <w:rFonts w:ascii="Times New Roman" w:hAnsi="Times New Roman" w:cs="Times New Roman"/>
+          <w:sz w:val="28"/>
+          <w:szCs w:val="28"/>
+        </w:rPr>
+        <w:t>=</w:t>
+      </w:r>
+      <w:proofErr w:type="spellStart"/>
+      <w:r>
+        <w:rPr>
+          <w:rStyle w:val="HTMLCode"/>
+          <w:rFonts w:ascii="Times New Roman" w:hAnsi="Times New Roman" w:cs="Times New Roman"/>
+          <w:sz w:val="28"/>
+          <w:szCs w:val="28"/>
+        </w:rPr>
+        <w:t>target_</w:t>
+      </w:r>
+      <w:proofErr w:type="gramStart"/>
+      <w:r>
+        <w:rPr>
+          <w:rStyle w:val="HTMLCode"/>
+          <w:rFonts w:ascii="Times New Roman" w:hAnsi="Times New Roman" w:cs="Times New Roman"/>
+          <w:sz w:val="28"/>
+          <w:szCs w:val="28"/>
+        </w:rPr>
+        <w:t>encoder.classes</w:t>
+      </w:r>
+      <w:proofErr w:type="spellEnd"/>
+      <w:proofErr w:type="gramEnd"/>
+      <w:r>
+        <w:rPr>
+          <w:rStyle w:val="HTMLCode"/>
+          <w:rFonts w:ascii="Times New Roman" w:hAnsi="Times New Roman" w:cs="Times New Roman"/>
+          <w:sz w:val="28"/>
+          <w:szCs w:val="28"/>
+        </w:rPr>
+        <w:t>_,</w:t>
+      </w:r>
+    </w:p>
+    <w:p>
+      <w:pPr>
+        <w:pStyle w:val="HTMLPreformatted"/>
+        <w:ind w:left="360"/>
+        <w:rPr>
+          <w:rStyle w:val="HTMLCode"/>
+          <w:rFonts w:ascii="Times New Roman" w:hAnsi="Times New Roman" w:cs="Times New Roman"/>
+          <w:sz w:val="28"/>
+          <w:szCs w:val="28"/>
+        </w:rPr>
+      </w:pPr>
+      <w:r>
+        <w:rPr>
+          <w:rStyle w:val="HTMLCode"/>
+          <w:rFonts w:ascii="Times New Roman" w:hAnsi="Times New Roman" w:cs="Times New Roman"/>
+          <w:sz w:val="28"/>
+          <w:szCs w:val="28"/>
+        </w:rPr>
+        <w:t xml:space="preserve">            </w:t>
+      </w:r>
+      <w:proofErr w:type="spellStart"/>
+      <w:r>
+        <w:rPr>
+          <w:rStyle w:val="HTMLCode"/>
+          <w:rFonts w:ascii="Times New Roman" w:hAnsi="Times New Roman" w:cs="Times New Roman"/>
+          <w:sz w:val="28"/>
+          <w:szCs w:val="28"/>
+        </w:rPr>
+        <w:t>zero_division</w:t>
+      </w:r>
+      <w:proofErr w:type="spellEnd"/>
+      <w:r>
+        <w:rPr>
+          <w:rStyle w:val="HTMLCode"/>
+          <w:rFonts w:ascii="Times New Roman" w:hAnsi="Times New Roman" w:cs="Times New Roman"/>
+          <w:sz w:val="28"/>
+          <w:szCs w:val="28"/>
+        </w:rPr>
+        <w:t>=0</w:t>
+      </w:r>
+    </w:p>
+    <w:p>
+      <w:pPr>
+        <w:pStyle w:val="HTMLPreformatted"/>
+        <w:ind w:left="360"/>
+        <w:rPr>
+          <w:rStyle w:val="HTMLCode"/>
+          <w:rFonts w:ascii="Times New Roman" w:hAnsi="Times New Roman" w:cs="Times New Roman"/>
+          <w:sz w:val="28"/>
+          <w:szCs w:val="28"/>
+        </w:rPr>
+      </w:pPr>
+      <w:r>
+        <w:rPr>
+          <w:rStyle w:val="HTMLCode"/>
+          <w:rFonts w:ascii="Times New Roman" w:hAnsi="Times New Roman" w:cs="Times New Roman"/>
+          <w:sz w:val="28"/>
+          <w:szCs w:val="28"/>
+        </w:rPr>
+        <w:t xml:space="preserve">        )</w:t>
+      </w:r>
+    </w:p>
+    <w:p>
+      <w:pPr>
+        <w:pStyle w:val="HTMLPreformatted"/>
+        <w:ind w:left="360"/>
+        <w:rPr>
+          <w:rStyle w:val="HTMLCode"/>
+          <w:rFonts w:ascii="Times New Roman" w:hAnsi="Times New Roman" w:cs="Times New Roman"/>
+          <w:sz w:val="28"/>
+          <w:szCs w:val="28"/>
+        </w:rPr>
+      </w:pPr>
+      <w:r>
+        <w:rPr>
+          <w:rStyle w:val="HTMLCode"/>
+          <w:rFonts w:ascii="Times New Roman" w:hAnsi="Times New Roman" w:cs="Times New Roman"/>
+          <w:sz w:val="28"/>
+          <w:szCs w:val="28"/>
+        </w:rPr>
+        <w:t xml:space="preserve">    )</w:t>
+      </w:r>
+    </w:p>
+    <w:p>
+      <w:pPr>
+        <w:pStyle w:val="HTMLPreformatted"/>
+        <w:ind w:left="360"/>
+        <w:rPr>
+          <w:rStyle w:val="HTMLCode"/>
+          <w:rFonts w:ascii="Times New Roman" w:hAnsi="Times New Roman" w:cs="Times New Roman"/>
+          <w:sz w:val="28"/>
+          <w:szCs w:val="28"/>
+        </w:rPr>
+      </w:pPr>
+    </w:p>
+    <w:p>
+      <w:pPr>
+        <w:pStyle w:val="HTMLPreformatted"/>
+        <w:ind w:left="360"/>
+        <w:rPr>
+          <w:rStyle w:val="HTMLCode"/>
+          <w:rFonts w:ascii="Times New Roman" w:hAnsi="Times New Roman" w:cs="Times New Roman"/>
+          <w:sz w:val="28"/>
+          <w:szCs w:val="28"/>
+        </w:rPr>
+      </w:pPr>
+      <w:r>
+        <w:rPr>
+          <w:rStyle w:val="HTMLCode"/>
+          <w:rFonts w:ascii="Times New Roman" w:hAnsi="Times New Roman" w:cs="Times New Roman"/>
+          <w:sz w:val="28"/>
+          <w:szCs w:val="28"/>
+        </w:rPr>
+        <w:t xml:space="preserve">    </w:t>
+      </w:r>
+      <w:proofErr w:type="gramStart"/>
+      <w:r>
+        <w:rPr>
+          <w:rStyle w:val="HTMLCode"/>
+          <w:rFonts w:ascii="Times New Roman" w:hAnsi="Times New Roman" w:cs="Times New Roman"/>
+          <w:sz w:val="28"/>
+          <w:szCs w:val="28"/>
+        </w:rPr>
+        <w:t>print(</w:t>
+      </w:r>
+      <w:proofErr w:type="gramEnd"/>
+      <w:r>
+        <w:rPr>
+          <w:rStyle w:val="HTMLCode"/>
+          <w:rFonts w:ascii="Times New Roman" w:hAnsi="Times New Roman" w:cs="Times New Roman"/>
+          <w:sz w:val="28"/>
+          <w:szCs w:val="28"/>
+        </w:rPr>
+        <w:t>"Confusion Matrix:")</w:t>
+      </w:r>
+    </w:p>
+    <w:p>
+      <w:pPr>
+        <w:pStyle w:val="HTMLPreformatted"/>
+        <w:ind w:left="360"/>
+        <w:rPr>
+          <w:rFonts w:ascii="Times New Roman" w:hAnsi="Times New Roman" w:cs="Times New Roman"/>
+          <w:sz w:val="28"/>
+          <w:szCs w:val="28"/>
+        </w:rPr>
+      </w:pPr>
+      <w:r>
+        <w:rPr>
+          <w:rStyle w:val="HTMLCode"/>
+          <w:rFonts w:ascii="Times New Roman" w:hAnsi="Times New Roman" w:cs="Times New Roman"/>
+          <w:sz w:val="28"/>
+          <w:szCs w:val="28"/>
+        </w:rPr>
+        <w:t xml:space="preserve">    </w:t>
+      </w:r>
+      <w:proofErr w:type="gramStart"/>
+      <w:r>
+        <w:rPr>
+          <w:rStyle w:val="HTMLCode"/>
+          <w:rFonts w:ascii="Times New Roman" w:hAnsi="Times New Roman" w:cs="Times New Roman"/>
+          <w:sz w:val="28"/>
+          <w:szCs w:val="28"/>
+        </w:rPr>
+        <w:t>print(</w:t>
+      </w:r>
+      <w:proofErr w:type="spellStart"/>
+      <w:proofErr w:type="gramEnd"/>
+      <w:r>
+        <w:rPr>
+          <w:rStyle w:val="HTMLCode"/>
+          <w:rFonts w:ascii="Times New Roman" w:hAnsi="Times New Roman" w:cs="Times New Roman"/>
+          <w:sz w:val="28"/>
+          <w:szCs w:val="28"/>
+        </w:rPr>
+        <w:t>confusion_matrix</w:t>
+      </w:r>
+      <w:proofErr w:type="spellEnd"/>
+      <w:r>
+        <w:rPr>
+          <w:rStyle w:val="HTMLCode"/>
+          <w:rFonts w:ascii="Times New Roman" w:hAnsi="Times New Roman" w:cs="Times New Roman"/>
+          <w:sz w:val="28"/>
+          <w:szCs w:val="28"/>
+        </w:rPr>
+        <w:t>(</w:t>
+      </w:r>
+      <w:proofErr w:type="spellStart"/>
+      <w:r>
+        <w:rPr>
+          <w:rStyle w:val="HTMLCode"/>
+          <w:rFonts w:ascii="Times New Roman" w:hAnsi="Times New Roman" w:cs="Times New Roman"/>
+          <w:sz w:val="28"/>
+          <w:szCs w:val="28"/>
+        </w:rPr>
+        <w:t>y_test</w:t>
+      </w:r>
+      <w:proofErr w:type="spellEnd"/>
+      <w:r>
+        <w:rPr>
+          <w:rStyle w:val="HTMLCode"/>
+          <w:rFonts w:ascii="Times New Roman" w:hAnsi="Times New Roman" w:cs="Times New Roman"/>
+          <w:sz w:val="28"/>
+          <w:szCs w:val="28"/>
+        </w:rPr>
+        <w:t xml:space="preserve">, </w:t>
+      </w:r>
+      <w:proofErr w:type="spellStart"/>
+      <w:r>
+        <w:rPr>
+          <w:rStyle w:val="HTMLCode"/>
+          <w:rFonts w:ascii="Times New Roman" w:hAnsi="Times New Roman" w:cs="Times New Roman"/>
+          <w:sz w:val="28"/>
+          <w:szCs w:val="28"/>
+        </w:rPr>
+        <w:t>y_pred</w:t>
+      </w:r>
+      <w:proofErr w:type="spellEnd"/>
+      <w:r>
+        <w:rPr>
+          <w:rStyle w:val="HTMLCode"/>
+          <w:rFonts w:ascii="Times New Roman" w:hAnsi="Times New Roman" w:cs="Times New Roman"/>
+          <w:sz w:val="28"/>
+          <w:szCs w:val="28"/>
+        </w:rPr>
+        <w:t>))</w:t>
+      </w:r>
+    </w:p>
+    <w:p>
+      <w:pPr>
+        <w:pStyle w:val="ListParagraph"/>
+        <w:spacing w:after="0" w:line="240" w:lineRule="auto"/>
+        <w:rPr>
+          <w:rFonts w:ascii="Times New Roman" w:eastAsia="Times New Roman" w:hAnsi="Times New Roman" w:cs="Times New Roman"/>
+          <w:color w:val="auto"/>
+          <w:sz w:val="28"/>
+          <w:szCs w:val="28"/>
+          <w:lang w:bidi="hi-IN"/>
+        </w:rPr>
+      </w:pPr>
+    </w:p>
+    <w:p>
+      <w:pPr>
+        <w:pStyle w:val="ListParagraph"/>
+        <w:spacing w:after="0" w:line="240" w:lineRule="auto"/>
+        <w:ind w:left="360"/>
+        <w:rPr>
+          <w:rFonts w:ascii="Times New Roman" w:eastAsia="Times New Roman" w:hAnsi="Times New Roman" w:cs="Times New Roman"/>
+          <w:color w:val="auto"/>
+          <w:sz w:val="28"/>
+          <w:szCs w:val="28"/>
+          <w:lang w:bidi="hi-IN"/>
+        </w:rPr>
+      </w:pPr>
+      <w:r>
+        <w:rPr>
+          <w:rFonts w:ascii="Times New Roman" w:eastAsia="Times New Roman" w:hAnsi="Times New Roman" w:cs="Times New Roman"/>
+          <w:noProof/>
+          <w:color w:val="auto"/>
+          <w:sz w:val="28"/>
+          <w:szCs w:val="28"/>
+          <w:lang w:bidi="hi-IN"/>
+        </w:rPr>
+        <w:lastRenderedPageBreak/>
         <w:drawing>
-          <wp:inline distT="0" distB="0" distL="0" distR="0" wp14:anchorId="2A940D81" wp14:editId="1771B154">
-            <wp:extent cx="6030595" cy="7663543"/>
-            <wp:effectExtent l="0" t="0" r="8255" b="0"/>
+          <wp:inline distT="0" distB="0" distL="0" distR="0" wp14:anchorId="2A940D81" wp14:editId="2CDC7058">
+            <wp:extent cx="6030310" cy="8559800"/>
+            <wp:effectExtent l="0" t="0" r="8890" b="0"/>
             <wp:docPr id="22" name="Picture 22"/>
             <wp:cNvGraphicFramePr>
               <a:graphicFrameLocks xmlns:a="http://schemas.openxmlformats.org/drawingml/2006/main" noChangeAspect="1"/>
@@ -3509,7 +8514,7 @@
                   <pic:spPr>
                     <a:xfrm>
                       <a:off x="0" y="0"/>
-                      <a:ext cx="6035092" cy="7669257"/>
+                      <a:ext cx="6056494" cy="8596967"/>
                     </a:xfrm>
                     <a:prstGeom prst="rect">
                       <a:avLst/>
@@ -3538,6 +8543,7 @@
       <w:r>
         <w:rPr>
           <w:rFonts w:ascii="Times New Roman" w:eastAsia="Times New Roman" w:hAnsi="Times New Roman" w:cs="Times New Roman"/>
+          <w:noProof/>
           <w:color w:val="auto"/>
           <w:sz w:val="28"/>
           <w:szCs w:val="28"/>
@@ -3545,9 +8551,9 @@
         </w:rPr>
         <w:lastRenderedPageBreak/>
         <w:drawing>
-          <wp:inline distT="0" distB="0" distL="0" distR="0" wp14:anchorId="13C3EE1C" wp14:editId="28EDA06E">
-            <wp:extent cx="5712823" cy="7847965"/>
-            <wp:effectExtent l="0" t="0" r="2540" b="635"/>
+          <wp:inline distT="0" distB="0" distL="0" distR="0" wp14:anchorId="13C3EE1C" wp14:editId="188F8D3C">
+            <wp:extent cx="5712460" cy="8551333"/>
+            <wp:effectExtent l="0" t="0" r="2540" b="2540"/>
             <wp:docPr id="23" name="Picture 23"/>
             <wp:cNvGraphicFramePr>
               <a:graphicFrameLocks xmlns:a="http://schemas.openxmlformats.org/drawingml/2006/main" noChangeAspect="1"/>
@@ -3568,7 +8574,7 @@
                   <pic:spPr>
                     <a:xfrm>
                       <a:off x="0" y="0"/>
-                      <a:ext cx="5727742" cy="7868460"/>
+                      <a:ext cx="5728616" cy="8575517"/>
                     </a:xfrm>
                     <a:prstGeom prst="rect">
                       <a:avLst/>
@@ -3594,23 +8600,10 @@
           <w:lang w:bidi="hi-IN"/>
         </w:rPr>
       </w:pPr>
-    </w:p>
-    <w:p>
-      <w:pPr>
-        <w:pStyle w:val="ListParagraph"/>
-        <w:spacing w:after="0" w:line="240" w:lineRule="auto"/>
-        <w:ind w:left="360"/>
-        <w:rPr>
-          <w:rFonts w:ascii="Times New Roman" w:eastAsia="Times New Roman" w:hAnsi="Times New Roman" w:cs="Times New Roman"/>
-          <w:color w:val="auto"/>
-          <w:sz w:val="28"/>
-          <w:szCs w:val="28"/>
-          <w:lang w:bidi="hi-IN"/>
-        </w:rPr>
-      </w:pPr>
-      <w:r>
-        <w:rPr>
-          <w:rFonts w:ascii="Times New Roman" w:eastAsia="Times New Roman" w:hAnsi="Times New Roman" w:cs="Times New Roman"/>
+      <w:r>
+        <w:rPr>
+          <w:rFonts w:ascii="Times New Roman" w:eastAsia="Times New Roman" w:hAnsi="Times New Roman" w:cs="Times New Roman"/>
+          <w:noProof/>
           <w:color w:val="auto"/>
           <w:sz w:val="28"/>
           <w:szCs w:val="28"/>
@@ -3618,9 +8611,9 @@
         </w:rPr>
         <w:lastRenderedPageBreak/>
         <w:drawing>
-          <wp:inline distT="0" distB="0" distL="0" distR="0" wp14:anchorId="72C6F509" wp14:editId="40A6D02F">
-            <wp:extent cx="5246370" cy="8098971"/>
-            <wp:effectExtent l="0" t="0" r="0" b="0"/>
+          <wp:inline distT="0" distB="0" distL="0" distR="0" wp14:anchorId="72C6F509" wp14:editId="52ACB6FD">
+            <wp:extent cx="5245100" cy="8964179"/>
+            <wp:effectExtent l="0" t="0" r="0" b="8890"/>
             <wp:docPr id="24" name="Picture 24"/>
             <wp:cNvGraphicFramePr>
               <a:graphicFrameLocks xmlns:a="http://schemas.openxmlformats.org/drawingml/2006/main" noChangeAspect="1"/>
@@ -3640,7 +8633,7 @@
                   <pic:spPr bwMode="auto">
                     <a:xfrm>
                       <a:off x="0" y="0"/>
-                      <a:ext cx="5258209" cy="8117247"/>
+                      <a:ext cx="5278381" cy="9021058"/>
                     </a:xfrm>
                     <a:prstGeom prst="rect">
                       <a:avLst/>
@@ -3702,9 +8695,168 @@
           <w:lang w:bidi="hi-IN"/>
         </w:rPr>
       </w:pPr>
-      <w:r>
-        <w:rPr>
-          <w:rFonts w:ascii="Times New Roman" w:eastAsia="Times New Roman" w:hAnsi="Times New Roman" w:cs="Times New Roman"/>
+    </w:p>
+    <w:p>
+      <w:pPr>
+        <w:pStyle w:val="ListParagraph"/>
+        <w:spacing w:after="0" w:line="240" w:lineRule="auto"/>
+        <w:ind w:left="360"/>
+        <w:rPr>
+          <w:rFonts w:ascii="Times New Roman" w:eastAsia="Times New Roman" w:hAnsi="Times New Roman" w:cs="Times New Roman"/>
+          <w:color w:val="auto"/>
+          <w:sz w:val="28"/>
+          <w:szCs w:val="28"/>
+          <w:lang w:bidi="hi-IN"/>
+        </w:rPr>
+      </w:pPr>
+      <w:proofErr w:type="spellStart"/>
+      <w:r>
+        <w:rPr>
+          <w:rFonts w:ascii="Times New Roman" w:eastAsia="Times New Roman" w:hAnsi="Times New Roman" w:cs="Times New Roman"/>
+          <w:color w:val="auto"/>
+          <w:sz w:val="28"/>
+          <w:szCs w:val="28"/>
+          <w:lang w:bidi="hi-IN"/>
+        </w:rPr>
+        <w:t>results_df</w:t>
+      </w:r>
+      <w:proofErr w:type="spellEnd"/>
+      <w:r>
+        <w:rPr>
+          <w:rFonts w:ascii="Times New Roman" w:eastAsia="Times New Roman" w:hAnsi="Times New Roman" w:cs="Times New Roman"/>
+          <w:color w:val="auto"/>
+          <w:sz w:val="28"/>
+          <w:szCs w:val="28"/>
+          <w:lang w:bidi="hi-IN"/>
+        </w:rPr>
+        <w:t xml:space="preserve"> = </w:t>
+      </w:r>
+      <w:proofErr w:type="spellStart"/>
+      <w:proofErr w:type="gramStart"/>
+      <w:r>
+        <w:rPr>
+          <w:rFonts w:ascii="Times New Roman" w:eastAsia="Times New Roman" w:hAnsi="Times New Roman" w:cs="Times New Roman"/>
+          <w:color w:val="auto"/>
+          <w:sz w:val="28"/>
+          <w:szCs w:val="28"/>
+          <w:lang w:bidi="hi-IN"/>
+        </w:rPr>
+        <w:t>pd.DataFrame</w:t>
+      </w:r>
+      <w:proofErr w:type="spellEnd"/>
+      <w:proofErr w:type="gramEnd"/>
+      <w:r>
+        <w:rPr>
+          <w:rFonts w:ascii="Times New Roman" w:eastAsia="Times New Roman" w:hAnsi="Times New Roman" w:cs="Times New Roman"/>
+          <w:color w:val="auto"/>
+          <w:sz w:val="28"/>
+          <w:szCs w:val="28"/>
+          <w:lang w:bidi="hi-IN"/>
+        </w:rPr>
+        <w:t>(results)</w:t>
+      </w:r>
+    </w:p>
+    <w:p>
+      <w:pPr>
+        <w:pStyle w:val="ListParagraph"/>
+        <w:spacing w:after="0" w:line="240" w:lineRule="auto"/>
+        <w:ind w:left="360"/>
+        <w:rPr>
+          <w:rFonts w:ascii="Times New Roman" w:eastAsia="Times New Roman" w:hAnsi="Times New Roman" w:cs="Times New Roman"/>
+          <w:color w:val="auto"/>
+          <w:sz w:val="28"/>
+          <w:szCs w:val="28"/>
+          <w:lang w:bidi="hi-IN"/>
+        </w:rPr>
+      </w:pPr>
+    </w:p>
+    <w:p>
+      <w:pPr>
+        <w:pStyle w:val="ListParagraph"/>
+        <w:spacing w:after="0" w:line="240" w:lineRule="auto"/>
+        <w:ind w:left="360"/>
+        <w:rPr>
+          <w:rFonts w:ascii="Times New Roman" w:eastAsia="Times New Roman" w:hAnsi="Times New Roman" w:cs="Times New Roman"/>
+          <w:color w:val="auto"/>
+          <w:sz w:val="28"/>
+          <w:szCs w:val="28"/>
+          <w:lang w:bidi="hi-IN"/>
+        </w:rPr>
+      </w:pPr>
+      <w:r>
+        <w:rPr>
+          <w:rFonts w:ascii="Times New Roman" w:eastAsia="Times New Roman" w:hAnsi="Times New Roman" w:cs="Times New Roman"/>
+          <w:color w:val="auto"/>
+          <w:sz w:val="28"/>
+          <w:szCs w:val="28"/>
+          <w:lang w:bidi="hi-IN"/>
+        </w:rPr>
+        <w:t>print("\n")</w:t>
+      </w:r>
+    </w:p>
+    <w:p>
+      <w:pPr>
+        <w:pStyle w:val="ListParagraph"/>
+        <w:spacing w:after="0" w:line="240" w:lineRule="auto"/>
+        <w:ind w:left="360"/>
+        <w:rPr>
+          <w:rFonts w:ascii="Times New Roman" w:eastAsia="Times New Roman" w:hAnsi="Times New Roman" w:cs="Times New Roman"/>
+          <w:color w:val="auto"/>
+          <w:sz w:val="28"/>
+          <w:szCs w:val="28"/>
+          <w:lang w:bidi="hi-IN"/>
+        </w:rPr>
+      </w:pPr>
+      <w:r>
+        <w:rPr>
+          <w:rFonts w:ascii="Times New Roman" w:eastAsia="Times New Roman" w:hAnsi="Times New Roman" w:cs="Times New Roman"/>
+          <w:color w:val="auto"/>
+          <w:sz w:val="28"/>
+          <w:szCs w:val="28"/>
+          <w:lang w:bidi="hi-IN"/>
+        </w:rPr>
+        <w:t>print(</w:t>
+      </w:r>
+      <w:proofErr w:type="spellStart"/>
+      <w:r>
+        <w:rPr>
+          <w:rFonts w:ascii="Times New Roman" w:eastAsia="Times New Roman" w:hAnsi="Times New Roman" w:cs="Times New Roman"/>
+          <w:color w:val="auto"/>
+          <w:sz w:val="28"/>
+          <w:szCs w:val="28"/>
+          <w:lang w:bidi="hi-IN"/>
+        </w:rPr>
+        <w:t>results_df</w:t>
+      </w:r>
+      <w:proofErr w:type="spellEnd"/>
+      <w:r>
+        <w:rPr>
+          <w:rFonts w:ascii="Times New Roman" w:eastAsia="Times New Roman" w:hAnsi="Times New Roman" w:cs="Times New Roman"/>
+          <w:color w:val="auto"/>
+          <w:sz w:val="28"/>
+          <w:szCs w:val="28"/>
+          <w:lang w:bidi="hi-IN"/>
+        </w:rPr>
+        <w:t>)</w:t>
+      </w:r>
+    </w:p>
+    <w:p>
+      <w:pPr>
+        <w:pStyle w:val="ListParagraph"/>
+        <w:spacing w:after="0" w:line="240" w:lineRule="auto"/>
+        <w:ind w:left="360"/>
+        <w:rPr>
+          <w:rFonts w:ascii="Times New Roman" w:eastAsia="Times New Roman" w:hAnsi="Times New Roman" w:cs="Times New Roman"/>
+          <w:color w:val="auto"/>
+          <w:sz w:val="28"/>
+          <w:szCs w:val="28"/>
+          <w:lang w:bidi="hi-IN"/>
+        </w:rPr>
+      </w:pPr>
+      <w:r>
+        <w:rPr>
+          <w:rFonts w:ascii="Times New Roman" w:eastAsia="Times New Roman" w:hAnsi="Times New Roman" w:cs="Times New Roman"/>
+          <w:noProof/>
           <w:color w:val="auto"/>
           <w:sz w:val="28"/>
           <w:szCs w:val="28"/>
@@ -3749,6 +8901,359 @@
     </w:p>
     <w:p>
       <w:pPr>
+        <w:pStyle w:val="Heading2"/>
+        <w:rPr>
+          <w:rFonts w:ascii="Times New Roman" w:hAnsi="Times New Roman" w:cs="Times New Roman"/>
+          <w:color w:val="auto"/>
+        </w:rPr>
+      </w:pPr>
+      <w:r>
+        <w:t>Decision Tree</w:t>
+      </w:r>
+    </w:p>
+    <w:p>
+      <w:pPr>
+        <w:pStyle w:val="NormalWeb"/>
+      </w:pPr>
+      <w:r>
+        <w:t xml:space="preserve">The Decision Tree achieved approximately </w:t>
+      </w:r>
+      <w:r>
+        <w:rPr>
+          <w:rStyle w:val="Strong"/>
+        </w:rPr>
+        <w:t>33.17% accuracy</w:t>
+      </w:r>
+      <w:r>
+        <w:t xml:space="preserve">. Its weighted F1-score was approximately </w:t>
+      </w:r>
+      <w:r>
+        <w:rPr>
+          <w:rStyle w:val="Strong"/>
+        </w:rPr>
+        <w:t>0.3002</w:t>
+      </w:r>
+      <w:r>
+        <w:t>.</w:t>
+      </w:r>
+    </w:p>
+    <w:p>
+      <w:pPr>
+        <w:pStyle w:val="NormalWeb"/>
+      </w:pPr>
+      <w:r>
+        <w:t>The model performed poorly overall and showed uneven predictions between the three classes. A single decision tree can identify non-linear patterns, but the selected healthcare features did not provide sufficient information for reliable test-result prediction.</w:t>
+      </w:r>
+    </w:p>
+    <w:p>
+      <w:pPr>
+        <w:pStyle w:val="Heading2"/>
+      </w:pPr>
+      <w:r>
+        <w:lastRenderedPageBreak/>
+        <w:t>Random Forest</w:t>
+      </w:r>
+    </w:p>
+    <w:p>
+      <w:pPr>
+        <w:pStyle w:val="NormalWeb"/>
+      </w:pPr>
+      <w:r>
+        <w:t>Random Forest produced the strongest overall performance:</w:t>
+      </w:r>
+    </w:p>
+    <w:p>
+      <w:pPr>
+        <w:pStyle w:val="NormalWeb"/>
+        <w:numPr>
+          <w:ilvl w:val="0"/>
+          <w:numId w:val="12"/>
+        </w:numPr>
+      </w:pPr>
+      <w:r>
+        <w:t xml:space="preserve">Accuracy: </w:t>
+      </w:r>
+      <w:r>
+        <w:rPr>
+          <w:rStyle w:val="Strong"/>
+        </w:rPr>
+        <w:t>35.16%</w:t>
+      </w:r>
+    </w:p>
+    <w:p>
+      <w:pPr>
+        <w:pStyle w:val="NormalWeb"/>
+        <w:numPr>
+          <w:ilvl w:val="0"/>
+          <w:numId w:val="12"/>
+        </w:numPr>
+      </w:pPr>
+      <w:r>
+        <w:t xml:space="preserve">Precision: </w:t>
+      </w:r>
+      <w:r>
+        <w:rPr>
+          <w:rStyle w:val="Strong"/>
+        </w:rPr>
+        <w:t>35.16%</w:t>
+      </w:r>
+    </w:p>
+    <w:p>
+      <w:pPr>
+        <w:pStyle w:val="NormalWeb"/>
+        <w:numPr>
+          <w:ilvl w:val="0"/>
+          <w:numId w:val="12"/>
+        </w:numPr>
+      </w:pPr>
+      <w:r>
+        <w:t xml:space="preserve">Recall: </w:t>
+      </w:r>
+      <w:r>
+        <w:rPr>
+          <w:rStyle w:val="Strong"/>
+        </w:rPr>
+        <w:t>35.16%</w:t>
+      </w:r>
+    </w:p>
+    <w:p>
+      <w:pPr>
+        <w:pStyle w:val="NormalWeb"/>
+        <w:numPr>
+          <w:ilvl w:val="0"/>
+          <w:numId w:val="12"/>
+        </w:numPr>
+      </w:pPr>
+      <w:r>
+        <w:t xml:space="preserve">F1-score: </w:t>
+      </w:r>
+      <w:r>
+        <w:rPr>
+          <w:rStyle w:val="Strong"/>
+        </w:rPr>
+        <w:t>35.15%</w:t>
+      </w:r>
+    </w:p>
+    <w:p>
+      <w:pPr>
+        <w:pStyle w:val="NormalWeb"/>
+      </w:pPr>
+      <w:r>
+        <w:t>Random Forest combines predictions from multiple decision trees. This generally provides more stable predictions than relying on one individual tree.</w:t>
+      </w:r>
+    </w:p>
+    <w:p>
+      <w:pPr>
+        <w:pStyle w:val="NormalWeb"/>
+      </w:pPr>
+      <w:r>
+        <w:t xml:space="preserve">However, the improvement over the other models was small. Therefore, Random Forest should be described as the </w:t>
+      </w:r>
+      <w:r>
+        <w:rPr>
+          <w:rStyle w:val="Strong"/>
+        </w:rPr>
+        <w:t>best-performing model in this experiment</w:t>
+      </w:r>
+      <w:r>
+        <w:t>, not as an accurate clinical prediction model.</w:t>
+      </w:r>
+    </w:p>
+    <w:p>
+      <w:pPr>
+        <w:pStyle w:val="Heading2"/>
+      </w:pPr>
+      <w:r>
+        <w:t>Logistic Regression</w:t>
+      </w:r>
+    </w:p>
+    <w:p>
+      <w:pPr>
+        <w:pStyle w:val="NormalWeb"/>
+      </w:pPr>
+      <w:r>
+        <w:t xml:space="preserve">Logistic Regression achieved approximately </w:t>
+      </w:r>
+      <w:r>
+        <w:rPr>
+          <w:rStyle w:val="Strong"/>
+        </w:rPr>
+        <w:t>33.55% accuracy</w:t>
+      </w:r>
+      <w:r>
+        <w:t>, but its weighted precision and F1-score were much lower.</w:t>
+      </w:r>
+    </w:p>
+    <w:p>
+      <w:pPr>
+        <w:pStyle w:val="NormalWeb"/>
+      </w:pPr>
+      <w:r>
+        <w:t xml:space="preserve">The confusion matrix showed that Logistic Regression predicted essentially all test records as </w:t>
+      </w:r>
+      <w:r>
+        <w:rPr>
+          <w:rStyle w:val="Strong"/>
+        </w:rPr>
+        <w:t>Abnormal</w:t>
+      </w:r>
+      <w:r>
+        <w:t>.</w:t>
+      </w:r>
+    </w:p>
+    <w:p>
+      <w:pPr>
+        <w:pStyle w:val="NormalWeb"/>
+      </w:pPr>
+      <w:r>
+        <w:t xml:space="preserve">This is an important example of why </w:t>
+      </w:r>
+      <w:r>
+        <w:rPr>
+          <w:rStyle w:val="Strong"/>
+        </w:rPr>
+        <w:t>accuracy alone should not be used to evaluate a classification model</w:t>
+      </w:r>
+      <w:r>
+        <w:t>.</w:t>
+      </w:r>
+    </w:p>
+    <w:p>
+      <w:pPr>
+        <w:pStyle w:val="NormalWeb"/>
+      </w:pPr>
+      <w:r>
+        <w:t>Although its accuracy was around 33.55%, it failed to meaningfully distinguish between Abnormal, Inconclusive, and Normal cases.</w:t>
+      </w:r>
+    </w:p>
+    <w:p>
+      <w:pPr>
+        <w:pStyle w:val="Heading2"/>
+      </w:pPr>
+      <w:proofErr w:type="spellStart"/>
+      <w:r>
+        <w:lastRenderedPageBreak/>
+        <w:t>XGBoost</w:t>
+      </w:r>
+      <w:proofErr w:type="spellEnd"/>
+    </w:p>
+    <w:p>
+      <w:pPr>
+        <w:pStyle w:val="NormalWeb"/>
+      </w:pPr>
+      <w:proofErr w:type="spellStart"/>
+      <w:r>
+        <w:t>XGBoost</w:t>
+      </w:r>
+      <w:proofErr w:type="spellEnd"/>
+      <w:r>
+        <w:t xml:space="preserve"> achieved approximately:</w:t>
+      </w:r>
+    </w:p>
+    <w:p>
+      <w:pPr>
+        <w:pStyle w:val="NormalWeb"/>
+        <w:numPr>
+          <w:ilvl w:val="0"/>
+          <w:numId w:val="13"/>
+        </w:numPr>
+      </w:pPr>
+      <w:r>
+        <w:t xml:space="preserve">Accuracy: </w:t>
+      </w:r>
+      <w:r>
+        <w:rPr>
+          <w:rStyle w:val="Strong"/>
+        </w:rPr>
+        <w:t>34.46%</w:t>
+      </w:r>
+    </w:p>
+    <w:p>
+      <w:pPr>
+        <w:pStyle w:val="NormalWeb"/>
+        <w:numPr>
+          <w:ilvl w:val="0"/>
+          <w:numId w:val="13"/>
+        </w:numPr>
+      </w:pPr>
+      <w:r>
+        <w:t xml:space="preserve">Precision: </w:t>
+      </w:r>
+      <w:r>
+        <w:rPr>
+          <w:rStyle w:val="Strong"/>
+        </w:rPr>
+        <w:t>34.42%</w:t>
+      </w:r>
+    </w:p>
+    <w:p>
+      <w:pPr>
+        <w:pStyle w:val="NormalWeb"/>
+        <w:numPr>
+          <w:ilvl w:val="0"/>
+          <w:numId w:val="13"/>
+        </w:numPr>
+      </w:pPr>
+      <w:r>
+        <w:t xml:space="preserve">Recall: </w:t>
+      </w:r>
+      <w:r>
+        <w:rPr>
+          <w:rStyle w:val="Strong"/>
+        </w:rPr>
+        <w:t>34.46%</w:t>
+      </w:r>
+    </w:p>
+    <w:p>
+      <w:pPr>
+        <w:pStyle w:val="NormalWeb"/>
+        <w:numPr>
+          <w:ilvl w:val="0"/>
+          <w:numId w:val="13"/>
+        </w:numPr>
+      </w:pPr>
+      <w:r>
+        <w:t xml:space="preserve">F1-score: </w:t>
+      </w:r>
+      <w:r>
+        <w:rPr>
+          <w:rStyle w:val="Strong"/>
+        </w:rPr>
+        <w:t>34.34%</w:t>
+      </w:r>
+    </w:p>
+    <w:p>
+      <w:pPr>
+        <w:pStyle w:val="NormalWeb"/>
+      </w:pPr>
+      <w:r>
+        <w:t>It performed better than Decision Tree and Logistic Regression on the overall weighted metrics but remained slightly below Random Forest.</w:t>
+      </w:r>
+    </w:p>
+    <w:p>
+      <w:pPr>
+        <w:pStyle w:val="NormalWeb"/>
+      </w:pPr>
+      <w:r>
+        <w:t>The result also shows that using a more advanced boosting algorithm did not produce a major improvement.</w:t>
+      </w:r>
+    </w:p>
+    <w:p>
+      <w:pPr>
+        <w:pStyle w:val="ListParagraph"/>
+        <w:spacing w:after="0" w:line="240" w:lineRule="auto"/>
+        <w:ind w:left="360"/>
+        <w:rPr>
+          <w:rFonts w:ascii="Times New Roman" w:eastAsia="Times New Roman" w:hAnsi="Times New Roman" w:cs="Times New Roman"/>
+          <w:color w:val="auto"/>
+          <w:sz w:val="28"/>
+          <w:szCs w:val="28"/>
+          <w:lang w:bidi="hi-IN"/>
+        </w:rPr>
+      </w:pPr>
+    </w:p>
+    <w:p>
+      <w:pPr>
         <w:pStyle w:val="ListParagraph"/>
         <w:spacing w:after="0" w:line="240" w:lineRule="auto"/>
         <w:ind w:left="360"/>
@@ -3801,18 +9306,291 @@
           <w:lang w:bidi="hi-IN"/>
         </w:rPr>
       </w:pPr>
-      <w:r>
-        <w:rPr>
-          <w:rFonts w:ascii="Times New Roman" w:eastAsia="Times New Roman" w:hAnsi="Times New Roman" w:cs="Times New Roman"/>
+    </w:p>
+    <w:p>
+      <w:pPr>
+        <w:pStyle w:val="ListParagraph"/>
+        <w:spacing w:after="0" w:line="240" w:lineRule="auto"/>
+        <w:ind w:left="360"/>
+        <w:rPr>
+          <w:rFonts w:ascii="Times New Roman" w:eastAsia="Times New Roman" w:hAnsi="Times New Roman" w:cs="Times New Roman"/>
+          <w:color w:val="auto"/>
+          <w:sz w:val="28"/>
+          <w:szCs w:val="28"/>
+          <w:lang w:bidi="hi-IN"/>
+        </w:rPr>
+      </w:pPr>
+      <w:proofErr w:type="spellStart"/>
+      <w:r>
+        <w:rPr>
+          <w:rFonts w:ascii="Times New Roman" w:eastAsia="Times New Roman" w:hAnsi="Times New Roman" w:cs="Times New Roman"/>
+          <w:color w:val="auto"/>
+          <w:sz w:val="28"/>
+          <w:szCs w:val="28"/>
+          <w:lang w:bidi="hi-IN"/>
+        </w:rPr>
+        <w:t>best_model</w:t>
+      </w:r>
+      <w:proofErr w:type="spellEnd"/>
+      <w:r>
+        <w:rPr>
+          <w:rFonts w:ascii="Times New Roman" w:eastAsia="Times New Roman" w:hAnsi="Times New Roman" w:cs="Times New Roman"/>
+          <w:color w:val="auto"/>
+          <w:sz w:val="28"/>
+          <w:szCs w:val="28"/>
+          <w:lang w:bidi="hi-IN"/>
+        </w:rPr>
+        <w:t xml:space="preserve"> = </w:t>
+      </w:r>
+      <w:proofErr w:type="spellStart"/>
+      <w:r>
+        <w:rPr>
+          <w:rFonts w:ascii="Times New Roman" w:eastAsia="Times New Roman" w:hAnsi="Times New Roman" w:cs="Times New Roman"/>
+          <w:color w:val="auto"/>
+          <w:sz w:val="28"/>
+          <w:szCs w:val="28"/>
+          <w:lang w:bidi="hi-IN"/>
+        </w:rPr>
+        <w:t>results_df</w:t>
+      </w:r>
+      <w:proofErr w:type="spellEnd"/>
+      <w:r>
+        <w:rPr>
+          <w:rFonts w:ascii="Times New Roman" w:eastAsia="Times New Roman" w:hAnsi="Times New Roman" w:cs="Times New Roman"/>
+          <w:color w:val="auto"/>
+          <w:sz w:val="28"/>
+          <w:szCs w:val="28"/>
+          <w:lang w:bidi="hi-IN"/>
+        </w:rPr>
+        <w:t xml:space="preserve">. </w:t>
+      </w:r>
+      <w:proofErr w:type="gramStart"/>
+      <w:r>
+        <w:rPr>
+          <w:rFonts w:ascii="Times New Roman" w:eastAsia="Times New Roman" w:hAnsi="Times New Roman" w:cs="Times New Roman"/>
+          <w:color w:val="auto"/>
+          <w:sz w:val="28"/>
+          <w:szCs w:val="28"/>
+          <w:lang w:bidi="hi-IN"/>
+        </w:rPr>
+        <w:t>loc[</w:t>
+      </w:r>
+      <w:proofErr w:type="gramEnd"/>
+    </w:p>
+    <w:p>
+      <w:pPr>
+        <w:pStyle w:val="ListParagraph"/>
+        <w:spacing w:after="0" w:line="240" w:lineRule="auto"/>
+        <w:ind w:left="360"/>
+        <w:rPr>
+          <w:rFonts w:ascii="Times New Roman" w:eastAsia="Times New Roman" w:hAnsi="Times New Roman" w:cs="Times New Roman"/>
+          <w:color w:val="auto"/>
+          <w:sz w:val="28"/>
+          <w:szCs w:val="28"/>
+          <w:lang w:bidi="hi-IN"/>
+        </w:rPr>
+      </w:pPr>
+      <w:proofErr w:type="spellStart"/>
+      <w:r>
+        <w:rPr>
+          <w:rFonts w:ascii="Times New Roman" w:eastAsia="Times New Roman" w:hAnsi="Times New Roman" w:cs="Times New Roman"/>
+          <w:color w:val="auto"/>
+          <w:sz w:val="28"/>
+          <w:szCs w:val="28"/>
+          <w:lang w:bidi="hi-IN"/>
+        </w:rPr>
+        <w:t>results_df</w:t>
+      </w:r>
+      <w:proofErr w:type="spellEnd"/>
+      <w:r>
+        <w:rPr>
+          <w:rFonts w:ascii="Times New Roman" w:eastAsia="Times New Roman" w:hAnsi="Times New Roman" w:cs="Times New Roman"/>
+          <w:color w:val="auto"/>
+          <w:sz w:val="28"/>
+          <w:szCs w:val="28"/>
+          <w:lang w:bidi="hi-IN"/>
+        </w:rPr>
+        <w:t>["Accuracy"</w:t>
+      </w:r>
+      <w:proofErr w:type="gramStart"/>
+      <w:r>
+        <w:rPr>
+          <w:rFonts w:ascii="Times New Roman" w:eastAsia="Times New Roman" w:hAnsi="Times New Roman" w:cs="Times New Roman"/>
+          <w:color w:val="auto"/>
+          <w:sz w:val="28"/>
+          <w:szCs w:val="28"/>
+          <w:lang w:bidi="hi-IN"/>
+        </w:rPr>
+        <w:t>].</w:t>
+      </w:r>
+      <w:proofErr w:type="spellStart"/>
+      <w:r>
+        <w:rPr>
+          <w:rFonts w:ascii="Times New Roman" w:eastAsia="Times New Roman" w:hAnsi="Times New Roman" w:cs="Times New Roman"/>
+          <w:color w:val="auto"/>
+          <w:sz w:val="28"/>
+          <w:szCs w:val="28"/>
+          <w:lang w:bidi="hi-IN"/>
+        </w:rPr>
+        <w:t>idxmax</w:t>
+      </w:r>
+      <w:proofErr w:type="spellEnd"/>
+      <w:proofErr w:type="gramEnd"/>
+      <w:r>
+        <w:rPr>
+          <w:rFonts w:ascii="Times New Roman" w:eastAsia="Times New Roman" w:hAnsi="Times New Roman" w:cs="Times New Roman"/>
+          <w:color w:val="auto"/>
+          <w:sz w:val="28"/>
+          <w:szCs w:val="28"/>
+          <w:lang w:bidi="hi-IN"/>
+        </w:rPr>
+        <w:t>()</w:t>
+      </w:r>
+    </w:p>
+    <w:p>
+      <w:pPr>
+        <w:pStyle w:val="ListParagraph"/>
+        <w:spacing w:after="0" w:line="240" w:lineRule="auto"/>
+        <w:ind w:left="360"/>
+        <w:rPr>
+          <w:rFonts w:ascii="Times New Roman" w:eastAsia="Times New Roman" w:hAnsi="Times New Roman" w:cs="Times New Roman"/>
+          <w:color w:val="auto"/>
+          <w:sz w:val="28"/>
+          <w:szCs w:val="28"/>
+          <w:lang w:bidi="hi-IN"/>
+        </w:rPr>
+      </w:pPr>
+    </w:p>
+    <w:p>
+      <w:pPr>
+        <w:pStyle w:val="ListParagraph"/>
+        <w:spacing w:after="0" w:line="240" w:lineRule="auto"/>
+        <w:ind w:left="360"/>
+        <w:rPr>
+          <w:rFonts w:ascii="Times New Roman" w:eastAsia="Times New Roman" w:hAnsi="Times New Roman" w:cs="Times New Roman"/>
+          <w:color w:val="auto"/>
+          <w:sz w:val="28"/>
+          <w:szCs w:val="28"/>
+          <w:lang w:bidi="hi-IN"/>
+        </w:rPr>
+      </w:pPr>
+      <w:proofErr w:type="gramStart"/>
+      <w:r>
+        <w:rPr>
+          <w:rFonts w:ascii="Times New Roman" w:eastAsia="Times New Roman" w:hAnsi="Times New Roman" w:cs="Times New Roman"/>
+          <w:color w:val="auto"/>
+          <w:sz w:val="28"/>
+          <w:szCs w:val="28"/>
+          <w:lang w:bidi="hi-IN"/>
+        </w:rPr>
+        <w:t>print(</w:t>
+      </w:r>
+      <w:proofErr w:type="gramEnd"/>
+      <w:r>
+        <w:rPr>
+          <w:rFonts w:ascii="Times New Roman" w:eastAsia="Times New Roman" w:hAnsi="Times New Roman" w:cs="Times New Roman"/>
+          <w:color w:val="auto"/>
+          <w:sz w:val="28"/>
+          <w:szCs w:val="28"/>
+          <w:lang w:bidi="hi-IN"/>
+        </w:rPr>
+        <w:t>"\</w:t>
+      </w:r>
+      <w:proofErr w:type="spellStart"/>
+      <w:r>
+        <w:rPr>
+          <w:rFonts w:ascii="Times New Roman" w:eastAsia="Times New Roman" w:hAnsi="Times New Roman" w:cs="Times New Roman"/>
+          <w:color w:val="auto"/>
+          <w:sz w:val="28"/>
+          <w:szCs w:val="28"/>
+          <w:lang w:bidi="hi-IN"/>
+        </w:rPr>
+        <w:t>nBest</w:t>
+      </w:r>
+      <w:proofErr w:type="spellEnd"/>
+      <w:r>
+        <w:rPr>
+          <w:rFonts w:ascii="Times New Roman" w:eastAsia="Times New Roman" w:hAnsi="Times New Roman" w:cs="Times New Roman"/>
+          <w:color w:val="auto"/>
+          <w:sz w:val="28"/>
+          <w:szCs w:val="28"/>
+          <w:lang w:bidi="hi-IN"/>
+        </w:rPr>
+        <w:t xml:space="preserve"> Model")</w:t>
+      </w:r>
+    </w:p>
+    <w:p>
+      <w:pPr>
+        <w:pStyle w:val="ListParagraph"/>
+        <w:spacing w:after="0" w:line="240" w:lineRule="auto"/>
+        <w:ind w:left="360"/>
+        <w:rPr>
+          <w:rFonts w:ascii="Times New Roman" w:eastAsia="Times New Roman" w:hAnsi="Times New Roman" w:cs="Times New Roman"/>
+          <w:color w:val="auto"/>
+          <w:sz w:val="28"/>
+          <w:szCs w:val="28"/>
+          <w:lang w:bidi="hi-IN"/>
+        </w:rPr>
+      </w:pPr>
+      <w:r>
+        <w:rPr>
+          <w:rFonts w:ascii="Times New Roman" w:eastAsia="Times New Roman" w:hAnsi="Times New Roman" w:cs="Times New Roman"/>
+          <w:color w:val="auto"/>
+          <w:sz w:val="28"/>
+          <w:szCs w:val="28"/>
+          <w:lang w:bidi="hi-IN"/>
+        </w:rPr>
+        <w:t>print(</w:t>
+      </w:r>
+      <w:proofErr w:type="spellStart"/>
+      <w:r>
+        <w:rPr>
+          <w:rFonts w:ascii="Times New Roman" w:eastAsia="Times New Roman" w:hAnsi="Times New Roman" w:cs="Times New Roman"/>
+          <w:color w:val="auto"/>
+          <w:sz w:val="28"/>
+          <w:szCs w:val="28"/>
+          <w:lang w:bidi="hi-IN"/>
+        </w:rPr>
+        <w:t>best_model</w:t>
+      </w:r>
+      <w:proofErr w:type="spellEnd"/>
+      <w:r>
+        <w:rPr>
+          <w:rFonts w:ascii="Times New Roman" w:eastAsia="Times New Roman" w:hAnsi="Times New Roman" w:cs="Times New Roman"/>
+          <w:color w:val="auto"/>
+          <w:sz w:val="28"/>
+          <w:szCs w:val="28"/>
+          <w:lang w:bidi="hi-IN"/>
+        </w:rPr>
+        <w:t>)</w:t>
+      </w:r>
+    </w:p>
+    <w:p>
+      <w:pPr>
+        <w:pStyle w:val="ListParagraph"/>
+        <w:spacing w:after="0" w:line="240" w:lineRule="auto"/>
+        <w:ind w:left="360"/>
+        <w:rPr>
+          <w:rFonts w:ascii="Times New Roman" w:eastAsia="Times New Roman" w:hAnsi="Times New Roman" w:cs="Times New Roman"/>
+          <w:color w:val="auto"/>
+          <w:sz w:val="28"/>
+          <w:szCs w:val="28"/>
+          <w:lang w:bidi="hi-IN"/>
+        </w:rPr>
+      </w:pPr>
+      <w:r>
+        <w:rPr>
+          <w:rFonts w:ascii="Times New Roman" w:eastAsia="Times New Roman" w:hAnsi="Times New Roman" w:cs="Times New Roman"/>
+          <w:noProof/>
           <w:color w:val="auto"/>
           <w:sz w:val="28"/>
           <w:szCs w:val="28"/>
           <w:lang w:bidi="hi-IN"/>
         </w:rPr>
         <w:drawing>
-          <wp:inline distT="0" distB="0" distL="0" distR="0" wp14:anchorId="0A035927" wp14:editId="3D7FD39B">
-            <wp:extent cx="4267796" cy="3686689"/>
-            <wp:effectExtent l="0" t="0" r="0" b="0"/>
+          <wp:inline distT="0" distB="0" distL="0" distR="0" wp14:anchorId="0A035927" wp14:editId="51520914">
+            <wp:extent cx="4267200" cy="2374900"/>
+            <wp:effectExtent l="0" t="0" r="0" b="6350"/>
             <wp:docPr id="26" name="Picture 26"/>
             <wp:cNvGraphicFramePr>
               <a:graphicFrameLocks xmlns:a="http://schemas.openxmlformats.org/drawingml/2006/main" noChangeAspect="1"/>
@@ -3833,7 +9611,7 @@
                   <pic:spPr>
                     <a:xfrm>
                       <a:off x="0" y="0"/>
-                      <a:ext cx="4267796" cy="3686689"/>
+                      <a:ext cx="4267800" cy="2375234"/>
                     </a:xfrm>
                     <a:prstGeom prst="rect">
                       <a:avLst/>
@@ -3954,35 +9732,630 @@
           <w:szCs w:val="28"/>
           <w:lang w:bidi="hi-IN"/>
         </w:rPr>
+        <w:t>Accuracy Comparison Plot</w:t>
+      </w:r>
+    </w:p>
+    <w:p>
+      <w:pPr>
+        <w:pStyle w:val="ListParagraph"/>
+        <w:spacing w:after="0" w:line="240" w:lineRule="auto"/>
+        <w:ind w:left="360"/>
+        <w:rPr>
+          <w:rFonts w:ascii="Times New Roman" w:eastAsia="Times New Roman" w:hAnsi="Times New Roman" w:cs="Times New Roman"/>
+          <w:color w:val="auto"/>
+          <w:sz w:val="28"/>
+          <w:szCs w:val="28"/>
+          <w:lang w:bidi="hi-IN"/>
+        </w:rPr>
+      </w:pPr>
+    </w:p>
+    <w:p>
+      <w:pPr>
+        <w:pStyle w:val="ListParagraph"/>
+        <w:spacing w:after="0" w:line="240" w:lineRule="auto"/>
+        <w:ind w:left="360"/>
+        <w:rPr>
+          <w:rFonts w:ascii="Times New Roman" w:eastAsia="Times New Roman" w:hAnsi="Times New Roman" w:cs="Times New Roman"/>
+          <w:color w:val="auto"/>
+          <w:sz w:val="28"/>
+          <w:szCs w:val="28"/>
+          <w:lang w:bidi="hi-IN"/>
+        </w:rPr>
+      </w:pPr>
+      <w:proofErr w:type="spellStart"/>
+      <w:proofErr w:type="gramStart"/>
+      <w:r>
+        <w:rPr>
+          <w:rFonts w:ascii="Times New Roman" w:eastAsia="Times New Roman" w:hAnsi="Times New Roman" w:cs="Times New Roman"/>
+          <w:color w:val="auto"/>
+          <w:sz w:val="28"/>
+          <w:szCs w:val="28"/>
+          <w:lang w:bidi="hi-IN"/>
+        </w:rPr>
+        <w:t>plt.figure</w:t>
+      </w:r>
+      <w:proofErr w:type="spellEnd"/>
+      <w:proofErr w:type="gramEnd"/>
+      <w:r>
+        <w:rPr>
+          <w:rFonts w:ascii="Times New Roman" w:eastAsia="Times New Roman" w:hAnsi="Times New Roman" w:cs="Times New Roman"/>
+          <w:color w:val="auto"/>
+          <w:sz w:val="28"/>
+          <w:szCs w:val="28"/>
+          <w:lang w:bidi="hi-IN"/>
+        </w:rPr>
+        <w:t>(</w:t>
+      </w:r>
+      <w:proofErr w:type="spellStart"/>
+      <w:r>
+        <w:rPr>
+          <w:rFonts w:ascii="Times New Roman" w:eastAsia="Times New Roman" w:hAnsi="Times New Roman" w:cs="Times New Roman"/>
+          <w:color w:val="auto"/>
+          <w:sz w:val="28"/>
+          <w:szCs w:val="28"/>
+          <w:lang w:bidi="hi-IN"/>
+        </w:rPr>
+        <w:t>figsizc</w:t>
+      </w:r>
+      <w:proofErr w:type="spellEnd"/>
+      <w:r>
+        <w:rPr>
+          <w:rFonts w:ascii="Times New Roman" w:eastAsia="Times New Roman" w:hAnsi="Times New Roman" w:cs="Times New Roman"/>
+          <w:color w:val="auto"/>
+          <w:sz w:val="28"/>
+          <w:szCs w:val="28"/>
+          <w:lang w:bidi="hi-IN"/>
+        </w:rPr>
+        <w:t>-(8,5))</w:t>
+      </w:r>
+    </w:p>
+    <w:p>
+      <w:pPr>
+        <w:pStyle w:val="ListParagraph"/>
+        <w:spacing w:after="0" w:line="240" w:lineRule="auto"/>
+        <w:ind w:left="360"/>
+        <w:rPr>
+          <w:rFonts w:ascii="Times New Roman" w:eastAsia="Times New Roman" w:hAnsi="Times New Roman" w:cs="Times New Roman"/>
+          <w:color w:val="auto"/>
+          <w:sz w:val="28"/>
+          <w:szCs w:val="28"/>
+          <w:lang w:bidi="hi-IN"/>
+        </w:rPr>
+      </w:pPr>
+    </w:p>
+    <w:p>
+      <w:pPr>
+        <w:pStyle w:val="ListParagraph"/>
+        <w:spacing w:after="0" w:line="240" w:lineRule="auto"/>
+        <w:ind w:left="360"/>
+        <w:rPr>
+          <w:rFonts w:ascii="Times New Roman" w:eastAsia="Times New Roman" w:hAnsi="Times New Roman" w:cs="Times New Roman"/>
+          <w:color w:val="auto"/>
+          <w:sz w:val="28"/>
+          <w:szCs w:val="28"/>
+          <w:lang w:bidi="hi-IN"/>
+        </w:rPr>
+      </w:pPr>
+      <w:proofErr w:type="spellStart"/>
+      <w:proofErr w:type="gramStart"/>
+      <w:r>
+        <w:rPr>
+          <w:rFonts w:ascii="Times New Roman" w:eastAsia="Times New Roman" w:hAnsi="Times New Roman" w:cs="Times New Roman"/>
+          <w:color w:val="auto"/>
+          <w:sz w:val="28"/>
+          <w:szCs w:val="28"/>
+          <w:lang w:bidi="hi-IN"/>
+        </w:rPr>
+        <w:t>sns.barplot</w:t>
+      </w:r>
+      <w:proofErr w:type="spellEnd"/>
+      <w:proofErr w:type="gramEnd"/>
+      <w:r>
+        <w:rPr>
+          <w:rFonts w:ascii="Times New Roman" w:eastAsia="Times New Roman" w:hAnsi="Times New Roman" w:cs="Times New Roman"/>
+          <w:color w:val="auto"/>
+          <w:sz w:val="28"/>
+          <w:szCs w:val="28"/>
+          <w:lang w:bidi="hi-IN"/>
+        </w:rPr>
+        <w:t>(</w:t>
+      </w:r>
+    </w:p>
+    <w:p>
+      <w:pPr>
+        <w:pStyle w:val="ListParagraph"/>
+        <w:spacing w:after="0" w:line="240" w:lineRule="auto"/>
+        <w:ind w:left="360"/>
+        <w:rPr>
+          <w:rFonts w:ascii="Times New Roman" w:eastAsia="Times New Roman" w:hAnsi="Times New Roman" w:cs="Times New Roman"/>
+          <w:color w:val="auto"/>
+          <w:sz w:val="28"/>
+          <w:szCs w:val="28"/>
+          <w:lang w:bidi="hi-IN"/>
+        </w:rPr>
+      </w:pPr>
+      <w:r>
+        <w:rPr>
+          <w:rFonts w:ascii="Times New Roman" w:eastAsia="Times New Roman" w:hAnsi="Times New Roman" w:cs="Times New Roman"/>
+          <w:color w:val="auto"/>
+          <w:sz w:val="28"/>
+          <w:szCs w:val="28"/>
+          <w:lang w:bidi="hi-IN"/>
+        </w:rPr>
+        <w:t>data-</w:t>
+      </w:r>
+      <w:proofErr w:type="spellStart"/>
+      <w:r>
+        <w:rPr>
+          <w:rFonts w:ascii="Times New Roman" w:eastAsia="Times New Roman" w:hAnsi="Times New Roman" w:cs="Times New Roman"/>
+          <w:color w:val="auto"/>
+          <w:sz w:val="28"/>
+          <w:szCs w:val="28"/>
+          <w:lang w:bidi="hi-IN"/>
+        </w:rPr>
+        <w:t>results_df</w:t>
+      </w:r>
+      <w:proofErr w:type="spellEnd"/>
+      <w:r>
+        <w:rPr>
+          <w:rFonts w:ascii="Times New Roman" w:eastAsia="Times New Roman" w:hAnsi="Times New Roman" w:cs="Times New Roman"/>
+          <w:color w:val="auto"/>
+          <w:sz w:val="28"/>
+          <w:szCs w:val="28"/>
+          <w:lang w:bidi="hi-IN"/>
+        </w:rPr>
+        <w:t>,</w:t>
+      </w:r>
+    </w:p>
+    <w:p>
+      <w:pPr>
+        <w:pStyle w:val="ListParagraph"/>
+        <w:spacing w:after="0" w:line="240" w:lineRule="auto"/>
+        <w:ind w:left="360"/>
+        <w:rPr>
+          <w:rFonts w:ascii="Times New Roman" w:eastAsia="Times New Roman" w:hAnsi="Times New Roman" w:cs="Times New Roman"/>
+          <w:color w:val="auto"/>
+          <w:sz w:val="28"/>
+          <w:szCs w:val="28"/>
+          <w:lang w:bidi="hi-IN"/>
+        </w:rPr>
+      </w:pPr>
+      <w:r>
+        <w:rPr>
+          <w:rFonts w:ascii="Times New Roman" w:eastAsia="Times New Roman" w:hAnsi="Times New Roman" w:cs="Times New Roman"/>
+          <w:color w:val="auto"/>
+          <w:sz w:val="28"/>
+          <w:szCs w:val="28"/>
+          <w:lang w:bidi="hi-IN"/>
+        </w:rPr>
+        <w:t>x="</w:t>
+      </w:r>
+      <w:proofErr w:type="spellStart"/>
+      <w:r>
+        <w:rPr>
+          <w:rFonts w:ascii="Times New Roman" w:eastAsia="Times New Roman" w:hAnsi="Times New Roman" w:cs="Times New Roman"/>
+          <w:color w:val="auto"/>
+          <w:sz w:val="28"/>
+          <w:szCs w:val="28"/>
+          <w:lang w:bidi="hi-IN"/>
+        </w:rPr>
+        <w:t>Modcl</w:t>
+      </w:r>
+      <w:proofErr w:type="spellEnd"/>
+      <w:r>
+        <w:rPr>
+          <w:rFonts w:ascii="Times New Roman" w:eastAsia="Times New Roman" w:hAnsi="Times New Roman" w:cs="Times New Roman"/>
+          <w:color w:val="auto"/>
+          <w:sz w:val="28"/>
+          <w:szCs w:val="28"/>
+          <w:lang w:bidi="hi-IN"/>
+        </w:rPr>
+        <w:t>",</w:t>
+      </w:r>
+    </w:p>
+    <w:p>
+      <w:pPr>
+        <w:pStyle w:val="ListParagraph"/>
+        <w:spacing w:after="0" w:line="240" w:lineRule="auto"/>
+        <w:ind w:left="360"/>
+        <w:rPr>
+          <w:rFonts w:ascii="Times New Roman" w:eastAsia="Times New Roman" w:hAnsi="Times New Roman" w:cs="Times New Roman"/>
+          <w:color w:val="auto"/>
+          <w:sz w:val="28"/>
+          <w:szCs w:val="28"/>
+          <w:lang w:bidi="hi-IN"/>
+        </w:rPr>
+      </w:pPr>
+      <w:r>
+        <w:rPr>
+          <w:rFonts w:ascii="Times New Roman" w:eastAsia="Times New Roman" w:hAnsi="Times New Roman" w:cs="Times New Roman"/>
+          <w:color w:val="auto"/>
+          <w:sz w:val="28"/>
+          <w:szCs w:val="28"/>
+          <w:lang w:bidi="hi-IN"/>
+        </w:rPr>
+        <w:t>y-"Accuracy"</w:t>
+      </w:r>
+    </w:p>
+    <w:p>
+      <w:pPr>
+        <w:pStyle w:val="ListParagraph"/>
+        <w:spacing w:after="0" w:line="240" w:lineRule="auto"/>
+        <w:ind w:left="360"/>
+        <w:rPr>
+          <w:rFonts w:ascii="Times New Roman" w:eastAsia="Times New Roman" w:hAnsi="Times New Roman" w:cs="Times New Roman"/>
+          <w:color w:val="auto"/>
+          <w:sz w:val="28"/>
+          <w:szCs w:val="28"/>
+          <w:lang w:bidi="hi-IN"/>
+        </w:rPr>
+      </w:pPr>
+    </w:p>
+    <w:p>
+      <w:pPr>
+        <w:pStyle w:val="ListParagraph"/>
+        <w:spacing w:after="0" w:line="240" w:lineRule="auto"/>
+        <w:ind w:left="360"/>
+        <w:rPr>
+          <w:rFonts w:ascii="Times New Roman" w:eastAsia="Times New Roman" w:hAnsi="Times New Roman" w:cs="Times New Roman"/>
+          <w:color w:val="auto"/>
+          <w:sz w:val="28"/>
+          <w:szCs w:val="28"/>
+          <w:lang w:bidi="hi-IN"/>
+        </w:rPr>
+      </w:pPr>
+      <w:proofErr w:type="spellStart"/>
+      <w:proofErr w:type="gramStart"/>
+      <w:r>
+        <w:rPr>
+          <w:rFonts w:ascii="Times New Roman" w:eastAsia="Times New Roman" w:hAnsi="Times New Roman" w:cs="Times New Roman"/>
+          <w:color w:val="auto"/>
+          <w:sz w:val="28"/>
+          <w:szCs w:val="28"/>
+          <w:lang w:bidi="hi-IN"/>
+        </w:rPr>
+        <w:t>plt.title</w:t>
+      </w:r>
+      <w:proofErr w:type="spellEnd"/>
+      <w:proofErr w:type="gramEnd"/>
+      <w:r>
+        <w:rPr>
+          <w:rFonts w:ascii="Times New Roman" w:eastAsia="Times New Roman" w:hAnsi="Times New Roman" w:cs="Times New Roman"/>
+          <w:color w:val="auto"/>
+          <w:sz w:val="28"/>
+          <w:szCs w:val="28"/>
+          <w:lang w:bidi="hi-IN"/>
+        </w:rPr>
+        <w:t>("Model Accuracy Comparison")</w:t>
+      </w:r>
+    </w:p>
+    <w:p>
+      <w:pPr>
+        <w:pStyle w:val="ListParagraph"/>
+        <w:spacing w:after="0" w:line="240" w:lineRule="auto"/>
+        <w:ind w:left="360"/>
+        <w:rPr>
+          <w:rFonts w:ascii="Times New Roman" w:eastAsia="Times New Roman" w:hAnsi="Times New Roman" w:cs="Times New Roman"/>
+          <w:color w:val="auto"/>
+          <w:sz w:val="28"/>
+          <w:szCs w:val="28"/>
+          <w:lang w:bidi="hi-IN"/>
+        </w:rPr>
+      </w:pPr>
+    </w:p>
+    <w:p>
+      <w:pPr>
+        <w:pStyle w:val="ListParagraph"/>
+        <w:spacing w:after="0" w:line="240" w:lineRule="auto"/>
+        <w:ind w:left="360"/>
+        <w:rPr>
+          <w:rFonts w:ascii="Times New Roman" w:eastAsia="Times New Roman" w:hAnsi="Times New Roman" w:cs="Times New Roman"/>
+          <w:color w:val="auto"/>
+          <w:sz w:val="28"/>
+          <w:szCs w:val="28"/>
+          <w:lang w:bidi="hi-IN"/>
+        </w:rPr>
+      </w:pPr>
+      <w:proofErr w:type="spellStart"/>
+      <w:proofErr w:type="gramStart"/>
+      <w:r>
+        <w:rPr>
+          <w:rFonts w:ascii="Times New Roman" w:eastAsia="Times New Roman" w:hAnsi="Times New Roman" w:cs="Times New Roman"/>
+          <w:color w:val="auto"/>
+          <w:sz w:val="28"/>
+          <w:szCs w:val="28"/>
+          <w:lang w:bidi="hi-IN"/>
+        </w:rPr>
+        <w:t>plt.ylim</w:t>
+      </w:r>
+      <w:proofErr w:type="spellEnd"/>
+      <w:proofErr w:type="gramEnd"/>
+      <w:r>
+        <w:rPr>
+          <w:rFonts w:ascii="Times New Roman" w:eastAsia="Times New Roman" w:hAnsi="Times New Roman" w:cs="Times New Roman"/>
+          <w:color w:val="auto"/>
+          <w:sz w:val="28"/>
+          <w:szCs w:val="28"/>
+          <w:lang w:bidi="hi-IN"/>
+        </w:rPr>
+        <w:t>(0,1)</w:t>
+      </w:r>
+    </w:p>
+    <w:p>
+      <w:pPr>
+        <w:pStyle w:val="ListParagraph"/>
+        <w:spacing w:after="0" w:line="240" w:lineRule="auto"/>
+        <w:ind w:left="360"/>
+        <w:rPr>
+          <w:rFonts w:ascii="Times New Roman" w:eastAsia="Times New Roman" w:hAnsi="Times New Roman" w:cs="Times New Roman"/>
+          <w:color w:val="auto"/>
+          <w:sz w:val="28"/>
+          <w:szCs w:val="28"/>
+          <w:lang w:bidi="hi-IN"/>
+        </w:rPr>
+      </w:pPr>
+    </w:p>
+    <w:p>
+      <w:pPr>
+        <w:pStyle w:val="ListParagraph"/>
+        <w:spacing w:after="0" w:line="240" w:lineRule="auto"/>
+        <w:ind w:left="360"/>
+        <w:rPr>
+          <w:rFonts w:ascii="Times New Roman" w:eastAsia="Times New Roman" w:hAnsi="Times New Roman" w:cs="Times New Roman"/>
+          <w:color w:val="auto"/>
+          <w:sz w:val="28"/>
+          <w:szCs w:val="28"/>
+          <w:lang w:bidi="hi-IN"/>
+        </w:rPr>
+      </w:pPr>
+      <w:r>
+        <w:rPr>
+          <w:rFonts w:ascii="Times New Roman" w:eastAsia="Times New Roman" w:hAnsi="Times New Roman" w:cs="Times New Roman"/>
+          <w:color w:val="auto"/>
+          <w:sz w:val="28"/>
+          <w:szCs w:val="28"/>
+          <w:lang w:bidi="hi-IN"/>
+        </w:rPr>
+        <w:t xml:space="preserve">for </w:t>
+      </w:r>
+      <w:proofErr w:type="spellStart"/>
+      <w:proofErr w:type="gramStart"/>
+      <w:r>
+        <w:rPr>
+          <w:rFonts w:ascii="Times New Roman" w:eastAsia="Times New Roman" w:hAnsi="Times New Roman" w:cs="Times New Roman"/>
+          <w:color w:val="auto"/>
+          <w:sz w:val="28"/>
+          <w:szCs w:val="28"/>
+          <w:lang w:bidi="hi-IN"/>
+        </w:rPr>
+        <w:t>i,v</w:t>
+      </w:r>
+      <w:proofErr w:type="spellEnd"/>
+      <w:proofErr w:type="gramEnd"/>
+      <w:r>
+        <w:rPr>
+          <w:rFonts w:ascii="Times New Roman" w:eastAsia="Times New Roman" w:hAnsi="Times New Roman" w:cs="Times New Roman"/>
+          <w:color w:val="auto"/>
+          <w:sz w:val="28"/>
+          <w:szCs w:val="28"/>
+          <w:lang w:bidi="hi-IN"/>
+        </w:rPr>
+        <w:t xml:space="preserve"> in </w:t>
+      </w:r>
+      <w:proofErr w:type="spellStart"/>
+      <w:r>
+        <w:rPr>
+          <w:rFonts w:ascii="Times New Roman" w:eastAsia="Times New Roman" w:hAnsi="Times New Roman" w:cs="Times New Roman"/>
+          <w:color w:val="auto"/>
+          <w:sz w:val="28"/>
+          <w:szCs w:val="28"/>
+          <w:lang w:bidi="hi-IN"/>
+        </w:rPr>
+        <w:t>emumerate</w:t>
+      </w:r>
+      <w:proofErr w:type="spellEnd"/>
+      <w:r>
+        <w:rPr>
+          <w:rFonts w:ascii="Times New Roman" w:eastAsia="Times New Roman" w:hAnsi="Times New Roman" w:cs="Times New Roman"/>
+          <w:color w:val="auto"/>
+          <w:sz w:val="28"/>
+          <w:szCs w:val="28"/>
+          <w:lang w:bidi="hi-IN"/>
+        </w:rPr>
+        <w:t>(</w:t>
+      </w:r>
+      <w:proofErr w:type="spellStart"/>
+      <w:r>
+        <w:rPr>
+          <w:rFonts w:ascii="Times New Roman" w:eastAsia="Times New Roman" w:hAnsi="Times New Roman" w:cs="Times New Roman"/>
+          <w:color w:val="auto"/>
+          <w:sz w:val="28"/>
+          <w:szCs w:val="28"/>
+          <w:lang w:bidi="hi-IN"/>
+        </w:rPr>
+        <w:t>results_df</w:t>
+      </w:r>
+      <w:proofErr w:type="spellEnd"/>
+      <w:r>
+        <w:rPr>
+          <w:rFonts w:ascii="Times New Roman" w:eastAsia="Times New Roman" w:hAnsi="Times New Roman" w:cs="Times New Roman"/>
+          <w:color w:val="auto"/>
+          <w:sz w:val="28"/>
+          <w:szCs w:val="28"/>
+          <w:lang w:bidi="hi-IN"/>
+        </w:rPr>
+        <w:t>["Accuracy"]):</w:t>
+      </w:r>
+    </w:p>
+    <w:p>
+      <w:pPr>
+        <w:pStyle w:val="ListParagraph"/>
+        <w:spacing w:after="0" w:line="240" w:lineRule="auto"/>
+        <w:ind w:left="360"/>
+        <w:rPr>
+          <w:rFonts w:ascii="Times New Roman" w:eastAsia="Times New Roman" w:hAnsi="Times New Roman" w:cs="Times New Roman"/>
+          <w:color w:val="auto"/>
+          <w:sz w:val="28"/>
+          <w:szCs w:val="28"/>
+          <w:lang w:bidi="hi-IN"/>
+        </w:rPr>
+      </w:pPr>
+      <w:r>
+        <w:rPr>
+          <w:rFonts w:ascii="Times New Roman" w:eastAsia="Times New Roman" w:hAnsi="Times New Roman" w:cs="Times New Roman"/>
+          <w:color w:val="auto"/>
+          <w:sz w:val="28"/>
+          <w:szCs w:val="28"/>
+          <w:lang w:bidi="hi-IN"/>
+        </w:rPr>
+        <w:tab/>
+      </w:r>
+      <w:proofErr w:type="spellStart"/>
+      <w:r>
+        <w:rPr>
+          <w:rFonts w:ascii="Times New Roman" w:eastAsia="Times New Roman" w:hAnsi="Times New Roman" w:cs="Times New Roman"/>
+          <w:color w:val="auto"/>
+          <w:sz w:val="28"/>
+          <w:szCs w:val="28"/>
+          <w:lang w:bidi="hi-IN"/>
+        </w:rPr>
+        <w:t>plt.</w:t>
+      </w:r>
+      <w:proofErr w:type="gramStart"/>
+      <w:r>
+        <w:rPr>
+          <w:rFonts w:ascii="Times New Roman" w:eastAsia="Times New Roman" w:hAnsi="Times New Roman" w:cs="Times New Roman"/>
+          <w:color w:val="auto"/>
+          <w:sz w:val="28"/>
+          <w:szCs w:val="28"/>
+          <w:lang w:bidi="hi-IN"/>
+        </w:rPr>
+        <w:t>text</w:t>
+      </w:r>
+      <w:proofErr w:type="spellEnd"/>
+      <w:r>
+        <w:rPr>
+          <w:rFonts w:ascii="Times New Roman" w:eastAsia="Times New Roman" w:hAnsi="Times New Roman" w:cs="Times New Roman"/>
+          <w:color w:val="auto"/>
+          <w:sz w:val="28"/>
+          <w:szCs w:val="28"/>
+          <w:lang w:bidi="hi-IN"/>
+        </w:rPr>
+        <w:t>(</w:t>
+      </w:r>
+      <w:proofErr w:type="gramEnd"/>
+      <w:r>
+        <w:rPr>
+          <w:rFonts w:ascii="Times New Roman" w:eastAsia="Times New Roman" w:hAnsi="Times New Roman" w:cs="Times New Roman"/>
+          <w:color w:val="auto"/>
+          <w:sz w:val="28"/>
+          <w:szCs w:val="28"/>
+          <w:lang w:bidi="hi-IN"/>
+        </w:rPr>
+        <w:t>i,v+D.01,f"(v :. 3f)</w:t>
+      </w:r>
+      <w:proofErr w:type="gramStart"/>
+      <w:r>
+        <w:rPr>
+          <w:rFonts w:ascii="Times New Roman" w:eastAsia="Times New Roman" w:hAnsi="Times New Roman" w:cs="Times New Roman"/>
+          <w:color w:val="auto"/>
+          <w:sz w:val="28"/>
+          <w:szCs w:val="28"/>
+          <w:lang w:bidi="hi-IN"/>
+        </w:rPr>
+        <w:t>",ha</w:t>
+      </w:r>
+      <w:proofErr w:type="gramEnd"/>
+      <w:r>
+        <w:rPr>
+          <w:rFonts w:ascii="Times New Roman" w:eastAsia="Times New Roman" w:hAnsi="Times New Roman" w:cs="Times New Roman"/>
+          <w:color w:val="auto"/>
+          <w:sz w:val="28"/>
+          <w:szCs w:val="28"/>
+          <w:lang w:bidi="hi-IN"/>
+        </w:rPr>
+        <w:t>-"center")</w:t>
+      </w:r>
+    </w:p>
+    <w:p>
+      <w:pPr>
+        <w:pStyle w:val="ListParagraph"/>
+        <w:spacing w:after="0" w:line="240" w:lineRule="auto"/>
+        <w:ind w:left="360"/>
+        <w:rPr>
+          <w:rFonts w:ascii="Times New Roman" w:eastAsia="Times New Roman" w:hAnsi="Times New Roman" w:cs="Times New Roman"/>
+          <w:color w:val="auto"/>
+          <w:sz w:val="28"/>
+          <w:szCs w:val="28"/>
+          <w:lang w:bidi="hi-IN"/>
+        </w:rPr>
+      </w:pPr>
+    </w:p>
+    <w:p>
+      <w:pPr>
+        <w:pStyle w:val="ListParagraph"/>
+        <w:spacing w:after="0" w:line="240" w:lineRule="auto"/>
+        <w:ind w:left="360"/>
+        <w:rPr>
+          <w:rFonts w:ascii="Times New Roman" w:eastAsia="Times New Roman" w:hAnsi="Times New Roman" w:cs="Times New Roman"/>
+          <w:color w:val="auto"/>
+          <w:sz w:val="28"/>
+          <w:szCs w:val="28"/>
+          <w:lang w:bidi="hi-IN"/>
+        </w:rPr>
+      </w:pPr>
+      <w:proofErr w:type="spellStart"/>
+      <w:proofErr w:type="gramStart"/>
+      <w:r>
+        <w:rPr>
+          <w:rFonts w:ascii="Times New Roman" w:eastAsia="Times New Roman" w:hAnsi="Times New Roman" w:cs="Times New Roman"/>
+          <w:color w:val="auto"/>
+          <w:sz w:val="28"/>
+          <w:szCs w:val="28"/>
+          <w:lang w:bidi="hi-IN"/>
+        </w:rPr>
+        <w:t>plt.show</w:t>
+      </w:r>
+      <w:proofErr w:type="spellEnd"/>
+      <w:proofErr w:type="gramEnd"/>
+      <w:r>
+        <w:rPr>
+          <w:rFonts w:ascii="Times New Roman" w:eastAsia="Times New Roman" w:hAnsi="Times New Roman" w:cs="Times New Roman"/>
+          <w:color w:val="auto"/>
+          <w:sz w:val="28"/>
+          <w:szCs w:val="28"/>
+          <w:lang w:bidi="hi-IN"/>
+        </w:rPr>
+        <w:t>()</w:t>
+      </w:r>
+    </w:p>
+    <w:p>
+      <w:pPr>
+        <w:pStyle w:val="ListParagraph"/>
+        <w:spacing w:after="0" w:line="240" w:lineRule="auto"/>
+        <w:ind w:left="360"/>
+        <w:rPr>
+          <w:rFonts w:ascii="Times New Roman" w:eastAsia="Times New Roman" w:hAnsi="Times New Roman" w:cs="Times New Roman"/>
+          <w:color w:val="auto"/>
+          <w:sz w:val="28"/>
+          <w:szCs w:val="28"/>
+          <w:lang w:bidi="hi-IN"/>
+        </w:rPr>
+      </w:pPr>
+      <w:r>
+        <w:rPr>
+          <w:rFonts w:ascii="Times New Roman" w:eastAsia="Times New Roman" w:hAnsi="Times New Roman" w:cs="Times New Roman"/>
+          <w:noProof/>
+          <w:color w:val="auto"/>
+          <w:sz w:val="28"/>
+          <w:szCs w:val="28"/>
+          <w:lang w:bidi="hi-IN"/>
+        </w:rPr>
         <w:lastRenderedPageBreak/>
-        <w:t>Accuracy Comparison Plot</w:t>
-      </w:r>
-    </w:p>
-    <w:p>
-      <w:pPr>
-        <w:pStyle w:val="ListParagraph"/>
-        <w:spacing w:after="0" w:line="240" w:lineRule="auto"/>
-        <w:ind w:left="360"/>
-        <w:rPr>
-          <w:rFonts w:ascii="Times New Roman" w:eastAsia="Times New Roman" w:hAnsi="Times New Roman" w:cs="Times New Roman"/>
-          <w:color w:val="auto"/>
-          <w:sz w:val="28"/>
-          <w:szCs w:val="28"/>
-          <w:lang w:bidi="hi-IN"/>
-        </w:rPr>
-      </w:pPr>
-      <w:r>
-        <w:rPr>
-          <w:rFonts w:ascii="Times New Roman" w:eastAsia="Times New Roman" w:hAnsi="Times New Roman" w:cs="Times New Roman"/>
-          <w:color w:val="auto"/>
-          <w:sz w:val="28"/>
-          <w:szCs w:val="28"/>
-          <w:lang w:bidi="hi-IN"/>
-        </w:rPr>
         <w:drawing>
-          <wp:inline distT="0" distB="0" distL="0" distR="0" wp14:anchorId="26894006" wp14:editId="0F98C2F7">
-            <wp:extent cx="5638800" cy="4791075"/>
-            <wp:effectExtent l="0" t="0" r="0" b="9525"/>
+          <wp:inline distT="0" distB="0" distL="0" distR="0" wp14:anchorId="26894006" wp14:editId="5EBA3B33">
+            <wp:extent cx="5638800" cy="7501467"/>
+            <wp:effectExtent l="0" t="0" r="0" b="4445"/>
             <wp:docPr id="28" name="Picture 28"/>
             <wp:cNvGraphicFramePr>
               <a:graphicFrameLocks xmlns:a="http://schemas.openxmlformats.org/drawingml/2006/main" noChangeAspect="1"/>
@@ -4003,7 +10376,7 @@
                   <pic:spPr>
                     <a:xfrm>
                       <a:off x="0" y="0"/>
-                      <a:ext cx="5645132" cy="4796455"/>
+                      <a:ext cx="5648561" cy="7514452"/>
                     </a:xfrm>
                     <a:prstGeom prst="rect">
                       <a:avLst/>
@@ -4047,6 +10420,20 @@
     <w:p>
       <w:pPr>
         <w:pStyle w:val="ListParagraph"/>
+        <w:spacing w:after="0" w:line="240" w:lineRule="auto"/>
+        <w:ind w:left="360"/>
+        <w:rPr>
+          <w:rFonts w:ascii="Times New Roman" w:eastAsia="Times New Roman" w:hAnsi="Times New Roman" w:cs="Times New Roman"/>
+          <w:color w:val="auto"/>
+          <w:sz w:val="28"/>
+          <w:szCs w:val="28"/>
+          <w:lang w:bidi="hi-IN"/>
+        </w:rPr>
+      </w:pPr>
+    </w:p>
+    <w:p>
+      <w:pPr>
+        <w:pStyle w:val="ListParagraph"/>
         <w:numPr>
           <w:ilvl w:val="0"/>
           <w:numId w:val="2"/>
@@ -4067,6 +10454,7 @@
           <w:sz w:val="36"/>
           <w:szCs w:val="36"/>
         </w:rPr>
+        <w:lastRenderedPageBreak/>
         <w:t>Conclusion</w:t>
       </w:r>
     </w:p>
@@ -4085,6 +10473,90 @@
     </w:p>
     <w:p>
       <w:pPr>
+        <w:pStyle w:val="NormalWeb"/>
+      </w:pPr>
+      <w:r>
+        <w:t>Week 4 focused on statistical analysis and predictive modeling of the healthcare dataset. Descriptive statistics, frequency analysis, and correlation analysis were first used to understand the characteristics and relationships within the data. Predictive modeling was then performed using Test Results as the target variable.</w:t>
+      </w:r>
+    </w:p>
+    <w:p>
+      <w:pPr>
+        <w:pStyle w:val="NormalWeb"/>
+      </w:pPr>
+      <w:r>
+        <w:t xml:space="preserve">Decision Tree, Random Forest, Logistic Regression, and </w:t>
+      </w:r>
+      <w:proofErr w:type="spellStart"/>
+      <w:r>
+        <w:t>XGBoost</w:t>
+      </w:r>
+      <w:proofErr w:type="spellEnd"/>
+      <w:r>
+        <w:t xml:space="preserve"> were trained and evaluated using an 80:20 train-test split. Instead of relying only on accuracy, the models were compared using </w:t>
+      </w:r>
+      <w:r>
+        <w:rPr>
+          <w:rStyle w:val="Strong"/>
+        </w:rPr>
+        <w:t>accuracy, precision, recall, F1-score, classification reports, and confusion matrices</w:t>
+      </w:r>
+      <w:r>
+        <w:t>.</w:t>
+      </w:r>
+    </w:p>
+    <w:p>
+      <w:pPr>
+        <w:pStyle w:val="NormalWeb"/>
+      </w:pPr>
+      <w:r>
+        <w:t xml:space="preserve">Random Forest achieved the strongest overall performance with approximately </w:t>
+      </w:r>
+      <w:r>
+        <w:rPr>
+          <w:rStyle w:val="Strong"/>
+        </w:rPr>
+        <w:t>35.16% accuracy and a 35.15% weighted F1-score</w:t>
+      </w:r>
+      <w:r>
+        <w:t xml:space="preserve">, followed closely by </w:t>
+      </w:r>
+      <w:proofErr w:type="spellStart"/>
+      <w:r>
+        <w:t>XGBoost</w:t>
+      </w:r>
+      <w:proofErr w:type="spellEnd"/>
+      <w:r>
+        <w:t xml:space="preserve"> with approximately </w:t>
+      </w:r>
+      <w:r>
+        <w:rPr>
+          <w:rStyle w:val="Strong"/>
+        </w:rPr>
+        <w:t>34.46% accuracy</w:t>
+      </w:r>
+      <w:r>
+        <w:t>. Logistic Regression demonstrated why multiple evaluation metrics are necessary: although its accuracy was approximately 33.55%, its confusion matrix showed that it predicted almost every test record as Abnormal.</w:t>
+      </w:r>
+    </w:p>
+    <w:p>
+      <w:pPr>
+        <w:pStyle w:val="NormalWeb"/>
+      </w:pPr>
+      <w:r>
+        <w:t xml:space="preserve">Overall, the relatively low performance across all models indicates that the selected healthcare features contain limited predictive information for Test Results. This is an important finding because it demonstrates that machine learning performance depends strongly on </w:t>
+      </w:r>
+      <w:r>
+        <w:rPr>
+          <w:rStyle w:val="Strong"/>
+        </w:rPr>
+        <w:t>feature relevance and data quality</w:t>
+      </w:r>
+      <w:r>
+        <w:t>, not simply on algorithm complexity. Future work should therefore focus on collecting richer clinical variables and improving feature engineering before developing more advanced predictive models.</w:t>
+      </w:r>
+    </w:p>
+    <w:p>
+      <w:pPr>
         <w:pStyle w:val="ListParagraph"/>
         <w:spacing w:after="0" w:line="240" w:lineRule="auto"/>
         <w:ind w:left="360"/>
@@ -4097,16 +10569,6 @@
           <w:lang w:bidi="hi-IN"/>
         </w:rPr>
       </w:pPr>
-      <w:r>
-        <w:rPr>
-          <w:rFonts w:ascii="Times New Roman" w:eastAsia="Times New Roman" w:hAnsi="Times New Roman" w:cs="Times New Roman"/>
-          <w:color w:val="auto"/>
-          <w:sz w:val="28"/>
-          <w:szCs w:val="28"/>
-          <w:lang w:bidi="hi-IN"/>
-        </w:rPr>
-        <w:t>Statistical analysis provides a better understanding of healthcare data by summarizing patient characteristics and identifying important trends. Predictive modeling further enhances the analysis by estimating future outcomes based on historical data. Together, these techniques support evidence-based healthcare decisions and prepare the project for the final reporting phase.</w:t>
-      </w:r>
     </w:p>
     <w:sectPr>
       <w:headerReference w:type="default" r:id="rId26"/>
@@ -4876,9 +11338,9 @@
     </w:lvl>
   </w:abstractNum>
   <w:abstractNum w:abstractNumId="5" w15:restartNumberingAfterBreak="0">
-    <w:nsid w:val="549B0C08"/>
+    <w:nsid w:val="3F945E5F"/>
     <w:multiLevelType w:val="multilevel"/>
-    <w:tmpl w:val="79401B78"/>
+    <w:tmpl w:val="6B1C94EE"/>
     <w:lvl w:ilvl="0">
       <w:start w:val="1"/>
       <w:numFmt w:val="bullet"/>
@@ -5025,9 +11487,9 @@
     </w:lvl>
   </w:abstractNum>
   <w:abstractNum w:abstractNumId="6" w15:restartNumberingAfterBreak="0">
-    <w:nsid w:val="620231ED"/>
+    <w:nsid w:val="549B0C08"/>
     <w:multiLevelType w:val="multilevel"/>
-    <w:tmpl w:val="1908A74E"/>
+    <w:tmpl w:val="79401B78"/>
     <w:lvl w:ilvl="0">
       <w:start w:val="1"/>
       <w:numFmt w:val="bullet"/>
@@ -5174,9 +11636,9 @@
     </w:lvl>
   </w:abstractNum>
   <w:abstractNum w:abstractNumId="7" w15:restartNumberingAfterBreak="0">
-    <w:nsid w:val="771F2992"/>
+    <w:nsid w:val="620231ED"/>
     <w:multiLevelType w:val="multilevel"/>
-    <w:tmpl w:val="17BE4988"/>
+    <w:tmpl w:val="1908A74E"/>
     <w:lvl w:ilvl="0">
       <w:start w:val="1"/>
       <w:numFmt w:val="bullet"/>
@@ -5323,9 +11785,9 @@
     </w:lvl>
   </w:abstractNum>
   <w:abstractNum w:abstractNumId="8" w15:restartNumberingAfterBreak="0">
-    <w:nsid w:val="78AF2015"/>
+    <w:nsid w:val="71E35E47"/>
     <w:multiLevelType w:val="multilevel"/>
-    <w:tmpl w:val="01F8F6A0"/>
+    <w:tmpl w:val="3A869F8E"/>
     <w:lvl w:ilvl="0">
       <w:start w:val="1"/>
       <w:numFmt w:val="bullet"/>
@@ -5472,9 +11934,9 @@
     </w:lvl>
   </w:abstractNum>
   <w:abstractNum w:abstractNumId="9" w15:restartNumberingAfterBreak="0">
-    <w:nsid w:val="7A6544A8"/>
+    <w:nsid w:val="771F2992"/>
     <w:multiLevelType w:val="multilevel"/>
-    <w:tmpl w:val="2BA48542"/>
+    <w:tmpl w:val="17BE4988"/>
     <w:lvl w:ilvl="0">
       <w:start w:val="1"/>
       <w:numFmt w:val="bullet"/>
@@ -5621,6 +12083,304 @@
     </w:lvl>
   </w:abstractNum>
   <w:abstractNum w:abstractNumId="10" w15:restartNumberingAfterBreak="0">
+    <w:nsid w:val="78AF2015"/>
+    <w:multiLevelType w:val="multilevel"/>
+    <w:tmpl w:val="01F8F6A0"/>
+    <w:lvl w:ilvl="0">
+      <w:start w:val="1"/>
+      <w:numFmt w:val="bullet"/>
+      <w:lvlText w:val=""/>
+      <w:lvlJc w:val="left"/>
+      <w:pPr>
+        <w:tabs>
+          <w:tab w:val="num" w:pos="720"/>
+        </w:tabs>
+        <w:ind w:left="720" w:hanging="360"/>
+      </w:pPr>
+      <w:rPr>
+        <w:rFonts w:ascii="Symbol" w:hAnsi="Symbol" w:hint="default"/>
+        <w:sz w:val="20"/>
+      </w:rPr>
+    </w:lvl>
+    <w:lvl w:ilvl="1" w:tentative="1">
+      <w:start w:val="1"/>
+      <w:numFmt w:val="bullet"/>
+      <w:lvlText w:val="o"/>
+      <w:lvlJc w:val="left"/>
+      <w:pPr>
+        <w:tabs>
+          <w:tab w:val="num" w:pos="1440"/>
+        </w:tabs>
+        <w:ind w:left="1440" w:hanging="360"/>
+      </w:pPr>
+      <w:rPr>
+        <w:rFonts w:ascii="Courier New" w:hAnsi="Courier New" w:hint="default"/>
+        <w:sz w:val="20"/>
+      </w:rPr>
+    </w:lvl>
+    <w:lvl w:ilvl="2" w:tentative="1">
+      <w:start w:val="1"/>
+      <w:numFmt w:val="bullet"/>
+      <w:lvlText w:val=""/>
+      <w:lvlJc w:val="left"/>
+      <w:pPr>
+        <w:tabs>
+          <w:tab w:val="num" w:pos="2160"/>
+        </w:tabs>
+        <w:ind w:left="2160" w:hanging="360"/>
+      </w:pPr>
+      <w:rPr>
+        <w:rFonts w:ascii="Wingdings" w:hAnsi="Wingdings" w:hint="default"/>
+        <w:sz w:val="20"/>
+      </w:rPr>
+    </w:lvl>
+    <w:lvl w:ilvl="3" w:tentative="1">
+      <w:start w:val="1"/>
+      <w:numFmt w:val="bullet"/>
+      <w:lvlText w:val=""/>
+      <w:lvlJc w:val="left"/>
+      <w:pPr>
+        <w:tabs>
+          <w:tab w:val="num" w:pos="2880"/>
+        </w:tabs>
+        <w:ind w:left="2880" w:hanging="360"/>
+      </w:pPr>
+      <w:rPr>
+        <w:rFonts w:ascii="Wingdings" w:hAnsi="Wingdings" w:hint="default"/>
+        <w:sz w:val="20"/>
+      </w:rPr>
+    </w:lvl>
+    <w:lvl w:ilvl="4" w:tentative="1">
+      <w:start w:val="1"/>
+      <w:numFmt w:val="bullet"/>
+      <w:lvlText w:val=""/>
+      <w:lvlJc w:val="left"/>
+      <w:pPr>
+        <w:tabs>
+          <w:tab w:val="num" w:pos="3600"/>
+        </w:tabs>
+        <w:ind w:left="3600" w:hanging="360"/>
+      </w:pPr>
+      <w:rPr>
+        <w:rFonts w:ascii="Wingdings" w:hAnsi="Wingdings" w:hint="default"/>
+        <w:sz w:val="20"/>
+      </w:rPr>
+    </w:lvl>
+    <w:lvl w:ilvl="5" w:tentative="1">
+      <w:start w:val="1"/>
+      <w:numFmt w:val="bullet"/>
+      <w:lvlText w:val=""/>
+      <w:lvlJc w:val="left"/>
+      <w:pPr>
+        <w:tabs>
+          <w:tab w:val="num" w:pos="4320"/>
+        </w:tabs>
+        <w:ind w:left="4320" w:hanging="360"/>
+      </w:pPr>
+      <w:rPr>
+        <w:rFonts w:ascii="Wingdings" w:hAnsi="Wingdings" w:hint="default"/>
+        <w:sz w:val="20"/>
+      </w:rPr>
+    </w:lvl>
+    <w:lvl w:ilvl="6" w:tentative="1">
+      <w:start w:val="1"/>
+      <w:numFmt w:val="bullet"/>
+      <w:lvlText w:val=""/>
+      <w:lvlJc w:val="left"/>
+      <w:pPr>
+        <w:tabs>
+          <w:tab w:val="num" w:pos="5040"/>
+        </w:tabs>
+        <w:ind w:left="5040" w:hanging="360"/>
+      </w:pPr>
+      <w:rPr>
+        <w:rFonts w:ascii="Wingdings" w:hAnsi="Wingdings" w:hint="default"/>
+        <w:sz w:val="20"/>
+      </w:rPr>
+    </w:lvl>
+    <w:lvl w:ilvl="7" w:tentative="1">
+      <w:start w:val="1"/>
+      <w:numFmt w:val="bullet"/>
+      <w:lvlText w:val=""/>
+      <w:lvlJc w:val="left"/>
+      <w:pPr>
+        <w:tabs>
+          <w:tab w:val="num" w:pos="5760"/>
+        </w:tabs>
+        <w:ind w:left="5760" w:hanging="360"/>
+      </w:pPr>
+      <w:rPr>
+        <w:rFonts w:ascii="Wingdings" w:hAnsi="Wingdings" w:hint="default"/>
+        <w:sz w:val="20"/>
+      </w:rPr>
+    </w:lvl>
+    <w:lvl w:ilvl="8" w:tentative="1">
+      <w:start w:val="1"/>
+      <w:numFmt w:val="bullet"/>
+      <w:lvlText w:val=""/>
+      <w:lvlJc w:val="left"/>
+      <w:pPr>
+        <w:tabs>
+          <w:tab w:val="num" w:pos="6480"/>
+        </w:tabs>
+        <w:ind w:left="6480" w:hanging="360"/>
+      </w:pPr>
+      <w:rPr>
+        <w:rFonts w:ascii="Wingdings" w:hAnsi="Wingdings" w:hint="default"/>
+        <w:sz w:val="20"/>
+      </w:rPr>
+    </w:lvl>
+  </w:abstractNum>
+  <w:abstractNum w:abstractNumId="11" w15:restartNumberingAfterBreak="0">
+    <w:nsid w:val="7A6544A8"/>
+    <w:multiLevelType w:val="multilevel"/>
+    <w:tmpl w:val="2BA48542"/>
+    <w:lvl w:ilvl="0">
+      <w:start w:val="1"/>
+      <w:numFmt w:val="bullet"/>
+      <w:lvlText w:val=""/>
+      <w:lvlJc w:val="left"/>
+      <w:pPr>
+        <w:tabs>
+          <w:tab w:val="num" w:pos="720"/>
+        </w:tabs>
+        <w:ind w:left="720" w:hanging="360"/>
+      </w:pPr>
+      <w:rPr>
+        <w:rFonts w:ascii="Symbol" w:hAnsi="Symbol" w:hint="default"/>
+        <w:sz w:val="20"/>
+      </w:rPr>
+    </w:lvl>
+    <w:lvl w:ilvl="1" w:tentative="1">
+      <w:start w:val="1"/>
+      <w:numFmt w:val="bullet"/>
+      <w:lvlText w:val="o"/>
+      <w:lvlJc w:val="left"/>
+      <w:pPr>
+        <w:tabs>
+          <w:tab w:val="num" w:pos="1440"/>
+        </w:tabs>
+        <w:ind w:left="1440" w:hanging="360"/>
+      </w:pPr>
+      <w:rPr>
+        <w:rFonts w:ascii="Courier New" w:hAnsi="Courier New" w:hint="default"/>
+        <w:sz w:val="20"/>
+      </w:rPr>
+    </w:lvl>
+    <w:lvl w:ilvl="2" w:tentative="1">
+      <w:start w:val="1"/>
+      <w:numFmt w:val="bullet"/>
+      <w:lvlText w:val=""/>
+      <w:lvlJc w:val="left"/>
+      <w:pPr>
+        <w:tabs>
+          <w:tab w:val="num" w:pos="2160"/>
+        </w:tabs>
+        <w:ind w:left="2160" w:hanging="360"/>
+      </w:pPr>
+      <w:rPr>
+        <w:rFonts w:ascii="Wingdings" w:hAnsi="Wingdings" w:hint="default"/>
+        <w:sz w:val="20"/>
+      </w:rPr>
+    </w:lvl>
+    <w:lvl w:ilvl="3" w:tentative="1">
+      <w:start w:val="1"/>
+      <w:numFmt w:val="bullet"/>
+      <w:lvlText w:val=""/>
+      <w:lvlJc w:val="left"/>
+      <w:pPr>
+        <w:tabs>
+          <w:tab w:val="num" w:pos="2880"/>
+        </w:tabs>
+        <w:ind w:left="2880" w:hanging="360"/>
+      </w:pPr>
+      <w:rPr>
+        <w:rFonts w:ascii="Wingdings" w:hAnsi="Wingdings" w:hint="default"/>
+        <w:sz w:val="20"/>
+      </w:rPr>
+    </w:lvl>
+    <w:lvl w:ilvl="4" w:tentative="1">
+      <w:start w:val="1"/>
+      <w:numFmt w:val="bullet"/>
+      <w:lvlText w:val=""/>
+      <w:lvlJc w:val="left"/>
+      <w:pPr>
+        <w:tabs>
+          <w:tab w:val="num" w:pos="3600"/>
+        </w:tabs>
+        <w:ind w:left="3600" w:hanging="360"/>
+      </w:pPr>
+      <w:rPr>
+        <w:rFonts w:ascii="Wingdings" w:hAnsi="Wingdings" w:hint="default"/>
+        <w:sz w:val="20"/>
+      </w:rPr>
+    </w:lvl>
+    <w:lvl w:ilvl="5" w:tentative="1">
+      <w:start w:val="1"/>
+      <w:numFmt w:val="bullet"/>
+      <w:lvlText w:val=""/>
+      <w:lvlJc w:val="left"/>
+      <w:pPr>
+        <w:tabs>
+          <w:tab w:val="num" w:pos="4320"/>
+        </w:tabs>
+        <w:ind w:left="4320" w:hanging="360"/>
+      </w:pPr>
+      <w:rPr>
+        <w:rFonts w:ascii="Wingdings" w:hAnsi="Wingdings" w:hint="default"/>
+        <w:sz w:val="20"/>
+      </w:rPr>
+    </w:lvl>
+    <w:lvl w:ilvl="6" w:tentative="1">
+      <w:start w:val="1"/>
+      <w:numFmt w:val="bullet"/>
+      <w:lvlText w:val=""/>
+      <w:lvlJc w:val="left"/>
+      <w:pPr>
+        <w:tabs>
+          <w:tab w:val="num" w:pos="5040"/>
+        </w:tabs>
+        <w:ind w:left="5040" w:hanging="360"/>
+      </w:pPr>
+      <w:rPr>
+        <w:rFonts w:ascii="Wingdings" w:hAnsi="Wingdings" w:hint="default"/>
+        <w:sz w:val="20"/>
+      </w:rPr>
+    </w:lvl>
+    <w:lvl w:ilvl="7" w:tentative="1">
+      <w:start w:val="1"/>
+      <w:numFmt w:val="bullet"/>
+      <w:lvlText w:val=""/>
+      <w:lvlJc w:val="left"/>
+      <w:pPr>
+        <w:tabs>
+          <w:tab w:val="num" w:pos="5760"/>
+        </w:tabs>
+        <w:ind w:left="5760" w:hanging="360"/>
+      </w:pPr>
+      <w:rPr>
+        <w:rFonts w:ascii="Wingdings" w:hAnsi="Wingdings" w:hint="default"/>
+        <w:sz w:val="20"/>
+      </w:rPr>
+    </w:lvl>
+    <w:lvl w:ilvl="8" w:tentative="1">
+      <w:start w:val="1"/>
+      <w:numFmt w:val="bullet"/>
+      <w:lvlText w:val=""/>
+      <w:lvlJc w:val="left"/>
+      <w:pPr>
+        <w:tabs>
+          <w:tab w:val="num" w:pos="6480"/>
+        </w:tabs>
+        <w:ind w:left="6480" w:hanging="360"/>
+      </w:pPr>
+      <w:rPr>
+        <w:rFonts w:ascii="Wingdings" w:hAnsi="Wingdings" w:hint="default"/>
+        <w:sz w:val="20"/>
+      </w:rPr>
+    </w:lvl>
+  </w:abstractNum>
+  <w:abstractNum w:abstractNumId="12" w15:restartNumberingAfterBreak="0">
     <w:nsid w:val="7A7F20B4"/>
     <w:multiLevelType w:val="multilevel"/>
     <w:tmpl w:val="9F32B4E6"/>
@@ -5776,31 +12536,37 @@
     <w:abstractNumId w:val="1"/>
   </w:num>
   <w:num w:numId="3">
-    <w:abstractNumId w:val="6"/>
+    <w:abstractNumId w:val="7"/>
   </w:num>
   <w:num w:numId="4">
     <w:abstractNumId w:val="3"/>
   </w:num>
   <w:num w:numId="5">
-    <w:abstractNumId w:val="8"/>
+    <w:abstractNumId w:val="10"/>
   </w:num>
   <w:num w:numId="6">
-    <w:abstractNumId w:val="10"/>
+    <w:abstractNumId w:val="12"/>
   </w:num>
   <w:num w:numId="7">
-    <w:abstractNumId w:val="9"/>
+    <w:abstractNumId w:val="11"/>
   </w:num>
   <w:num w:numId="8">
-    <w:abstractNumId w:val="7"/>
+    <w:abstractNumId w:val="9"/>
   </w:num>
   <w:num w:numId="9">
     <w:abstractNumId w:val="2"/>
   </w:num>
   <w:num w:numId="10">
-    <w:abstractNumId w:val="5"/>
+    <w:abstractNumId w:val="6"/>
   </w:num>
   <w:num w:numId="11">
     <w:abstractNumId w:val="4"/>
+  </w:num>
+  <w:num w:numId="12">
+    <w:abstractNumId w:val="5"/>
+  </w:num>
+  <w:num w:numId="13">
+    <w:abstractNumId w:val="8"/>
   </w:num>
   <w:numIdMacAtCleanup w:val="10"/>
 </w:numbering>
